--- a/cpi-artifacts/EmailreceiverxlsxToXML/CPI-Mail-Reader_3/src/main/resources/scenarioflows/integrationflow/integrationflow_Technical_Specification.docx
+++ b/cpi-artifacts/EmailreceiverxlsxToXML/CPI-Mail-Reader_3/src/main/resources/scenarioflows/integrationflow/integrationflow_Technical_Specification.docx
@@ -2,73 +2,81 @@
 <file path=word/document.xml><?xml version="1.0" encoding="utf-8"?>
 <w:document xmlns:w="http://schemas.openxmlformats.org/wordprocessingml/2006/main" xmlns:m="http://schemas.openxmlformats.org/officeDocument/2006/math" xmlns:r="http://schemas.openxmlformats.org/officeDocument/2006/relationships" xmlns:o="urn:schemas-microsoft-com:office:office" xmlns:v="urn:schemas-microsoft-com:vml" xmlns:w10="urn:schemas-microsoft-com:office:word" xmlns:a="http://schemas.openxmlformats.org/drawingml/2006/main" xmlns:pic="http://schemas.openxmlformats.org/drawingml/2006/picture" xmlns:wp="http://schemas.openxmlformats.org/drawingml/2006/wordprocessingDrawing">
   <w:body>
-    <w:bookmarkStart w:id="31" w:name="documentation-for-iflow-integrationflow"/>
     <w:p>
       <w:pPr>
-        <w:pStyle w:val="Heading1"/>
-      </w:pPr>
-      <w:r>
-        <w:t xml:space="preserve">Documentation for iFlow:</w:t>
-      </w:r>
-      <w:r>
-        <w:t xml:space="preserve"> </w:t>
-      </w:r>
-      <w:r>
-        <w:rPr>
-          <w:rStyle w:val="VerbatimChar"/>
-        </w:rPr>
+        <w:pStyle w:val="FirstParagraph"/>
+      </w:pPr>
+      <w:r>
         <w:t xml:space="preserve">integrationflow</w:t>
-      </w:r>
-    </w:p>
-    <w:bookmarkStart w:id="20" w:name="overview"/>
-    <w:p>
-      <w:pPr>
-        <w:pStyle w:val="Heading2"/>
-      </w:pPr>
-      <w:r>
-        <w:t xml:space="preserve">Overview</w:t>
       </w:r>
     </w:p>
     <w:p>
       <w:pPr>
-        <w:pStyle w:val="FirstParagraph"/>
-      </w:pPr>
-      <w:r>
-        <w:t xml:space="preserve">The</w:t>
-      </w:r>
-      <w:r>
-        <w:t xml:space="preserve"> </w:t>
-      </w:r>
-      <w:r>
-        <w:rPr>
-          <w:rStyle w:val="VerbatimChar"/>
-        </w:rPr>
-        <w:t xml:space="preserve">integrationflow</w:t>
-      </w:r>
-      <w:r>
-        <w:t xml:space="preserve"> </w:t>
-      </w:r>
-      <w:r>
-        <w:t xml:space="preserve">is an integration flow designed to facilitate the transfer of data between a sender and a receiver using email protocols (IMAP for receiving and SMTP for sending). The flow is structured to read emails from a specified mailbox, process the content, and send the processed data to a designated recipient.</w:t>
+        <w:pStyle w:val="BodyText"/>
+      </w:pPr>
+      <w:r>
+        <w:t xml:space="preserve">Technical Specification Document</w:t>
       </w:r>
     </w:p>
-    <w:bookmarkEnd w:id="20"/>
-    <w:bookmarkStart w:id="27" w:name="iflow-structure"/>
     <w:p>
       <w:pPr>
-        <w:pStyle w:val="Heading2"/>
-      </w:pPr>
-      <w:r>
-        <w:t xml:space="preserve">iFlow Structure</w:t>
-      </w:r>
+        <w:pStyle w:val="BodyText"/>
+      </w:pPr>
     </w:p>
-    <w:bookmarkStart w:id="21" w:name="collaboration"/>
     <w:p>
       <w:pPr>
-        <w:pStyle w:val="Heading3"/>
-      </w:pPr>
-      <w:r>
-        <w:t xml:space="preserve">Collaboration</w:t>
+        <w:pStyle w:val="BodyText"/>
+      </w:pPr>
+      <w:r>
+        <w:t xml:space="preserve">Author</w:t>
+      </w:r>
+    </w:p>
+    <w:p>
+      <w:pPr>
+        <w:pStyle w:val="BodyText"/>
+      </w:pPr>
+      <w:r>
+        <w:t xml:space="preserve">Sindhu</w:t>
+      </w:r>
+    </w:p>
+    <w:p>
+      <w:pPr>
+        <w:pStyle w:val="BodyText"/>
+      </w:pPr>
+      <w:r>
+        <w:t xml:space="preserve">Date</w:t>
+      </w:r>
+    </w:p>
+    <w:p>
+      <w:pPr>
+        <w:pStyle w:val="BodyText"/>
+      </w:pPr>
+      <w:r>
+        <w:t xml:space="preserve">2026-01-05</w:t>
+      </w:r>
+    </w:p>
+    <w:p>
+      <w:pPr>
+        <w:pStyle w:val="BodyText"/>
+      </w:pPr>
+      <w:r>
+        <w:t xml:space="preserve">Version</w:t>
+      </w:r>
+    </w:p>
+    <w:p>
+      <w:pPr>
+        <w:pStyle w:val="BodyText"/>
+      </w:pPr>
+      <w:r>
+        <w:t xml:space="preserve">1.0.0</w:t>
+      </w:r>
+    </w:p>
+    <w:p>
+      <w:pPr>
+        <w:pStyle w:val="BodyText"/>
+      </w:pPr>
+      <w:r>
+        <w:t xml:space="preserve">Table of Contents</w:t>
       </w:r>
     </w:p>
     <w:p>
@@ -77,6 +85,188 @@
           <w:ilvl w:val="0"/>
           <w:numId w:val="1001"/>
         </w:numPr>
+      </w:pPr>
+      <w:r>
+        <w:t xml:space="preserve">Introduction</w:t>
+      </w:r>
+      <w:r>
+        <w:t xml:space="preserve"> </w:t>
+      </w:r>
+      <w:r>
+        <w:t xml:space="preserve">1.1 Purpose</w:t>
+      </w:r>
+      <w:r>
+        <w:t xml:space="preserve"> </w:t>
+      </w:r>
+      <w:r>
+        <w:t xml:space="preserve">1.2 Scope</w:t>
+      </w:r>
+    </w:p>
+    <w:p>
+      <w:pPr>
+        <w:numPr>
+          <w:ilvl w:val="0"/>
+          <w:numId w:val="1001"/>
+        </w:numPr>
+      </w:pPr>
+      <w:r>
+        <w:t xml:space="preserve">Integration Overview</w:t>
+      </w:r>
+      <w:r>
+        <w:t xml:space="preserve"> </w:t>
+      </w:r>
+      <w:r>
+        <w:t xml:space="preserve">2.1 Integration Architecture</w:t>
+      </w:r>
+      <w:r>
+        <w:t xml:space="preserve"> </w:t>
+      </w:r>
+      <w:r>
+        <w:t xml:space="preserve">2.2 Integration Components</w:t>
+      </w:r>
+    </w:p>
+    <w:p>
+      <w:pPr>
+        <w:numPr>
+          <w:ilvl w:val="0"/>
+          <w:numId w:val="1001"/>
+        </w:numPr>
+      </w:pPr>
+      <w:r>
+        <w:t xml:space="preserve">Integration Scenarios</w:t>
+      </w:r>
+      <w:r>
+        <w:t xml:space="preserve"> </w:t>
+      </w:r>
+      <w:r>
+        <w:t xml:space="preserve">3.1 Scenario Description</w:t>
+      </w:r>
+      <w:r>
+        <w:t xml:space="preserve"> </w:t>
+      </w:r>
+      <w:r>
+        <w:t xml:space="preserve">3.2 Data Flows</w:t>
+      </w:r>
+      <w:r>
+        <w:t xml:space="preserve"> </w:t>
+      </w:r>
+      <w:r>
+        <w:t xml:space="preserve">3.3 Security Requirements</w:t>
+      </w:r>
+    </w:p>
+    <w:p>
+      <w:pPr>
+        <w:numPr>
+          <w:ilvl w:val="0"/>
+          <w:numId w:val="1001"/>
+        </w:numPr>
+      </w:pPr>
+      <w:r>
+        <w:t xml:space="preserve">Error Handling and Logging</w:t>
+      </w:r>
+    </w:p>
+    <w:p>
+      <w:pPr>
+        <w:numPr>
+          <w:ilvl w:val="0"/>
+          <w:numId w:val="1001"/>
+        </w:numPr>
+      </w:pPr>
+      <w:r>
+        <w:t xml:space="preserve">Testing Validation</w:t>
+      </w:r>
+    </w:p>
+    <w:p>
+      <w:pPr>
+        <w:numPr>
+          <w:ilvl w:val="0"/>
+          <w:numId w:val="1001"/>
+        </w:numPr>
+      </w:pPr>
+      <w:r>
+        <w:t xml:space="preserve">Reference Documents</w:t>
+      </w:r>
+    </w:p>
+    <w:bookmarkStart w:id="41" w:name="documentation-for-iflow-integrationflow"/>
+    <w:p>
+      <w:pPr>
+        <w:pStyle w:val="Heading1"/>
+      </w:pPr>
+      <w:r>
+        <w:t xml:space="preserve">Documentation for iFlow</w:t>
+      </w:r>
+      <w:r>
+        <w:t xml:space="preserve"> </w:t>
+      </w:r>
+      <w:r>
+        <w:t xml:space="preserve">‘</w:t>
+      </w:r>
+      <w:r>
+        <w:t xml:space="preserve">integrationflow</w:t>
+      </w:r>
+      <w:r>
+        <w:t xml:space="preserve">’</w:t>
+      </w:r>
+    </w:p>
+    <w:bookmarkStart w:id="20" w:name="overview"/>
+    <w:p>
+      <w:pPr>
+        <w:pStyle w:val="Heading2"/>
+      </w:pPr>
+      <w:r>
+        <w:t xml:space="preserve">1. Overview</w:t>
+      </w:r>
+    </w:p>
+    <w:p>
+      <w:pPr>
+        <w:pStyle w:val="FirstParagraph"/>
+      </w:pPr>
+      <w:r>
+        <w:t xml:space="preserve">The iFlow</w:t>
+      </w:r>
+      <w:r>
+        <w:t xml:space="preserve"> </w:t>
+      </w:r>
+      <w:r>
+        <w:t xml:space="preserve">‘</w:t>
+      </w:r>
+      <w:r>
+        <w:t xml:space="preserve">integrationflow</w:t>
+      </w:r>
+      <w:r>
+        <w:t xml:space="preserve">’</w:t>
+      </w:r>
+      <w:r>
+        <w:t xml:space="preserve"> </w:t>
+      </w:r>
+      <w:r>
+        <w:t xml:space="preserve">is designed to facilitate the integration of email communication using IMAP and SMTP protocols. It retrieves unread emails from a Gmail account and forwards the content as an attachment to a specified recipient. The iFlow consists of multiple components including a start event, call activities for processing, and message flows for communication between the sender and receiver.</w:t>
+      </w:r>
+    </w:p>
+    <w:bookmarkEnd w:id="20"/>
+    <w:bookmarkStart w:id="21" w:name="iflow-structure"/>
+    <w:p>
+      <w:pPr>
+        <w:pStyle w:val="Heading2"/>
+      </w:pPr>
+      <w:r>
+        <w:t xml:space="preserve">2. iFlow Structure</w:t>
+      </w:r>
+    </w:p>
+    <w:p>
+      <w:pPr>
+        <w:pStyle w:val="FirstParagraph"/>
+      </w:pPr>
+      <w:r>
+        <w:t xml:space="preserve">The iFlow is structured as follows:</w:t>
+      </w:r>
+    </w:p>
+    <w:p>
+      <w:pPr>
+        <w:numPr>
+          <w:ilvl w:val="0"/>
+          <w:numId w:val="1002"/>
+        </w:numPr>
         <w:pStyle w:val="Compact"/>
       </w:pPr>
       <w:r>
@@ -84,26 +274,17 @@
           <w:bCs/>
           <w:b/>
         </w:rPr>
-        <w:t xml:space="preserve">Collaboration ID</w:t>
-      </w:r>
-      <w:r>
-        <w:t xml:space="preserve">:</w:t>
-      </w:r>
-      <w:r>
-        <w:t xml:space="preserve"> </w:t>
-      </w:r>
-      <w:r>
-        <w:rPr>
-          <w:rStyle w:val="VerbatimChar"/>
-        </w:rPr>
-        <w:t xml:space="preserve">Collaboration_1</w:t>
+        <w:t xml:space="preserve">Start Event</w:t>
+      </w:r>
+      <w:r>
+        <w:t xml:space="preserve">: Initiates the flow.</w:t>
       </w:r>
     </w:p>
     <w:p>
       <w:pPr>
         <w:numPr>
           <w:ilvl w:val="0"/>
-          <w:numId w:val="1001"/>
+          <w:numId w:val="1002"/>
         </w:numPr>
         <w:pStyle w:val="Compact"/>
       </w:pPr>
@@ -112,7 +293,7 @@
           <w:bCs/>
           <w:b/>
         </w:rPr>
-        <w:t xml:space="preserve">Participants</w:t>
+        <w:t xml:space="preserve">Call Activities</w:t>
       </w:r>
       <w:r>
         <w:t xml:space="preserve">:</w:t>
@@ -122,7 +303,111 @@
       <w:pPr>
         <w:numPr>
           <w:ilvl w:val="1"/>
+          <w:numId w:val="1003"/>
+        </w:numPr>
+        <w:pStyle w:val="Compact"/>
+      </w:pPr>
+      <w:r>
+        <w:t xml:space="preserve">Groovy Script for processing.</w:t>
+      </w:r>
+    </w:p>
+    <w:p>
+      <w:pPr>
+        <w:numPr>
+          <w:ilvl w:val="1"/>
+          <w:numId w:val="1003"/>
+        </w:numPr>
+        <w:pStyle w:val="Compact"/>
+      </w:pPr>
+      <w:r>
+        <w:t xml:space="preserve">Content Modifiers for enriching the message.</w:t>
+      </w:r>
+    </w:p>
+    <w:p>
+      <w:pPr>
+        <w:numPr>
+          <w:ilvl w:val="0"/>
           <w:numId w:val="1002"/>
+        </w:numPr>
+        <w:pStyle w:val="Compact"/>
+      </w:pPr>
+      <w:r>
+        <w:rPr>
+          <w:bCs/>
+          <w:b/>
+        </w:rPr>
+        <w:t xml:space="preserve">End Event</w:t>
+      </w:r>
+      <w:r>
+        <w:t xml:space="preserve">: Marks the completion of the flow.</w:t>
+      </w:r>
+    </w:p>
+    <w:p>
+      <w:pPr>
+        <w:numPr>
+          <w:ilvl w:val="0"/>
+          <w:numId w:val="1002"/>
+        </w:numPr>
+        <w:pStyle w:val="Compact"/>
+      </w:pPr>
+      <w:r>
+        <w:rPr>
+          <w:bCs/>
+          <w:b/>
+        </w:rPr>
+        <w:t xml:space="preserve">Message Flows</w:t>
+      </w:r>
+      <w:r>
+        <w:t xml:space="preserve">:</w:t>
+      </w:r>
+    </w:p>
+    <w:p>
+      <w:pPr>
+        <w:numPr>
+          <w:ilvl w:val="1"/>
+          <w:numId w:val="1004"/>
+        </w:numPr>
+        <w:pStyle w:val="Compact"/>
+      </w:pPr>
+      <w:r>
+        <w:t xml:space="preserve">From the sender (IMAP) to the start event.</w:t>
+      </w:r>
+    </w:p>
+    <w:p>
+      <w:pPr>
+        <w:numPr>
+          <w:ilvl w:val="1"/>
+          <w:numId w:val="1004"/>
+        </w:numPr>
+        <w:pStyle w:val="Compact"/>
+      </w:pPr>
+      <w:r>
+        <w:t xml:space="preserve">From the end event to the receiver (SMTP).</w:t>
+      </w:r>
+    </w:p>
+    <w:bookmarkEnd w:id="21"/>
+    <w:bookmarkStart w:id="22" w:name="participants"/>
+    <w:p>
+      <w:pPr>
+        <w:pStyle w:val="Heading2"/>
+      </w:pPr>
+      <w:r>
+        <w:t xml:space="preserve">3. Participants</w:t>
+      </w:r>
+    </w:p>
+    <w:p>
+      <w:pPr>
+        <w:pStyle w:val="FirstParagraph"/>
+      </w:pPr>
+      <w:r>
+        <w:t xml:space="preserve">The iFlow includes the following participants:</w:t>
+      </w:r>
+    </w:p>
+    <w:p>
+      <w:pPr>
+        <w:numPr>
+          <w:ilvl w:val="0"/>
+          <w:numId w:val="1005"/>
         </w:numPr>
         <w:pStyle w:val="Compact"/>
       </w:pPr>
@@ -134,14 +419,14 @@
         <w:t xml:space="preserve">Sender</w:t>
       </w:r>
       <w:r>
-        <w:t xml:space="preserve">: Represents the source of the data (Email Receiver).</w:t>
+        <w:t xml:space="preserve">: Represents the source of the email (IMAP).</w:t>
       </w:r>
     </w:p>
     <w:p>
       <w:pPr>
         <w:numPr>
-          <w:ilvl w:val="1"/>
-          <w:numId w:val="1002"/>
+          <w:ilvl w:val="0"/>
+          <w:numId w:val="1005"/>
         </w:numPr>
         <w:pStyle w:val="Compact"/>
       </w:pPr>
@@ -153,14 +438,14 @@
         <w:t xml:space="preserve">Receiver</w:t>
       </w:r>
       <w:r>
-        <w:t xml:space="preserve">: Represents the destination for the processed data (Email Sender).</w:t>
+        <w:t xml:space="preserve">: Represents the destination for the email (SMTP).</w:t>
       </w:r>
     </w:p>
     <w:p>
       <w:pPr>
         <w:numPr>
-          <w:ilvl w:val="1"/>
-          <w:numId w:val="1002"/>
+          <w:ilvl w:val="0"/>
+          <w:numId w:val="1005"/>
         </w:numPr>
         <w:pStyle w:val="Compact"/>
       </w:pPr>
@@ -172,43 +457,33 @@
         <w:t xml:space="preserve">Integration Process</w:t>
       </w:r>
       <w:r>
-        <w:t xml:space="preserve">: The main processing logic of the integration flow.</w:t>
+        <w:t xml:space="preserve">: The main processing logic of the iFlow.</w:t>
       </w:r>
     </w:p>
-    <w:bookmarkEnd w:id="21"/>
-    <w:bookmarkStart w:id="22" w:name="message-flows"/>
+    <w:bookmarkEnd w:id="22"/>
+    <w:bookmarkStart w:id="25" w:name="message-flows"/>
     <w:p>
       <w:pPr>
+        <w:pStyle w:val="Heading2"/>
+      </w:pPr>
+      <w:r>
+        <w:t xml:space="preserve">4. Message Flows</w:t>
+      </w:r>
+    </w:p>
+    <w:bookmarkStart w:id="23" w:name="message-flow-from-sender-to-start-event"/>
+    <w:p>
+      <w:pPr>
         <w:pStyle w:val="Heading3"/>
       </w:pPr>
       <w:r>
-        <w:t xml:space="preserve">Message Flows</w:t>
+        <w:t xml:space="preserve">4.1. Message Flow from Sender to Start Event</w:t>
       </w:r>
     </w:p>
     <w:p>
       <w:pPr>
         <w:numPr>
           <w:ilvl w:val="0"/>
-          <w:numId w:val="1003"/>
-        </w:numPr>
-        <w:pStyle w:val="Compact"/>
-      </w:pPr>
-      <w:r>
-        <w:rPr>
-          <w:bCs/>
-          <w:b/>
-        </w:rPr>
-        <w:t xml:space="preserve">Message Flow from Sender to Start Event</w:t>
-      </w:r>
-      <w:r>
-        <w:t xml:space="preserve">:</w:t>
-      </w:r>
-    </w:p>
-    <w:p>
-      <w:pPr>
-        <w:numPr>
-          <w:ilvl w:val="1"/>
-          <w:numId w:val="1004"/>
+          <w:numId w:val="1006"/>
         </w:numPr>
         <w:pStyle w:val="Compact"/>
       </w:pPr>
@@ -220,14 +495,14 @@
         <w:t xml:space="preserve">Source</w:t>
       </w:r>
       <w:r>
-        <w:t xml:space="preserve">: Sender (IMAP)</w:t>
+        <w:t xml:space="preserve">: Participant_1 (Sender)</w:t>
       </w:r>
     </w:p>
     <w:p>
       <w:pPr>
         <w:numPr>
-          <w:ilvl w:val="1"/>
-          <w:numId w:val="1004"/>
+          <w:ilvl w:val="0"/>
+          <w:numId w:val="1006"/>
         </w:numPr>
         <w:pStyle w:val="Compact"/>
       </w:pPr>
@@ -239,14 +514,14 @@
         <w:t xml:space="preserve">Target</w:t>
       </w:r>
       <w:r>
-        <w:t xml:space="preserve">: Start Event</w:t>
+        <w:t xml:space="preserve">: StartEvent_2</w:t>
       </w:r>
     </w:p>
     <w:p>
       <w:pPr>
         <w:numPr>
-          <w:ilvl w:val="1"/>
-          <w:numId w:val="1004"/>
+          <w:ilvl w:val="0"/>
+          <w:numId w:val="1006"/>
         </w:numPr>
         <w:pStyle w:val="Compact"/>
       </w:pPr>
@@ -255,29 +530,22 @@
           <w:bCs/>
           <w:b/>
         </w:rPr>
-        <w:t xml:space="preserve">Protocol</w:t>
-      </w:r>
-      <w:r>
-        <w:t xml:space="preserve">: IMAP</w:t>
+        <w:t xml:space="preserve">Properties</w:t>
+      </w:r>
+      <w:r>
+        <w:t xml:space="preserve">:</w:t>
       </w:r>
     </w:p>
     <w:p>
       <w:pPr>
         <w:numPr>
           <w:ilvl w:val="1"/>
-          <w:numId w:val="1004"/>
+          <w:numId w:val="1007"/>
         </w:numPr>
         <w:pStyle w:val="Compact"/>
       </w:pPr>
       <w:r>
-        <w:rPr>
-          <w:bCs/>
-          <w:b/>
-        </w:rPr>
-        <w:t xml:space="preserve">Server</w:t>
-      </w:r>
-      <w:r>
-        <w:t xml:space="preserve">:</w:t>
+        <w:t xml:space="preserve">Server:</w:t>
       </w:r>
       <w:r>
         <w:t xml:space="preserve"> </w:t>
@@ -293,19 +561,12 @@
       <w:pPr>
         <w:numPr>
           <w:ilvl w:val="1"/>
-          <w:numId w:val="1004"/>
+          <w:numId w:val="1007"/>
         </w:numPr>
         <w:pStyle w:val="Compact"/>
       </w:pPr>
       <w:r>
-        <w:rPr>
-          <w:bCs/>
-          <w:b/>
-        </w:rPr>
-        <w:t xml:space="preserve">User</w:t>
-      </w:r>
-      <w:r>
-        <w:t xml:space="preserve">:</w:t>
+        <w:t xml:space="preserve">Authentication:</w:t>
       </w:r>
       <w:r>
         <w:t xml:space="preserve"> </w:t>
@@ -314,26 +575,61 @@
         <w:rPr>
           <w:rStyle w:val="VerbatimChar"/>
         </w:rPr>
-        <w:t xml:space="preserve">GMAIL_SINDHU</w:t>
+        <w:t xml:space="preserve">loginPlain</w:t>
       </w:r>
     </w:p>
     <w:p>
       <w:pPr>
         <w:numPr>
           <w:ilvl w:val="1"/>
-          <w:numId w:val="1004"/>
+          <w:numId w:val="1007"/>
         </w:numPr>
         <w:pStyle w:val="Compact"/>
       </w:pPr>
       <w:r>
+        <w:t xml:space="preserve">SSL:</w:t>
+      </w:r>
+      <w:r>
+        <w:t xml:space="preserve"> </w:t>
+      </w:r>
+      <w:r>
         <w:rPr>
-          <w:bCs/>
-          <w:b/>
+          <w:rStyle w:val="VerbatimChar"/>
         </w:rPr>
-        <w:t xml:space="preserve">Folder</w:t>
-      </w:r>
-      <w:r>
-        <w:t xml:space="preserve">:</w:t>
+        <w:t xml:space="preserve">imaps</w:t>
+      </w:r>
+    </w:p>
+    <w:p>
+      <w:pPr>
+        <w:numPr>
+          <w:ilvl w:val="1"/>
+          <w:numId w:val="1007"/>
+        </w:numPr>
+        <w:pStyle w:val="Compact"/>
+      </w:pPr>
+      <w:r>
+        <w:t xml:space="preserve">Max Messages Per Poll:</w:t>
+      </w:r>
+      <w:r>
+        <w:t xml:space="preserve"> </w:t>
+      </w:r>
+      <w:r>
+        <w:rPr>
+          <w:rStyle w:val="VerbatimChar"/>
+        </w:rPr>
+        <w:t xml:space="preserve">20</w:t>
+      </w:r>
+    </w:p>
+    <w:p>
+      <w:pPr>
+        <w:numPr>
+          <w:ilvl w:val="1"/>
+          <w:numId w:val="1007"/>
+        </w:numPr>
+        <w:pStyle w:val="Compact"/>
+      </w:pPr>
+      <w:r>
+        <w:t xml:space="preserve">Folder:</w:t>
       </w:r>
       <w:r>
         <w:t xml:space="preserve"> </w:t>
@@ -349,138 +645,29 @@
       <w:pPr>
         <w:numPr>
           <w:ilvl w:val="1"/>
-          <w:numId w:val="1004"/>
+          <w:numId w:val="1007"/>
         </w:numPr>
         <w:pStyle w:val="Compact"/>
       </w:pPr>
       <w:r>
-        <w:rPr>
-          <w:bCs/>
-          <w:b/>
-        </w:rPr>
-        <w:t xml:space="preserve">Max Messages Per Poll</w:t>
-      </w:r>
-      <w:r>
-        <w:t xml:space="preserve">:</w:t>
-      </w:r>
-      <w:r>
-        <w:t xml:space="preserve"> </w:t>
-      </w:r>
-      <w:r>
-        <w:rPr>
-          <w:rStyle w:val="VerbatimChar"/>
-        </w:rPr>
-        <w:t xml:space="preserve">20</w:t>
+        <w:t xml:space="preserve">Schedule Key: Configured for daily polling.</w:t>
+      </w:r>
+    </w:p>
+    <w:bookmarkEnd w:id="23"/>
+    <w:bookmarkStart w:id="24" w:name="message-flow-from-end-event-to-receiver"/>
+    <w:p>
+      <w:pPr>
+        <w:pStyle w:val="Heading3"/>
+      </w:pPr>
+      <w:r>
+        <w:t xml:space="preserve">4.2. Message Flow from End Event to Receiver</w:t>
       </w:r>
     </w:p>
     <w:p>
       <w:pPr>
         <w:numPr>
-          <w:ilvl w:val="1"/>
-          <w:numId w:val="1004"/>
-        </w:numPr>
-        <w:pStyle w:val="Compact"/>
-      </w:pPr>
-      <w:r>
-        <w:rPr>
-          <w:bCs/>
-          <w:b/>
-        </w:rPr>
-        <w:t xml:space="preserve">Selection Read Flag</w:t>
-      </w:r>
-      <w:r>
-        <w:t xml:space="preserve">:</w:t>
-      </w:r>
-      <w:r>
-        <w:t xml:space="preserve"> </w:t>
-      </w:r>
-      <w:r>
-        <w:rPr>
-          <w:rStyle w:val="VerbatimChar"/>
-        </w:rPr>
-        <w:t xml:space="preserve">unread</w:t>
-      </w:r>
-    </w:p>
-    <w:p>
-      <w:pPr>
-        <w:numPr>
-          <w:ilvl w:val="1"/>
-          <w:numId w:val="1004"/>
-        </w:numPr>
-        <w:pStyle w:val="Compact"/>
-      </w:pPr>
-      <w:r>
-        <w:rPr>
-          <w:bCs/>
-          <w:b/>
-        </w:rPr>
-        <w:t xml:space="preserve">SSL</w:t>
-      </w:r>
-      <w:r>
-        <w:t xml:space="preserve">:</w:t>
-      </w:r>
-      <w:r>
-        <w:t xml:space="preserve"> </w:t>
-      </w:r>
-      <w:r>
-        <w:rPr>
-          <w:rStyle w:val="VerbatimChar"/>
-        </w:rPr>
-        <w:t xml:space="preserve">imaps</w:t>
-      </w:r>
-    </w:p>
-    <w:p>
-      <w:pPr>
-        <w:numPr>
-          <w:ilvl w:val="1"/>
-          <w:numId w:val="1004"/>
-        </w:numPr>
-        <w:pStyle w:val="Compact"/>
-      </w:pPr>
-      <w:r>
-        <w:rPr>
-          <w:bCs/>
-          <w:b/>
-        </w:rPr>
-        <w:t xml:space="preserve">Timeout</w:t>
-      </w:r>
-      <w:r>
-        <w:t xml:space="preserve">:</w:t>
-      </w:r>
-      <w:r>
-        <w:t xml:space="preserve"> </w:t>
-      </w:r>
-      <w:r>
-        <w:rPr>
-          <w:rStyle w:val="VerbatimChar"/>
-        </w:rPr>
-        <w:t xml:space="preserve">3000 ms</w:t>
-      </w:r>
-    </w:p>
-    <w:p>
-      <w:pPr>
-        <w:numPr>
           <w:ilvl w:val="0"/>
-          <w:numId w:val="1003"/>
-        </w:numPr>
-        <w:pStyle w:val="Compact"/>
-      </w:pPr>
-      <w:r>
-        <w:rPr>
-          <w:bCs/>
-          <w:b/>
-        </w:rPr>
-        <w:t xml:space="preserve">Message Flow from End Event to Receiver</w:t>
-      </w:r>
-      <w:r>
-        <w:t xml:space="preserve">:</w:t>
-      </w:r>
-    </w:p>
-    <w:p>
-      <w:pPr>
-        <w:numPr>
-          <w:ilvl w:val="1"/>
-          <w:numId w:val="1005"/>
+          <w:numId w:val="1008"/>
         </w:numPr>
         <w:pStyle w:val="Compact"/>
       </w:pPr>
@@ -492,14 +679,14 @@
         <w:t xml:space="preserve">Source</w:t>
       </w:r>
       <w:r>
-        <w:t xml:space="preserve">: End Event</w:t>
+        <w:t xml:space="preserve">: EndEvent_2</w:t>
       </w:r>
     </w:p>
     <w:p>
       <w:pPr>
         <w:numPr>
-          <w:ilvl w:val="1"/>
-          <w:numId w:val="1005"/>
+          <w:ilvl w:val="0"/>
+          <w:numId w:val="1008"/>
         </w:numPr>
         <w:pStyle w:val="Compact"/>
       </w:pPr>
@@ -511,14 +698,14 @@
         <w:t xml:space="preserve">Target</w:t>
       </w:r>
       <w:r>
-        <w:t xml:space="preserve">: Receiver (SMTP)</w:t>
+        <w:t xml:space="preserve">: Participant_2 (Receiver)</w:t>
       </w:r>
     </w:p>
     <w:p>
       <w:pPr>
         <w:numPr>
-          <w:ilvl w:val="1"/>
-          <w:numId w:val="1005"/>
+          <w:ilvl w:val="0"/>
+          <w:numId w:val="1008"/>
         </w:numPr>
         <w:pStyle w:val="Compact"/>
       </w:pPr>
@@ -527,17 +714,175 @@
           <w:bCs/>
           <w:b/>
         </w:rPr>
-        <w:t xml:space="preserve">Protocol</w:t>
-      </w:r>
-      <w:r>
-        <w:t xml:space="preserve">: SMTP</w:t>
+        <w:t xml:space="preserve">Properties</w:t>
+      </w:r>
+      <w:r>
+        <w:t xml:space="preserve">:</w:t>
       </w:r>
     </w:p>
     <w:p>
       <w:pPr>
         <w:numPr>
           <w:ilvl w:val="1"/>
-          <w:numId w:val="1005"/>
+          <w:numId w:val="1009"/>
+        </w:numPr>
+        <w:pStyle w:val="Compact"/>
+      </w:pPr>
+      <w:r>
+        <w:t xml:space="preserve">Server:</w:t>
+      </w:r>
+      <w:r>
+        <w:t xml:space="preserve"> </w:t>
+      </w:r>
+      <w:r>
+        <w:rPr>
+          <w:rStyle w:val="VerbatimChar"/>
+        </w:rPr>
+        <w:t xml:space="preserve">smtp.gmail.com</w:t>
+      </w:r>
+    </w:p>
+    <w:p>
+      <w:pPr>
+        <w:numPr>
+          <w:ilvl w:val="1"/>
+          <w:numId w:val="1009"/>
+        </w:numPr>
+        <w:pStyle w:val="Compact"/>
+      </w:pPr>
+      <w:r>
+        <w:t xml:space="preserve">Authentication:</w:t>
+      </w:r>
+      <w:r>
+        <w:t xml:space="preserve"> </w:t>
+      </w:r>
+      <w:r>
+        <w:rPr>
+          <w:rStyle w:val="VerbatimChar"/>
+        </w:rPr>
+        <w:t xml:space="preserve">loginPlain</w:t>
+      </w:r>
+    </w:p>
+    <w:p>
+      <w:pPr>
+        <w:numPr>
+          <w:ilvl w:val="1"/>
+          <w:numId w:val="1009"/>
+        </w:numPr>
+        <w:pStyle w:val="Compact"/>
+      </w:pPr>
+      <w:r>
+        <w:t xml:space="preserve">Subject:</w:t>
+      </w:r>
+      <w:r>
+        <w:t xml:space="preserve"> </w:t>
+      </w:r>
+      <w:r>
+        <w:rPr>
+          <w:rStyle w:val="VerbatimChar"/>
+        </w:rPr>
+        <w:t xml:space="preserve">XML DATA</w:t>
+      </w:r>
+    </w:p>
+    <w:p>
+      <w:pPr>
+        <w:numPr>
+          <w:ilvl w:val="1"/>
+          <w:numId w:val="1009"/>
+        </w:numPr>
+        <w:pStyle w:val="Compact"/>
+      </w:pPr>
+      <w:r>
+        <w:t xml:space="preserve">From:</w:t>
+      </w:r>
+      <w:r>
+        <w:t xml:space="preserve"> </w:t>
+      </w:r>
+      <w:r>
+        <w:rPr>
+          <w:rStyle w:val="VerbatimChar"/>
+        </w:rPr>
+        <w:t xml:space="preserve">sindhukv898@gmail.com</w:t>
+      </w:r>
+    </w:p>
+    <w:p>
+      <w:pPr>
+        <w:numPr>
+          <w:ilvl w:val="1"/>
+          <w:numId w:val="1009"/>
+        </w:numPr>
+        <w:pStyle w:val="Compact"/>
+      </w:pPr>
+      <w:r>
+        <w:t xml:space="preserve">To:</w:t>
+      </w:r>
+      <w:r>
+        <w:t xml:space="preserve"> </w:t>
+      </w:r>
+      <w:r>
+        <w:rPr>
+          <w:rStyle w:val="VerbatimChar"/>
+        </w:rPr>
+        <w:t xml:space="preserve">sindhu.kv@motiveminds.com</w:t>
+      </w:r>
+    </w:p>
+    <w:p>
+      <w:pPr>
+        <w:numPr>
+          <w:ilvl w:val="1"/>
+          <w:numId w:val="1009"/>
+        </w:numPr>
+        <w:pStyle w:val="Compact"/>
+      </w:pPr>
+      <w:r>
+        <w:t xml:space="preserve">Content Type:</w:t>
+      </w:r>
+      <w:r>
+        <w:t xml:space="preserve"> </w:t>
+      </w:r>
+      <w:r>
+        <w:rPr>
+          <w:rStyle w:val="VerbatimChar"/>
+        </w:rPr>
+        <w:t xml:space="preserve">text/plain</w:t>
+      </w:r>
+    </w:p>
+    <w:p>
+      <w:pPr>
+        <w:numPr>
+          <w:ilvl w:val="1"/>
+          <w:numId w:val="1009"/>
+        </w:numPr>
+        <w:pStyle w:val="Compact"/>
+      </w:pPr>
+      <w:r>
+        <w:t xml:space="preserve">Attachments: XML data as an attachment.</w:t>
+      </w:r>
+    </w:p>
+    <w:bookmarkEnd w:id="24"/>
+    <w:bookmarkEnd w:id="25"/>
+    <w:bookmarkStart w:id="31" w:name="process-details"/>
+    <w:p>
+      <w:pPr>
+        <w:pStyle w:val="Heading2"/>
+      </w:pPr>
+      <w:r>
+        <w:t xml:space="preserve">5. Process Details</w:t>
+      </w:r>
+    </w:p>
+    <w:bookmarkStart w:id="26" w:name="integration-process"/>
+    <w:p>
+      <w:pPr>
+        <w:pStyle w:val="Heading3"/>
+      </w:pPr>
+      <w:r>
+        <w:t xml:space="preserve">5.1. Integration Process</w:t>
+      </w:r>
+    </w:p>
+    <w:p>
+      <w:pPr>
+        <w:numPr>
+          <w:ilvl w:val="0"/>
+          <w:numId w:val="1010"/>
         </w:numPr>
         <w:pStyle w:val="Compact"/>
       </w:pPr>
@@ -546,251 +891,17 @@
           <w:bCs/>
           <w:b/>
         </w:rPr>
-        <w:t xml:space="preserve">Server</w:t>
-      </w:r>
-      <w:r>
-        <w:t xml:space="preserve">:</w:t>
-      </w:r>
-      <w:r>
-        <w:t xml:space="preserve"> </w:t>
-      </w:r>
-      <w:r>
-        <w:rPr>
-          <w:rStyle w:val="VerbatimChar"/>
-        </w:rPr>
-        <w:t xml:space="preserve">smtp.gmail.com</w:t>
+        <w:t xml:space="preserve">ID</w:t>
+      </w:r>
+      <w:r>
+        <w:t xml:space="preserve">: Process_1</w:t>
       </w:r>
     </w:p>
     <w:p>
       <w:pPr>
         <w:numPr>
-          <w:ilvl w:val="1"/>
-          <w:numId w:val="1005"/>
-        </w:numPr>
-        <w:pStyle w:val="Compact"/>
-      </w:pPr>
-      <w:r>
-        <w:rPr>
-          <w:bCs/>
-          <w:b/>
-        </w:rPr>
-        <w:t xml:space="preserve">From</w:t>
-      </w:r>
-      <w:r>
-        <w:t xml:space="preserve">:</w:t>
-      </w:r>
-      <w:r>
-        <w:t xml:space="preserve"> </w:t>
-      </w:r>
-      <w:r>
-        <w:rPr>
-          <w:rStyle w:val="VerbatimChar"/>
-        </w:rPr>
-        <w:t xml:space="preserve">sindhukv898@gmail.com</w:t>
-      </w:r>
-    </w:p>
-    <w:p>
-      <w:pPr>
-        <w:numPr>
-          <w:ilvl w:val="1"/>
-          <w:numId w:val="1005"/>
-        </w:numPr>
-        <w:pStyle w:val="Compact"/>
-      </w:pPr>
-      <w:r>
-        <w:rPr>
-          <w:bCs/>
-          <w:b/>
-        </w:rPr>
-        <w:t xml:space="preserve">To</w:t>
-      </w:r>
-      <w:r>
-        <w:t xml:space="preserve">:</w:t>
-      </w:r>
-      <w:r>
-        <w:t xml:space="preserve"> </w:t>
-      </w:r>
-      <w:r>
-        <w:rPr>
-          <w:rStyle w:val="VerbatimChar"/>
-        </w:rPr>
-        <w:t xml:space="preserve">sindhu.kv@motiveminds.com</w:t>
-      </w:r>
-    </w:p>
-    <w:p>
-      <w:pPr>
-        <w:numPr>
-          <w:ilvl w:val="1"/>
-          <w:numId w:val="1005"/>
-        </w:numPr>
-        <w:pStyle w:val="Compact"/>
-      </w:pPr>
-      <w:r>
-        <w:rPr>
-          <w:bCs/>
-          <w:b/>
-        </w:rPr>
-        <w:t xml:space="preserve">Subject</w:t>
-      </w:r>
-      <w:r>
-        <w:t xml:space="preserve">:</w:t>
-      </w:r>
-      <w:r>
-        <w:t xml:space="preserve"> </w:t>
-      </w:r>
-      <w:r>
-        <w:rPr>
-          <w:rStyle w:val="VerbatimChar"/>
-        </w:rPr>
-        <w:t xml:space="preserve">XML DATA</w:t>
-      </w:r>
-    </w:p>
-    <w:p>
-      <w:pPr>
-        <w:numPr>
-          <w:ilvl w:val="1"/>
-          <w:numId w:val="1005"/>
-        </w:numPr>
-        <w:pStyle w:val="Compact"/>
-      </w:pPr>
-      <w:r>
-        <w:rPr>
-          <w:bCs/>
-          <w:b/>
-        </w:rPr>
-        <w:t xml:space="preserve">Body</w:t>
-      </w:r>
-      <w:r>
-        <w:t xml:space="preserve">:</w:t>
-      </w:r>
-      <w:r>
-        <w:t xml:space="preserve"> </w:t>
-      </w:r>
-      <w:r>
-        <w:rPr>
-          <w:rStyle w:val="VerbatimChar"/>
-        </w:rPr>
-        <w:t xml:space="preserve">Find attachment</w:t>
-      </w:r>
-    </w:p>
-    <w:p>
-      <w:pPr>
-        <w:numPr>
-          <w:ilvl w:val="1"/>
-          <w:numId w:val="1005"/>
-        </w:numPr>
-        <w:pStyle w:val="Compact"/>
-      </w:pPr>
-      <w:r>
-        <w:rPr>
-          <w:bCs/>
-          <w:b/>
-        </w:rPr>
-        <w:t xml:space="preserve">Attachments</w:t>
-      </w:r>
-      <w:r>
-        <w:t xml:space="preserve">: XML data</w:t>
-      </w:r>
-    </w:p>
-    <w:p>
-      <w:pPr>
-        <w:numPr>
-          <w:ilvl w:val="1"/>
-          <w:numId w:val="1005"/>
-        </w:numPr>
-        <w:pStyle w:val="Compact"/>
-      </w:pPr>
-      <w:r>
-        <w:rPr>
-          <w:bCs/>
-          <w:b/>
-        </w:rPr>
-        <w:t xml:space="preserve">Timeout</w:t>
-      </w:r>
-      <w:r>
-        <w:t xml:space="preserve">:</w:t>
-      </w:r>
-      <w:r>
-        <w:t xml:space="preserve"> </w:t>
-      </w:r>
-      <w:r>
-        <w:rPr>
-          <w:rStyle w:val="VerbatimChar"/>
-        </w:rPr>
-        <w:t xml:space="preserve">30000 ms</w:t>
-      </w:r>
-    </w:p>
-    <w:bookmarkEnd w:id="22"/>
-    <w:bookmarkStart w:id="23" w:name="process-definition"/>
-    <w:p>
-      <w:pPr>
-        <w:pStyle w:val="Heading3"/>
-      </w:pPr>
-      <w:r>
-        <w:t xml:space="preserve">Process Definition</w:t>
-      </w:r>
-    </w:p>
-    <w:p>
-      <w:pPr>
-        <w:numPr>
           <w:ilvl w:val="0"/>
-          <w:numId w:val="1006"/>
-        </w:numPr>
-        <w:pStyle w:val="Compact"/>
-      </w:pPr>
-      <w:r>
-        <w:rPr>
-          <w:bCs/>
-          <w:b/>
-        </w:rPr>
-        <w:t xml:space="preserve">Process ID</w:t>
-      </w:r>
-      <w:r>
-        <w:t xml:space="preserve">:</w:t>
-      </w:r>
-      <w:r>
-        <w:t xml:space="preserve"> </w:t>
-      </w:r>
-      <w:r>
-        <w:rPr>
-          <w:rStyle w:val="VerbatimChar"/>
-        </w:rPr>
-        <w:t xml:space="preserve">Process_1</w:t>
-      </w:r>
-    </w:p>
-    <w:p>
-      <w:pPr>
-        <w:numPr>
-          <w:ilvl w:val="0"/>
-          <w:numId w:val="1006"/>
-        </w:numPr>
-        <w:pStyle w:val="Compact"/>
-      </w:pPr>
-      <w:r>
-        <w:rPr>
-          <w:bCs/>
-          <w:b/>
-        </w:rPr>
-        <w:t xml:space="preserve">Name</w:t>
-      </w:r>
-      <w:r>
-        <w:t xml:space="preserve">:</w:t>
-      </w:r>
-      <w:r>
-        <w:t xml:space="preserve"> </w:t>
-      </w:r>
-      <w:r>
-        <w:rPr>
-          <w:rStyle w:val="VerbatimChar"/>
-        </w:rPr>
-        <w:t xml:space="preserve">Integration Process</w:t>
-      </w:r>
-    </w:p>
-    <w:p>
-      <w:pPr>
-        <w:numPr>
-          <w:ilvl w:val="0"/>
-          <w:numId w:val="1006"/>
+          <w:numId w:val="1010"/>
         </w:numPr>
         <w:pStyle w:val="Compact"/>
       </w:pPr>
@@ -802,23 +913,14 @@
         <w:t xml:space="preserve">Transaction Timeout</w:t>
       </w:r>
       <w:r>
-        <w:t xml:space="preserve">:</w:t>
-      </w:r>
-      <w:r>
-        <w:t xml:space="preserve"> </w:t>
-      </w:r>
-      <w:r>
-        <w:rPr>
-          <w:rStyle w:val="VerbatimChar"/>
-        </w:rPr>
-        <w:t xml:space="preserve">30 seconds</w:t>
+        <w:t xml:space="preserve">: 30 seconds</w:t>
       </w:r>
     </w:p>
     <w:p>
       <w:pPr>
         <w:numPr>
           <w:ilvl w:val="0"/>
-          <w:numId w:val="1006"/>
+          <w:numId w:val="1010"/>
         </w:numPr>
         <w:pStyle w:val="Compact"/>
       </w:pPr>
@@ -830,33 +932,33 @@
         <w:t xml:space="preserve">Transactional Handling</w:t>
       </w:r>
       <w:r>
-        <w:t xml:space="preserve">:</w:t>
-      </w:r>
-      <w:r>
-        <w:t xml:space="preserve"> </w:t>
-      </w:r>
-      <w:r>
-        <w:rPr>
-          <w:rStyle w:val="VerbatimChar"/>
-        </w:rPr>
-        <w:t xml:space="preserve">Not Required</w:t>
+        <w:t xml:space="preserve">: Not Required</w:t>
       </w:r>
     </w:p>
-    <w:bookmarkEnd w:id="23"/>
-    <w:bookmarkStart w:id="24" w:name="activities"/>
+    <w:bookmarkEnd w:id="26"/>
+    <w:bookmarkStart w:id="30" w:name="call-activities"/>
     <w:p>
       <w:pPr>
         <w:pStyle w:val="Heading3"/>
       </w:pPr>
       <w:r>
-        <w:t xml:space="preserve">Activities</w:t>
+        <w:t xml:space="preserve">5.2. Call Activities</w:t>
+      </w:r>
+    </w:p>
+    <w:bookmarkStart w:id="27" w:name="groovy-script-1"/>
+    <w:p>
+      <w:pPr>
+        <w:pStyle w:val="Heading4"/>
+      </w:pPr>
+      <w:r>
+        <w:t xml:space="preserve">5.2.1. Groovy Script 1</w:t>
       </w:r>
     </w:p>
     <w:p>
       <w:pPr>
         <w:numPr>
           <w:ilvl w:val="0"/>
-          <w:numId w:val="1007"/>
+          <w:numId w:val="1011"/>
         </w:numPr>
         <w:pStyle w:val="Compact"/>
       </w:pPr>
@@ -865,36 +967,17 @@
           <w:bCs/>
           <w:b/>
         </w:rPr>
-        <w:t xml:space="preserve">Start Event</w:t>
-      </w:r>
-      <w:r>
-        <w:t xml:space="preserve">: Initiates the integration flow.</w:t>
+        <w:t xml:space="preserve">ID</w:t>
+      </w:r>
+      <w:r>
+        <w:t xml:space="preserve">: CallActivity_33462155</w:t>
       </w:r>
     </w:p>
     <w:p>
       <w:pPr>
         <w:numPr>
           <w:ilvl w:val="0"/>
-          <w:numId w:val="1007"/>
-        </w:numPr>
-        <w:pStyle w:val="Compact"/>
-      </w:pPr>
-      <w:r>
-        <w:rPr>
-          <w:bCs/>
-          <w:b/>
-        </w:rPr>
-        <w:t xml:space="preserve">Call Activity - Groovy Script 1</w:t>
-      </w:r>
-      <w:r>
-        <w:t xml:space="preserve">: Executes a Groovy script for processing the incoming data.</w:t>
-      </w:r>
-    </w:p>
-    <w:p>
-      <w:pPr>
-        <w:numPr>
-          <w:ilvl w:val="1"/>
-          <w:numId w:val="1008"/>
+          <w:numId w:val="1011"/>
         </w:numPr>
         <w:pStyle w:val="Compact"/>
       </w:pPr>
@@ -922,7 +1005,7 @@
       <w:pPr>
         <w:numPr>
           <w:ilvl w:val="0"/>
-          <w:numId w:val="1007"/>
+          <w:numId w:val="1011"/>
         </w:numPr>
         <w:pStyle w:val="Compact"/>
       </w:pPr>
@@ -931,17 +1014,27 @@
           <w:bCs/>
           <w:b/>
         </w:rPr>
-        <w:t xml:space="preserve">Call Activity - Content Modifier 1</w:t>
-      </w:r>
-      <w:r>
-        <w:t xml:space="preserve">: Modifies the content of the message.</w:t>
+        <w:t xml:space="preserve">Component Version</w:t>
+      </w:r>
+      <w:r>
+        <w:t xml:space="preserve">: 1.1</w:t>
+      </w:r>
+    </w:p>
+    <w:bookmarkEnd w:id="27"/>
+    <w:bookmarkStart w:id="28" w:name="content-modifier-1"/>
+    <w:p>
+      <w:pPr>
+        <w:pStyle w:val="Heading4"/>
+      </w:pPr>
+      <w:r>
+        <w:t xml:space="preserve">5.2.2. Content Modifier 1</w:t>
       </w:r>
     </w:p>
     <w:p>
       <w:pPr>
         <w:numPr>
           <w:ilvl w:val="0"/>
-          <w:numId w:val="1007"/>
+          <w:numId w:val="1012"/>
         </w:numPr>
         <w:pStyle w:val="Compact"/>
       </w:pPr>
@@ -950,17 +1043,17 @@
           <w:bCs/>
           <w:b/>
         </w:rPr>
-        <w:t xml:space="preserve">Call Activity - Content Modifier 2</w:t>
-      </w:r>
-      <w:r>
-        <w:t xml:space="preserve">: Further modifies the content of the message.</w:t>
+        <w:t xml:space="preserve">ID</w:t>
+      </w:r>
+      <w:r>
+        <w:t xml:space="preserve">: CallActivity_33462159</w:t>
       </w:r>
     </w:p>
     <w:p>
       <w:pPr>
         <w:numPr>
           <w:ilvl w:val="0"/>
-          <w:numId w:val="1007"/>
+          <w:numId w:val="1012"/>
         </w:numPr>
         <w:pStyle w:val="Compact"/>
       </w:pPr>
@@ -969,27 +1062,17 @@
           <w:bCs/>
           <w:b/>
         </w:rPr>
-        <w:t xml:space="preserve">End Event</w:t>
-      </w:r>
-      <w:r>
-        <w:t xml:space="preserve">: Marks the completion of the integration flow.</w:t>
-      </w:r>
-    </w:p>
-    <w:bookmarkEnd w:id="24"/>
-    <w:bookmarkStart w:id="25" w:name="properties"/>
-    <w:p>
-      <w:pPr>
-        <w:pStyle w:val="Heading3"/>
-      </w:pPr>
-      <w:r>
-        <w:t xml:space="preserve">Properties</w:t>
+        <w:t xml:space="preserve">Body Type</w:t>
+      </w:r>
+      <w:r>
+        <w:t xml:space="preserve">: Constant</w:t>
       </w:r>
     </w:p>
     <w:p>
       <w:pPr>
         <w:numPr>
           <w:ilvl w:val="0"/>
-          <w:numId w:val="1009"/>
+          <w:numId w:val="1012"/>
         </w:numPr>
         <w:pStyle w:val="Compact"/>
       </w:pPr>
@@ -998,17 +1081,268 @@
           <w:bCs/>
           <w:b/>
         </w:rPr>
-        <w:t xml:space="preserve">Logging</w:t>
-      </w:r>
-      <w:r>
-        <w:t xml:space="preserve">: All events are logged.</w:t>
+        <w:t xml:space="preserve">Component Version</w:t>
+      </w:r>
+      <w:r>
+        <w:t xml:space="preserve">: 1.6</w:t>
+      </w:r>
+    </w:p>
+    <w:bookmarkEnd w:id="28"/>
+    <w:bookmarkStart w:id="29" w:name="content-modifier-2"/>
+    <w:p>
+      <w:pPr>
+        <w:pStyle w:val="Heading4"/>
+      </w:pPr>
+      <w:r>
+        <w:t xml:space="preserve">5.2.3. Content Modifier 2</w:t>
       </w:r>
     </w:p>
     <w:p>
       <w:pPr>
         <w:numPr>
           <w:ilvl w:val="0"/>
-          <w:numId w:val="1009"/>
+          <w:numId w:val="1013"/>
+        </w:numPr>
+        <w:pStyle w:val="Compact"/>
+      </w:pPr>
+      <w:r>
+        <w:rPr>
+          <w:bCs/>
+          <w:b/>
+        </w:rPr>
+        <w:t xml:space="preserve">ID</w:t>
+      </w:r>
+      <w:r>
+        <w:t xml:space="preserve">: CallActivity_33462160</w:t>
+      </w:r>
+    </w:p>
+    <w:p>
+      <w:pPr>
+        <w:numPr>
+          <w:ilvl w:val="0"/>
+          <w:numId w:val="1013"/>
+        </w:numPr>
+        <w:pStyle w:val="Compact"/>
+      </w:pPr>
+      <w:r>
+        <w:rPr>
+          <w:bCs/>
+          <w:b/>
+        </w:rPr>
+        <w:t xml:space="preserve">Body Type</w:t>
+      </w:r>
+      <w:r>
+        <w:t xml:space="preserve">: Constant</w:t>
+      </w:r>
+    </w:p>
+    <w:p>
+      <w:pPr>
+        <w:numPr>
+          <w:ilvl w:val="0"/>
+          <w:numId w:val="1013"/>
+        </w:numPr>
+        <w:pStyle w:val="Compact"/>
+      </w:pPr>
+      <w:r>
+        <w:rPr>
+          <w:bCs/>
+          <w:b/>
+        </w:rPr>
+        <w:t xml:space="preserve">Component Version</w:t>
+      </w:r>
+      <w:r>
+        <w:t xml:space="preserve">: 1.6</w:t>
+      </w:r>
+    </w:p>
+    <w:bookmarkEnd w:id="29"/>
+    <w:bookmarkEnd w:id="30"/>
+    <w:bookmarkEnd w:id="31"/>
+    <w:bookmarkStart w:id="34" w:name="events"/>
+    <w:p>
+      <w:pPr>
+        <w:pStyle w:val="Heading2"/>
+      </w:pPr>
+      <w:r>
+        <w:t xml:space="preserve">6. Events</w:t>
+      </w:r>
+    </w:p>
+    <w:bookmarkStart w:id="32" w:name="start-event"/>
+    <w:p>
+      <w:pPr>
+        <w:pStyle w:val="Heading3"/>
+      </w:pPr>
+      <w:r>
+        <w:t xml:space="preserve">6.1. Start Event</w:t>
+      </w:r>
+    </w:p>
+    <w:p>
+      <w:pPr>
+        <w:numPr>
+          <w:ilvl w:val="0"/>
+          <w:numId w:val="1014"/>
+        </w:numPr>
+        <w:pStyle w:val="Compact"/>
+      </w:pPr>
+      <w:r>
+        <w:rPr>
+          <w:bCs/>
+          <w:b/>
+        </w:rPr>
+        <w:t xml:space="preserve">ID</w:t>
+      </w:r>
+      <w:r>
+        <w:t xml:space="preserve">: StartEvent_2</w:t>
+      </w:r>
+    </w:p>
+    <w:p>
+      <w:pPr>
+        <w:numPr>
+          <w:ilvl w:val="0"/>
+          <w:numId w:val="1014"/>
+        </w:numPr>
+        <w:pStyle w:val="Compact"/>
+      </w:pPr>
+      <w:r>
+        <w:rPr>
+          <w:bCs/>
+          <w:b/>
+        </w:rPr>
+        <w:t xml:space="preserve">Component Version</w:t>
+      </w:r>
+      <w:r>
+        <w:t xml:space="preserve">: 1.0</w:t>
+      </w:r>
+    </w:p>
+    <w:bookmarkEnd w:id="32"/>
+    <w:bookmarkStart w:id="33" w:name="end-event"/>
+    <w:p>
+      <w:pPr>
+        <w:pStyle w:val="Heading3"/>
+      </w:pPr>
+      <w:r>
+        <w:t xml:space="preserve">6.2. End Event</w:t>
+      </w:r>
+    </w:p>
+    <w:p>
+      <w:pPr>
+        <w:numPr>
+          <w:ilvl w:val="0"/>
+          <w:numId w:val="1015"/>
+        </w:numPr>
+        <w:pStyle w:val="Compact"/>
+      </w:pPr>
+      <w:r>
+        <w:rPr>
+          <w:bCs/>
+          <w:b/>
+        </w:rPr>
+        <w:t xml:space="preserve">ID</w:t>
+      </w:r>
+      <w:r>
+        <w:t xml:space="preserve">: EndEvent_2</w:t>
+      </w:r>
+    </w:p>
+    <w:p>
+      <w:pPr>
+        <w:numPr>
+          <w:ilvl w:val="0"/>
+          <w:numId w:val="1015"/>
+        </w:numPr>
+        <w:pStyle w:val="Compact"/>
+      </w:pPr>
+      <w:r>
+        <w:rPr>
+          <w:bCs/>
+          <w:b/>
+        </w:rPr>
+        <w:t xml:space="preserve">Component Version</w:t>
+      </w:r>
+      <w:r>
+        <w:t xml:space="preserve">: 1.1</w:t>
+      </w:r>
+    </w:p>
+    <w:bookmarkEnd w:id="33"/>
+    <w:bookmarkEnd w:id="34"/>
+    <w:bookmarkStart w:id="38" w:name="properties"/>
+    <w:p>
+      <w:pPr>
+        <w:pStyle w:val="Heading2"/>
+      </w:pPr>
+      <w:r>
+        <w:t xml:space="preserve">7. Properties</w:t>
+      </w:r>
+    </w:p>
+    <w:bookmarkStart w:id="35" w:name="global-properties"/>
+    <w:p>
+      <w:pPr>
+        <w:pStyle w:val="Heading3"/>
+      </w:pPr>
+      <w:r>
+        <w:t xml:space="preserve">7.1. Global Properties</w:t>
+      </w:r>
+    </w:p>
+    <w:p>
+      <w:pPr>
+        <w:numPr>
+          <w:ilvl w:val="0"/>
+          <w:numId w:val="1016"/>
+        </w:numPr>
+        <w:pStyle w:val="Compact"/>
+      </w:pPr>
+      <w:r>
+        <w:rPr>
+          <w:bCs/>
+          <w:b/>
+        </w:rPr>
+        <w:t xml:space="preserve">Namespace Mapping</w:t>
+      </w:r>
+      <w:r>
+        <w:t xml:space="preserve">: Not configured.</w:t>
+      </w:r>
+    </w:p>
+    <w:p>
+      <w:pPr>
+        <w:numPr>
+          <w:ilvl w:val="0"/>
+          <w:numId w:val="1016"/>
+        </w:numPr>
+        <w:pStyle w:val="Compact"/>
+      </w:pPr>
+      <w:r>
+        <w:rPr>
+          <w:bCs/>
+          <w:b/>
+        </w:rPr>
+        <w:t xml:space="preserve">HTTP Session Handling</w:t>
+      </w:r>
+      <w:r>
+        <w:t xml:space="preserve">: None</w:t>
+      </w:r>
+    </w:p>
+    <w:p>
+      <w:pPr>
+        <w:numPr>
+          <w:ilvl w:val="0"/>
+          <w:numId w:val="1016"/>
+        </w:numPr>
+        <w:pStyle w:val="Compact"/>
+      </w:pPr>
+      <w:r>
+        <w:rPr>
+          <w:bCs/>
+          <w:b/>
+        </w:rPr>
+        <w:t xml:space="preserve">Logging Level</w:t>
+      </w:r>
+      <w:r>
+        <w:t xml:space="preserve">: All events</w:t>
+      </w:r>
+    </w:p>
+    <w:p>
+      <w:pPr>
+        <w:numPr>
+          <w:ilvl w:val="0"/>
+          <w:numId w:val="1016"/>
         </w:numPr>
         <w:pStyle w:val="Compact"/>
       </w:pPr>
@@ -1020,23 +1354,14 @@
         <w:t xml:space="preserve">CORS Enabled</w:t>
       </w:r>
       <w:r>
-        <w:t xml:space="preserve">:</w:t>
-      </w:r>
-      <w:r>
-        <w:t xml:space="preserve"> </w:t>
-      </w:r>
-      <w:r>
-        <w:rPr>
-          <w:rStyle w:val="VerbatimChar"/>
-        </w:rPr>
-        <w:t xml:space="preserve">false</w:t>
+        <w:t xml:space="preserve">: False</w:t>
       </w:r>
     </w:p>
     <w:p>
       <w:pPr>
         <w:numPr>
           <w:ilvl w:val="0"/>
-          <w:numId w:val="1009"/>
+          <w:numId w:val="1016"/>
         </w:numPr>
         <w:pStyle w:val="Compact"/>
       </w:pPr>
@@ -1048,23 +1373,24 @@
         <w:t xml:space="preserve">Return Exception to Sender</w:t>
       </w:r>
       <w:r>
-        <w:t xml:space="preserve">:</w:t>
-      </w:r>
-      <w:r>
-        <w:t xml:space="preserve"> </w:t>
-      </w:r>
-      <w:r>
-        <w:rPr>
-          <w:rStyle w:val="VerbatimChar"/>
-        </w:rPr>
-        <w:t xml:space="preserve">false</w:t>
+        <w:t xml:space="preserve">: False</w:t>
+      </w:r>
+    </w:p>
+    <w:bookmarkEnd w:id="35"/>
+    <w:bookmarkStart w:id="36" w:name="sender-properties"/>
+    <w:p>
+      <w:pPr>
+        <w:pStyle w:val="Heading3"/>
+      </w:pPr>
+      <w:r>
+        <w:t xml:space="preserve">7.2. Sender Properties</w:t>
       </w:r>
     </w:p>
     <w:p>
       <w:pPr>
         <w:numPr>
           <w:ilvl w:val="0"/>
-          <w:numId w:val="1009"/>
+          <w:numId w:val="1017"/>
         </w:numPr>
         <w:pStyle w:val="Compact"/>
       </w:pPr>
@@ -1073,26 +1399,17 @@
           <w:bCs/>
           <w:b/>
         </w:rPr>
-        <w:t xml:space="preserve">HTTP Session Handling</w:t>
-      </w:r>
-      <w:r>
-        <w:t xml:space="preserve">:</w:t>
-      </w:r>
-      <w:r>
-        <w:t xml:space="preserve"> </w:t>
-      </w:r>
-      <w:r>
-        <w:rPr>
-          <w:rStyle w:val="VerbatimChar"/>
-        </w:rPr>
-        <w:t xml:space="preserve">None</w:t>
+        <w:t xml:space="preserve">Enable Basic Authentication</w:t>
+      </w:r>
+      <w:r>
+        <w:t xml:space="preserve">: False</w:t>
       </w:r>
     </w:p>
     <w:p>
       <w:pPr>
         <w:numPr>
           <w:ilvl w:val="0"/>
-          <w:numId w:val="1009"/>
+          <w:numId w:val="1017"/>
         </w:numPr>
         <w:pStyle w:val="Compact"/>
       </w:pPr>
@@ -1101,26 +1418,27 @@
           <w:bCs/>
           <w:b/>
         </w:rPr>
-        <w:t xml:space="preserve">Component Version</w:t>
-      </w:r>
-      <w:r>
-        <w:t xml:space="preserve">:</w:t>
-      </w:r>
-      <w:r>
-        <w:t xml:space="preserve"> </w:t>
-      </w:r>
-      <w:r>
-        <w:rPr>
-          <w:rStyle w:val="VerbatimChar"/>
-        </w:rPr>
-        <w:t xml:space="preserve">1.2</w:t>
+        <w:t xml:space="preserve">Type</w:t>
+      </w:r>
+      <w:r>
+        <w:t xml:space="preserve">: EndpointSender</w:t>
+      </w:r>
+    </w:p>
+    <w:bookmarkEnd w:id="36"/>
+    <w:bookmarkStart w:id="37" w:name="receiver-properties"/>
+    <w:p>
+      <w:pPr>
+        <w:pStyle w:val="Heading3"/>
+      </w:pPr>
+      <w:r>
+        <w:t xml:space="preserve">7.3. Receiver Properties</w:t>
       </w:r>
     </w:p>
     <w:p>
       <w:pPr>
         <w:numPr>
           <w:ilvl w:val="0"/>
-          <w:numId w:val="1009"/>
+          <w:numId w:val="1018"/>
         </w:numPr>
         <w:pStyle w:val="Compact"/>
       </w:pPr>
@@ -1129,126 +1447,69 @@
           <w:bCs/>
           <w:b/>
         </w:rPr>
-        <w:t xml:space="preserve">Access Control</w:t>
-      </w:r>
-      <w:r>
-        <w:t xml:space="preserve">: Various properties related to access control are defined but not utilized.</w:t>
+        <w:t xml:space="preserve">Type</w:t>
+      </w:r>
+      <w:r>
+        <w:t xml:space="preserve">: EndpointReceiver</w:t>
       </w:r>
     </w:p>
-    <w:bookmarkEnd w:id="25"/>
-    <w:bookmarkStart w:id="26" w:name="scheduling"/>
+    <w:bookmarkEnd w:id="37"/>
+    <w:bookmarkEnd w:id="38"/>
+    <w:bookmarkStart w:id="39" w:name="diagram"/>
     <w:p>
       <w:pPr>
-        <w:pStyle w:val="Heading3"/>
-      </w:pPr>
-      <w:r>
-        <w:t xml:space="preserve">Scheduling</w:t>
+        <w:pStyle w:val="Heading2"/>
+      </w:pPr>
+      <w:r>
+        <w:t xml:space="preserve">8. Diagram</w:t>
       </w:r>
     </w:p>
     <w:p>
       <w:pPr>
-        <w:numPr>
-          <w:ilvl w:val="0"/>
-          <w:numId w:val="1010"/>
-        </w:numPr>
-        <w:pStyle w:val="Compact"/>
-      </w:pPr>
-      <w:r>
-        <w:t xml:space="preserve">The integration flow is scheduled to run daily, polling for new emails every minute.</w:t>
+        <w:pStyle w:val="FirstParagraph"/>
+      </w:pPr>
+      <w:r>
+        <w:t xml:space="preserve">The iFlow is visually represented in a BPMN diagram, illustrating the flow of messages and the interactions between different components.</w:t>
       </w:r>
     </w:p>
-    <w:bookmarkEnd w:id="26"/>
-    <w:bookmarkEnd w:id="27"/>
-    <w:bookmarkStart w:id="28" w:name="error-handling"/>
+    <w:bookmarkEnd w:id="39"/>
+    <w:bookmarkStart w:id="40" w:name="conclusion"/>
     <w:p>
       <w:pPr>
         <w:pStyle w:val="Heading2"/>
       </w:pPr>
       <w:r>
-        <w:t xml:space="preserve">Error Handling</w:t>
+        <w:t xml:space="preserve">9. Conclusion</w:t>
       </w:r>
     </w:p>
     <w:p>
       <w:pPr>
-        <w:numPr>
-          <w:ilvl w:val="0"/>
-          <w:numId w:val="1011"/>
-        </w:numPr>
-        <w:pStyle w:val="Compact"/>
-      </w:pPr>
-      <w:r>
-        <w:t xml:space="preserve">The flow is configured to not return exceptions to the sender, which means any errors encountered during processing will not be communicated back to the source.</w:t>
+        <w:pStyle w:val="FirstParagraph"/>
+      </w:pPr>
+      <w:r>
+        <w:t xml:space="preserve">The</w:t>
+      </w:r>
+      <w:r>
+        <w:t xml:space="preserve"> </w:t>
+      </w:r>
+      <w:r>
+        <w:t xml:space="preserve">‘</w:t>
+      </w:r>
+      <w:r>
+        <w:t xml:space="preserve">integrationflow</w:t>
+      </w:r>
+      <w:r>
+        <w:t xml:space="preserve">’</w:t>
+      </w:r>
+      <w:r>
+        <w:t xml:space="preserve"> </w:t>
+      </w:r>
+      <w:r>
+        <w:t xml:space="preserve">iFlow effectively integrates email communication by leveraging IMAP for receiving emails and SMTP for sending emails. The structured approach with defined participants, message flows, and processing activities ensures a robust integration solution.</w:t>
       </w:r>
     </w:p>
-    <w:bookmarkEnd w:id="28"/>
-    <w:bookmarkStart w:id="29" w:name="security"/>
-    <w:p>
-      <w:pPr>
-        <w:pStyle w:val="Heading2"/>
-      </w:pPr>
-      <w:r>
-        <w:t xml:space="preserve">Security</w:t>
-      </w:r>
-    </w:p>
-    <w:p>
-      <w:pPr>
-        <w:numPr>
-          <w:ilvl w:val="0"/>
-          <w:numId w:val="1012"/>
-        </w:numPr>
-        <w:pStyle w:val="Compact"/>
-      </w:pPr>
-      <w:r>
-        <w:t xml:space="preserve">Basic authentication is disabled for the sender.</w:t>
-      </w:r>
-    </w:p>
-    <w:p>
-      <w:pPr>
-        <w:numPr>
-          <w:ilvl w:val="0"/>
-          <w:numId w:val="1012"/>
-        </w:numPr>
-        <w:pStyle w:val="Compact"/>
-      </w:pPr>
-      <w:r>
-        <w:t xml:space="preserve">The flow does not allow credentials to be shared across origins.</w:t>
-      </w:r>
-    </w:p>
-    <w:bookmarkEnd w:id="29"/>
-    <w:bookmarkStart w:id="30" w:name="conclusion"/>
-    <w:p>
-      <w:pPr>
-        <w:pStyle w:val="Heading2"/>
-      </w:pPr>
-      <w:r>
-        <w:t xml:space="preserve">Conclusion</w:t>
-      </w:r>
-    </w:p>
-    <w:p>
-      <w:pPr>
-        <w:pStyle w:val="FirstParagraph"/>
-      </w:pPr>
-      <w:r>
-        <w:t xml:space="preserve">The</w:t>
-      </w:r>
-      <w:r>
-        <w:t xml:space="preserve"> </w:t>
-      </w:r>
-      <w:r>
-        <w:rPr>
-          <w:rStyle w:val="VerbatimChar"/>
-        </w:rPr>
-        <w:t xml:space="preserve">integrationflow</w:t>
-      </w:r>
-      <w:r>
-        <w:t xml:space="preserve"> </w:t>
-      </w:r>
-      <w:r>
-        <w:t xml:space="preserve">is a robust integration solution that leverages email protocols to facilitate data transfer. It includes multiple processing steps to ensure that the data is correctly handled before being sent to the recipient. The flow is designed with error handling and logging capabilities to ensure smooth operation and traceability.</w:t>
-      </w:r>
-    </w:p>
-    <w:bookmarkEnd w:id="30"/>
-    <w:bookmarkEnd w:id="31"/>
+    <w:bookmarkEnd w:id="40"/>
+    <w:bookmarkEnd w:id="41"/>
     <w:sectPr>
       <w:headerReference r:id="rId9" w:type="default"/>
       <w:pgSz w:h="15840" w:w="12240"/>
@@ -1643,82 +1904,6 @@
       </w:pPr>
     </w:lvl>
   </w:abstractNum>
-  <w:abstractNum w:abstractNumId="991">
-    <w:nsid w:val="A991"/>
-    <w:multiLevelType w:val="multilevel"/>
-    <w:lvl w:ilvl="0">
-      <w:numFmt w:val="bullet"/>
-      <w:lvlText w:val="•"/>
-      <w:lvlJc w:val="left"/>
-      <w:pPr>
-        <w:ind w:left="720" w:hanging="480"/>
-      </w:pPr>
-    </w:lvl>
-    <w:lvl w:ilvl="1">
-      <w:numFmt w:val="bullet"/>
-      <w:lvlText w:val="–"/>
-      <w:lvlJc w:val="left"/>
-      <w:pPr>
-        <w:ind w:left="1440" w:hanging="480"/>
-      </w:pPr>
-    </w:lvl>
-    <w:lvl w:ilvl="2">
-      <w:numFmt w:val="bullet"/>
-      <w:lvlText w:val="•"/>
-      <w:lvlJc w:val="left"/>
-      <w:pPr>
-        <w:ind w:left="2160" w:hanging="480"/>
-      </w:pPr>
-    </w:lvl>
-    <w:lvl w:ilvl="3">
-      <w:numFmt w:val="bullet"/>
-      <w:lvlText w:val="–"/>
-      <w:lvlJc w:val="left"/>
-      <w:pPr>
-        <w:ind w:left="2880" w:hanging="480"/>
-      </w:pPr>
-    </w:lvl>
-    <w:lvl w:ilvl="4">
-      <w:numFmt w:val="bullet"/>
-      <w:lvlText w:val="•"/>
-      <w:lvlJc w:val="left"/>
-      <w:pPr>
-        <w:ind w:left="3600" w:hanging="480"/>
-      </w:pPr>
-    </w:lvl>
-    <w:lvl w:ilvl="5">
-      <w:numFmt w:val="bullet"/>
-      <w:lvlText w:val="–"/>
-      <w:lvlJc w:val="left"/>
-      <w:pPr>
-        <w:ind w:left="4320" w:hanging="480"/>
-      </w:pPr>
-    </w:lvl>
-    <w:lvl w:ilvl="6">
-      <w:numFmt w:val="bullet"/>
-      <w:lvlText w:val="•"/>
-      <w:lvlJc w:val="left"/>
-      <w:pPr>
-        <w:ind w:left="5040" w:hanging="480"/>
-      </w:pPr>
-    </w:lvl>
-    <w:lvl w:ilvl="7">
-      <w:numFmt w:val="bullet"/>
-      <w:lvlText w:val="–"/>
-      <w:lvlJc w:val="left"/>
-      <w:pPr>
-        <w:ind w:left="5760" w:hanging="480"/>
-      </w:pPr>
-    </w:lvl>
-    <w:lvl w:ilvl="8">
-      <w:numFmt w:val="bullet"/>
-      <w:lvlText w:val="•"/>
-      <w:lvlJc w:val="left"/>
-      <w:pPr>
-        <w:ind w:left="6480" w:hanging="480"/>
-      </w:pPr>
-    </w:lvl>
-  </w:abstractNum>
   <w:abstractNum w:abstractNumId="99411">
     <w:nsid w:val="A99411"/>
     <w:multiLevelType w:val="multilevel"/>
@@ -1798,6 +1983,82 @@
       <w:start w:val="1"/>
       <w:numFmt w:val="decimal"/>
       <w:lvlText w:val="%9."/>
+      <w:lvlJc w:val="left"/>
+      <w:pPr>
+        <w:ind w:left="6480" w:hanging="480"/>
+      </w:pPr>
+    </w:lvl>
+  </w:abstractNum>
+  <w:abstractNum w:abstractNumId="991">
+    <w:nsid w:val="A991"/>
+    <w:multiLevelType w:val="multilevel"/>
+    <w:lvl w:ilvl="0">
+      <w:numFmt w:val="bullet"/>
+      <w:lvlText w:val="•"/>
+      <w:lvlJc w:val="left"/>
+      <w:pPr>
+        <w:ind w:left="720" w:hanging="480"/>
+      </w:pPr>
+    </w:lvl>
+    <w:lvl w:ilvl="1">
+      <w:numFmt w:val="bullet"/>
+      <w:lvlText w:val="–"/>
+      <w:lvlJc w:val="left"/>
+      <w:pPr>
+        <w:ind w:left="1440" w:hanging="480"/>
+      </w:pPr>
+    </w:lvl>
+    <w:lvl w:ilvl="2">
+      <w:numFmt w:val="bullet"/>
+      <w:lvlText w:val="•"/>
+      <w:lvlJc w:val="left"/>
+      <w:pPr>
+        <w:ind w:left="2160" w:hanging="480"/>
+      </w:pPr>
+    </w:lvl>
+    <w:lvl w:ilvl="3">
+      <w:numFmt w:val="bullet"/>
+      <w:lvlText w:val="–"/>
+      <w:lvlJc w:val="left"/>
+      <w:pPr>
+        <w:ind w:left="2880" w:hanging="480"/>
+      </w:pPr>
+    </w:lvl>
+    <w:lvl w:ilvl="4">
+      <w:numFmt w:val="bullet"/>
+      <w:lvlText w:val="•"/>
+      <w:lvlJc w:val="left"/>
+      <w:pPr>
+        <w:ind w:left="3600" w:hanging="480"/>
+      </w:pPr>
+    </w:lvl>
+    <w:lvl w:ilvl="5">
+      <w:numFmt w:val="bullet"/>
+      <w:lvlText w:val="–"/>
+      <w:lvlJc w:val="left"/>
+      <w:pPr>
+        <w:ind w:left="4320" w:hanging="480"/>
+      </w:pPr>
+    </w:lvl>
+    <w:lvl w:ilvl="6">
+      <w:numFmt w:val="bullet"/>
+      <w:lvlText w:val="•"/>
+      <w:lvlJc w:val="left"/>
+      <w:pPr>
+        <w:ind w:left="5040" w:hanging="480"/>
+      </w:pPr>
+    </w:lvl>
+    <w:lvl w:ilvl="7">
+      <w:numFmt w:val="bullet"/>
+      <w:lvlText w:val="–"/>
+      <w:lvlJc w:val="left"/>
+      <w:pPr>
+        <w:ind w:left="5760" w:hanging="480"/>
+      </w:pPr>
+    </w:lvl>
+    <w:lvl w:ilvl="8">
+      <w:numFmt w:val="bullet"/>
+      <w:lvlText w:val="•"/>
       <w:lvlJc w:val="left"/>
       <w:pPr>
         <w:ind w:left="6480" w:hanging="480"/>
@@ -1835,12 +2096,6 @@
     <w:abstractNumId w:val="990"/>
   </w:num>
   <w:num w:numId="1001">
-    <w:abstractNumId w:val="991"/>
-  </w:num>
-  <w:num w:numId="1002">
-    <w:abstractNumId w:val="991"/>
-  </w:num>
-  <w:num w:numId="1003">
     <w:abstractNumId w:val="99411"/>
     <w:lvlOverride w:ilvl="0">
       <w:startOverride w:val="1"/>
@@ -1870,6 +2125,12 @@
       <w:startOverride w:val="1"/>
     </w:lvlOverride>
   </w:num>
+  <w:num w:numId="1002">
+    <w:abstractNumId w:val="991"/>
+  </w:num>
+  <w:num w:numId="1003">
+    <w:abstractNumId w:val="991"/>
+  </w:num>
   <w:num w:numId="1004">
     <w:abstractNumId w:val="991"/>
   </w:num>
@@ -1880,34 +2141,7 @@
     <w:abstractNumId w:val="991"/>
   </w:num>
   <w:num w:numId="1007">
-    <w:abstractNumId w:val="99411"/>
-    <w:lvlOverride w:ilvl="0">
-      <w:startOverride w:val="1"/>
-    </w:lvlOverride>
-    <w:lvlOverride w:ilvl="1">
-      <w:startOverride w:val="1"/>
-    </w:lvlOverride>
-    <w:lvlOverride w:ilvl="2">
-      <w:startOverride w:val="1"/>
-    </w:lvlOverride>
-    <w:lvlOverride w:ilvl="3">
-      <w:startOverride w:val="1"/>
-    </w:lvlOverride>
-    <w:lvlOverride w:ilvl="4">
-      <w:startOverride w:val="1"/>
-    </w:lvlOverride>
-    <w:lvlOverride w:ilvl="5">
-      <w:startOverride w:val="1"/>
-    </w:lvlOverride>
-    <w:lvlOverride w:ilvl="6">
-      <w:startOverride w:val="1"/>
-    </w:lvlOverride>
-    <w:lvlOverride w:ilvl="7">
-      <w:startOverride w:val="1"/>
-    </w:lvlOverride>
-    <w:lvlOverride w:ilvl="8">
-      <w:startOverride w:val="1"/>
-    </w:lvlOverride>
+    <w:abstractNumId w:val="991"/>
   </w:num>
   <w:num w:numId="1008">
     <w:abstractNumId w:val="991"/>
@@ -1922,6 +2156,24 @@
     <w:abstractNumId w:val="991"/>
   </w:num>
   <w:num w:numId="1012">
+    <w:abstractNumId w:val="991"/>
+  </w:num>
+  <w:num w:numId="1013">
+    <w:abstractNumId w:val="991"/>
+  </w:num>
+  <w:num w:numId="1014">
+    <w:abstractNumId w:val="991"/>
+  </w:num>
+  <w:num w:numId="1015">
+    <w:abstractNumId w:val="991"/>
+  </w:num>
+  <w:num w:numId="1016">
+    <w:abstractNumId w:val="991"/>
+  </w:num>
+  <w:num w:numId="1017">
+    <w:abstractNumId w:val="991"/>
+  </w:num>
+  <w:num w:numId="1018">
     <w:abstractNumId w:val="991"/>
   </w:num>
 </w:numbering>

--- a/cpi-artifacts/EmailreceiverxlsxToXML/CPI-Mail-Reader_3/src/main/resources/scenarioflows/integrationflow/integrationflow_Technical_Specification.docx
+++ b/cpi-artifacts/EmailreceiverxlsxToXML/CPI-Mail-Reader_3/src/main/resources/scenarioflows/integrationflow/integrationflow_Technical_Specification.docx
@@ -187,42 +187,30 @@
         <w:t xml:space="preserve">Reference Documents</w:t>
       </w:r>
     </w:p>
-    <w:bookmarkStart w:id="41" w:name="documentation-for-iflow-integrationflow"/>
     <w:p>
       <w:pPr>
-        <w:pStyle w:val="Heading1"/>
+        <w:numPr>
+          <w:ilvl w:val="0"/>
+          <w:numId w:val="1002"/>
+        </w:numPr>
+        <w:pStyle w:val="Compact"/>
       </w:pPr>
       <w:r>
-        <w:t xml:space="preserve">Documentation for iFlow</w:t>
+        <w:t xml:space="preserve">Introduction</w:t>
+      </w:r>
+    </w:p>
+    <w:p>
+      <w:pPr>
+        <w:pStyle w:val="FirstParagraph"/>
+      </w:pPr>
+      <w:r>
+        <w:t xml:space="preserve">1.1 Purpose</w:t>
       </w:r>
       <w:r>
         <w:t xml:space="preserve"> </w:t>
       </w:r>
       <w:r>
-        <w:t xml:space="preserve">‘</w:t>
-      </w:r>
-      <w:r>
-        <w:t xml:space="preserve">integrationflow</w:t>
-      </w:r>
-      <w:r>
-        <w:t xml:space="preserve">’</w:t>
-      </w:r>
-    </w:p>
-    <w:bookmarkStart w:id="20" w:name="overview"/>
-    <w:p>
-      <w:pPr>
-        <w:pStyle w:val="Heading2"/>
-      </w:pPr>
-      <w:r>
-        <w:t xml:space="preserve">1. Overview</w:t>
-      </w:r>
-    </w:p>
-    <w:p>
-      <w:pPr>
-        <w:pStyle w:val="FirstParagraph"/>
-      </w:pPr>
-      <w:r>
-        <w:t xml:space="preserve">The iFlow</w:t>
+        <w:t xml:space="preserve">- The purpose of this iFlow, named</w:t>
       </w:r>
       <w:r>
         <w:t xml:space="preserve"> </w:t>
@@ -237,170 +225,151 @@
         <w:t xml:space="preserve">’</w:t>
       </w:r>
       <w:r>
+        <w:t xml:space="preserve">, is to facilitate the integration of email communication by retrieving unread emails from a Gmail account and sending the content as an email attachment to a specified recipient. This process automates the handling of email data, ensuring timely and efficient communication.</w:t>
+      </w:r>
+    </w:p>
+    <w:p>
+      <w:pPr>
+        <w:pStyle w:val="BodyText"/>
+      </w:pPr>
+      <w:r>
+        <w:t xml:space="preserve">1.2 Scope</w:t>
+      </w:r>
+      <w:r>
         <w:t xml:space="preserve"> </w:t>
       </w:r>
       <w:r>
-        <w:t xml:space="preserve">is designed to facilitate the integration of email communication using IMAP and SMTP protocols. It retrieves unread emails from a Gmail account and forwards the content as an attachment to a specified recipient. The iFlow consists of multiple components including a start event, call activities for processing, and message flows for communication between the sender and receiver.</w:t>
-      </w:r>
-    </w:p>
-    <w:bookmarkEnd w:id="20"/>
-    <w:bookmarkStart w:id="21" w:name="iflow-structure"/>
-    <w:p>
-      <w:pPr>
-        <w:pStyle w:val="Heading2"/>
-      </w:pPr>
-      <w:r>
-        <w:t xml:space="preserve">2. iFlow Structure</w:t>
+        <w:t xml:space="preserve">- This iFlow includes the integration of an IMAP email adapter for receiving emails and an SMTP email adapter for sending emails. The integration boundaries are defined between the sender (Gmail) and the receiver (specified email address). The iFlow does not include any external systems beyond the email services.</w:t>
       </w:r>
     </w:p>
     <w:p>
       <w:pPr>
-        <w:pStyle w:val="FirstParagraph"/>
+        <w:numPr>
+          <w:ilvl w:val="0"/>
+          <w:numId w:val="1003"/>
+        </w:numPr>
+        <w:pStyle w:val="Compact"/>
       </w:pPr>
       <w:r>
-        <w:t xml:space="preserve">The iFlow is structured as follows:</w:t>
+        <w:t xml:space="preserve">Integration Overview</w:t>
       </w:r>
     </w:p>
     <w:p>
       <w:pPr>
-        <w:numPr>
-          <w:ilvl w:val="0"/>
-          <w:numId w:val="1002"/>
-        </w:numPr>
-        <w:pStyle w:val="Compact"/>
+        <w:pStyle w:val="FirstParagraph"/>
       </w:pPr>
       <w:r>
-        <w:rPr>
-          <w:bCs/>
-          <w:b/>
-        </w:rPr>
-        <w:t xml:space="preserve">Start Event</w:t>
+        <w:t xml:space="preserve">2.1 Integration Architecture</w:t>
       </w:r>
       <w:r>
-        <w:t xml:space="preserve">: Initiates the flow.</w:t>
+        <w:t xml:space="preserve"> </w:t>
+      </w:r>
+      <w:r>
+        <w:t xml:space="preserve">- The integration architecture consists of a sender participant that connects to the Gmail IMAP server to fetch unread emails, processes the email content through a series of activities (including Groovy scripts and content modifiers), and finally sends the processed content as an email attachment to a designated recipient via the SMTP server.</w:t>
       </w:r>
     </w:p>
     <w:p>
       <w:pPr>
-        <w:numPr>
-          <w:ilvl w:val="0"/>
-          <w:numId w:val="1002"/>
-        </w:numPr>
-        <w:pStyle w:val="Compact"/>
+        <w:pStyle w:val="BodyText"/>
       </w:pPr>
       <w:r>
-        <w:rPr>
-          <w:bCs/>
-          <w:b/>
-        </w:rPr>
-        <w:t xml:space="preserve">Call Activities</w:t>
+        <w:t xml:space="preserve">2.2 Integration Components</w:t>
       </w:r>
       <w:r>
-        <w:t xml:space="preserve">:</w:t>
+        <w:t xml:space="preserve"> </w:t>
+      </w:r>
+      <w:r>
+        <w:t xml:space="preserve">- Adapters:</w:t>
+      </w:r>
+      <w:r>
+        <w:t xml:space="preserve"> </w:t>
+      </w:r>
+      <w:r>
+        <w:t xml:space="preserve">- IMAP Adapter: Used to retrieve unread emails from the Gmail account.</w:t>
+      </w:r>
+      <w:r>
+        <w:t xml:space="preserve"> </w:t>
+      </w:r>
+      <w:r>
+        <w:t xml:space="preserve">- SMTP Adapter: Used to send emails with the processed content as an attachment.</w:t>
+      </w:r>
+      <w:r>
+        <w:t xml:space="preserve"> </w:t>
+      </w:r>
+      <w:r>
+        <w:t xml:space="preserve">- Scripts:</w:t>
+      </w:r>
+      <w:r>
+        <w:t xml:space="preserve"> </w:t>
+      </w:r>
+      <w:r>
+        <w:t xml:space="preserve">- Groovy Script: A script activity that processes the email content.</w:t>
+      </w:r>
+      <w:r>
+        <w:t xml:space="preserve"> </w:t>
+      </w:r>
+      <w:r>
+        <w:t xml:space="preserve">- Content Modifiers:</w:t>
+      </w:r>
+      <w:r>
+        <w:t xml:space="preserve"> </w:t>
+      </w:r>
+      <w:r>
+        <w:t xml:space="preserve">- Content Modifier 1 and Content Modifier 2: Activities that enrich the message content before sending.</w:t>
       </w:r>
     </w:p>
     <w:p>
       <w:pPr>
         <w:numPr>
-          <w:ilvl w:val="1"/>
-          <w:numId w:val="1003"/>
+          <w:ilvl w:val="0"/>
+          <w:numId w:val="1004"/>
         </w:numPr>
         <w:pStyle w:val="Compact"/>
       </w:pPr>
       <w:r>
-        <w:t xml:space="preserve">Groovy Script for processing.</w:t>
+        <w:t xml:space="preserve">Integration Scenarios</w:t>
       </w:r>
     </w:p>
     <w:p>
       <w:pPr>
-        <w:numPr>
-          <w:ilvl w:val="1"/>
-          <w:numId w:val="1003"/>
-        </w:numPr>
-        <w:pStyle w:val="Compact"/>
+        <w:pStyle w:val="FirstParagraph"/>
       </w:pPr>
       <w:r>
-        <w:t xml:space="preserve">Content Modifiers for enriching the message.</w:t>
+        <w:t xml:space="preserve">3.1 Scenario Description</w:t>
+      </w:r>
+      <w:r>
+        <w:t xml:space="preserve"> </w:t>
+      </w:r>
+      <w:r>
+        <w:t xml:space="preserve">- The integration flow begins with the Start Event, which triggers the retrieval of unread emails from the Gmail account using the IMAP adapter. The emails are processed through a Groovy script to extract relevant information. The processed data is then modified using two content modifiers to prepare it for sending. Finally, the End Event signifies the completion of the process after the email is sent to the specified recipient.</w:t>
       </w:r>
     </w:p>
     <w:p>
       <w:pPr>
-        <w:numPr>
-          <w:ilvl w:val="0"/>
-          <w:numId w:val="1002"/>
-        </w:numPr>
-        <w:pStyle w:val="Compact"/>
+        <w:pStyle w:val="BodyText"/>
       </w:pPr>
       <w:r>
-        <w:rPr>
-          <w:bCs/>
-          <w:b/>
-        </w:rPr>
-        <w:t xml:space="preserve">End Event</w:t>
+        <w:t xml:space="preserve">3.2 Data Flows</w:t>
       </w:r>
       <w:r>
-        <w:t xml:space="preserve">: Marks the completion of the flow.</w:t>
+        <w:t xml:space="preserve"> </w:t>
+      </w:r>
+      <w:r>
+        <w:t xml:space="preserve">- The message flow starts with the IMAP adapter fetching unread emails from the Gmail inbox. The email content is transformed and enriched using the Groovy script and content modifiers. The final output is routed to the SMTP adapter, which sends the email to the designated recipient.</w:t>
       </w:r>
     </w:p>
     <w:p>
       <w:pPr>
-        <w:numPr>
-          <w:ilvl w:val="0"/>
-          <w:numId w:val="1002"/>
-        </w:numPr>
-        <w:pStyle w:val="Compact"/>
+        <w:pStyle w:val="BodyText"/>
       </w:pPr>
       <w:r>
-        <w:rPr>
-          <w:bCs/>
-          <w:b/>
-        </w:rPr>
-        <w:t xml:space="preserve">Message Flows</w:t>
+        <w:t xml:space="preserve">3.3 Security Requirements</w:t>
       </w:r>
       <w:r>
-        <w:t xml:space="preserve">:</w:t>
+        <w:t xml:space="preserve"> </w:t>
       </w:r>
-    </w:p>
-    <w:p>
-      <w:pPr>
-        <w:numPr>
-          <w:ilvl w:val="1"/>
-          <w:numId w:val="1004"/>
-        </w:numPr>
-        <w:pStyle w:val="Compact"/>
-      </w:pPr>
       <w:r>
-        <w:t xml:space="preserve">From the sender (IMAP) to the start event.</w:t>
-      </w:r>
-    </w:p>
-    <w:p>
-      <w:pPr>
-        <w:numPr>
-          <w:ilvl w:val="1"/>
-          <w:numId w:val="1004"/>
-        </w:numPr>
-        <w:pStyle w:val="Compact"/>
-      </w:pPr>
-      <w:r>
-        <w:t xml:space="preserve">From the end event to the receiver (SMTP).</w:t>
-      </w:r>
-    </w:p>
-    <w:bookmarkEnd w:id="21"/>
-    <w:bookmarkStart w:id="22" w:name="participants"/>
-    <w:p>
-      <w:pPr>
-        <w:pStyle w:val="Heading2"/>
-      </w:pPr>
-      <w:r>
-        <w:t xml:space="preserve">3. Participants</w:t>
-      </w:r>
-    </w:p>
-    <w:p>
-      <w:pPr>
-        <w:pStyle w:val="FirstParagraph"/>
-      </w:pPr>
-      <w:r>
-        <w:t xml:space="preserve">The iFlow includes the following participants:</w:t>
+        <w:t xml:space="preserve">- The integration requires basic authentication for both the IMAP and SMTP adapters. Credentials for accessing the Gmail account are specified within the iFlow. No additional authorization mechanisms are implemented.</w:t>
       </w:r>
     </w:p>
     <w:p>
@@ -412,71 +381,7 @@
         <w:pStyle w:val="Compact"/>
       </w:pPr>
       <w:r>
-        <w:rPr>
-          <w:bCs/>
-          <w:b/>
-        </w:rPr>
-        <w:t xml:space="preserve">Sender</w:t>
-      </w:r>
-      <w:r>
-        <w:t xml:space="preserve">: Represents the source of the email (IMAP).</w:t>
-      </w:r>
-    </w:p>
-    <w:p>
-      <w:pPr>
-        <w:numPr>
-          <w:ilvl w:val="0"/>
-          <w:numId w:val="1005"/>
-        </w:numPr>
-        <w:pStyle w:val="Compact"/>
-      </w:pPr>
-      <w:r>
-        <w:rPr>
-          <w:bCs/>
-          <w:b/>
-        </w:rPr>
-        <w:t xml:space="preserve">Receiver</w:t>
-      </w:r>
-      <w:r>
-        <w:t xml:space="preserve">: Represents the destination for the email (SMTP).</w:t>
-      </w:r>
-    </w:p>
-    <w:p>
-      <w:pPr>
-        <w:numPr>
-          <w:ilvl w:val="0"/>
-          <w:numId w:val="1005"/>
-        </w:numPr>
-        <w:pStyle w:val="Compact"/>
-      </w:pPr>
-      <w:r>
-        <w:rPr>
-          <w:bCs/>
-          <w:b/>
-        </w:rPr>
-        <w:t xml:space="preserve">Integration Process</w:t>
-      </w:r>
-      <w:r>
-        <w:t xml:space="preserve">: The main processing logic of the iFlow.</w:t>
-      </w:r>
-    </w:p>
-    <w:bookmarkEnd w:id="22"/>
-    <w:bookmarkStart w:id="25" w:name="message-flows"/>
-    <w:p>
-      <w:pPr>
-        <w:pStyle w:val="Heading2"/>
-      </w:pPr>
-      <w:r>
-        <w:t xml:space="preserve">4. Message Flows</w:t>
-      </w:r>
-    </w:p>
-    <w:bookmarkStart w:id="23" w:name="message-flow-from-sender-to-start-event"/>
-    <w:p>
-      <w:pPr>
-        <w:pStyle w:val="Heading3"/>
-      </w:pPr>
-      <w:r>
-        <w:t xml:space="preserve">4.1. Message Flow from Sender to Start Event</w:t>
+        <w:t xml:space="preserve">Error Handling and Logging</w:t>
       </w:r>
     </w:p>
     <w:p>
@@ -488,179 +393,59 @@
         <w:pStyle w:val="Compact"/>
       </w:pPr>
       <w:r>
-        <w:rPr>
-          <w:bCs/>
-          <w:b/>
-        </w:rPr>
-        <w:t xml:space="preserve">Source</w:t>
-      </w:r>
-      <w:r>
-        <w:t xml:space="preserve">: Participant_1 (Sender)</w:t>
+        <w:t xml:space="preserve">The iFlow implements a logging strategy that captures all events, allowing for comprehensive monitoring of the integration process. Error handling is managed by returning exceptions to the sender, ensuring that any issues encountered during processing are logged for further analysis.</w:t>
       </w:r>
     </w:p>
     <w:p>
       <w:pPr>
         <w:numPr>
           <w:ilvl w:val="0"/>
-          <w:numId w:val="1006"/>
-        </w:numPr>
-        <w:pStyle w:val="Compact"/>
-      </w:pPr>
-      <w:r>
-        <w:rPr>
-          <w:bCs/>
-          <w:b/>
-        </w:rPr>
-        <w:t xml:space="preserve">Target</w:t>
-      </w:r>
-      <w:r>
-        <w:t xml:space="preserve">: StartEvent_2</w:t>
-      </w:r>
-    </w:p>
-    <w:p>
-      <w:pPr>
-        <w:numPr>
-          <w:ilvl w:val="0"/>
-          <w:numId w:val="1006"/>
-        </w:numPr>
-        <w:pStyle w:val="Compact"/>
-      </w:pPr>
-      <w:r>
-        <w:rPr>
-          <w:bCs/>
-          <w:b/>
-        </w:rPr>
-        <w:t xml:space="preserve">Properties</w:t>
-      </w:r>
-      <w:r>
-        <w:t xml:space="preserve">:</w:t>
-      </w:r>
-    </w:p>
-    <w:p>
-      <w:pPr>
-        <w:numPr>
-          <w:ilvl w:val="1"/>
           <w:numId w:val="1007"/>
         </w:numPr>
-        <w:pStyle w:val="Compact"/>
       </w:pPr>
       <w:r>
-        <w:t xml:space="preserve">Server:</w:t>
+        <w:t xml:space="preserve">Testing Validation</w:t>
       </w:r>
       <w:r>
         <w:t xml:space="preserve"> </w:t>
       </w:r>
       <w:r>
-        <w:rPr>
-          <w:rStyle w:val="VerbatimChar"/>
-        </w:rPr>
-        <w:t xml:space="preserve">imap.gmail.com:993</w:t>
-      </w:r>
-    </w:p>
-    <w:p>
-      <w:pPr>
-        <w:numPr>
-          <w:ilvl w:val="1"/>
-          <w:numId w:val="1007"/>
-        </w:numPr>
-        <w:pStyle w:val="Compact"/>
-      </w:pPr>
-      <w:r>
-        <w:t xml:space="preserve">Authentication:</w:t>
+        <w:t xml:space="preserve">| Test Case ID | Scenario | Expected Outcome |</w:t>
       </w:r>
       <w:r>
         <w:t xml:space="preserve"> </w:t>
       </w:r>
       <w:r>
-        <w:rPr>
-          <w:rStyle w:val="VerbatimChar"/>
-        </w:rPr>
-        <w:t xml:space="preserve">loginPlain</w:t>
-      </w:r>
-    </w:p>
-    <w:p>
-      <w:pPr>
-        <w:numPr>
-          <w:ilvl w:val="1"/>
-          <w:numId w:val="1007"/>
-        </w:numPr>
-        <w:pStyle w:val="Compact"/>
-      </w:pPr>
-      <w:r>
-        <w:t xml:space="preserve">SSL:</w:t>
+        <w:t xml:space="preserve">|—————|———————————–|—————————————————|</w:t>
       </w:r>
       <w:r>
         <w:t xml:space="preserve"> </w:t>
       </w:r>
       <w:r>
-        <w:rPr>
-          <w:rStyle w:val="VerbatimChar"/>
-        </w:rPr>
-        <w:t xml:space="preserve">imaps</w:t>
-      </w:r>
-    </w:p>
-    <w:p>
-      <w:pPr>
-        <w:numPr>
-          <w:ilvl w:val="1"/>
-          <w:numId w:val="1007"/>
-        </w:numPr>
-        <w:pStyle w:val="Compact"/>
-      </w:pPr>
-      <w:r>
-        <w:t xml:space="preserve">Max Messages Per Poll:</w:t>
+        <w:t xml:space="preserve">| TC_01 | Fetch unread emails | Unread emails are successfully retrieved from Gmail. |</w:t>
       </w:r>
       <w:r>
         <w:t xml:space="preserve"> </w:t>
       </w:r>
       <w:r>
-        <w:rPr>
-          <w:rStyle w:val="VerbatimChar"/>
-        </w:rPr>
-        <w:t xml:space="preserve">20</w:t>
-      </w:r>
-    </w:p>
-    <w:p>
-      <w:pPr>
-        <w:numPr>
-          <w:ilvl w:val="1"/>
-          <w:numId w:val="1007"/>
-        </w:numPr>
-        <w:pStyle w:val="Compact"/>
-      </w:pPr>
-      <w:r>
-        <w:t xml:space="preserve">Folder:</w:t>
+        <w:t xml:space="preserve">| TC_02 | Process email content | Email content is processed and transformed correctly. |</w:t>
       </w:r>
       <w:r>
         <w:t xml:space="preserve"> </w:t>
       </w:r>
       <w:r>
-        <w:rPr>
-          <w:rStyle w:val="VerbatimChar"/>
-        </w:rPr>
-        <w:t xml:space="preserve">INBOX</w:t>
+        <w:t xml:space="preserve">| TC_03 | Send email with attachment | Email is sent successfully to the specified recipient with the correct attachment. |</w:t>
       </w:r>
     </w:p>
     <w:p>
       <w:pPr>
         <w:numPr>
-          <w:ilvl w:val="1"/>
+          <w:ilvl w:val="0"/>
           <w:numId w:val="1007"/>
         </w:numPr>
-        <w:pStyle w:val="Compact"/>
       </w:pPr>
       <w:r>
-        <w:t xml:space="preserve">Schedule Key: Configured for daily polling.</w:t>
-      </w:r>
-    </w:p>
-    <w:bookmarkEnd w:id="23"/>
-    <w:bookmarkStart w:id="24" w:name="message-flow-from-end-event-to-receiver"/>
-    <w:p>
-      <w:pPr>
-        <w:pStyle w:val="Heading3"/>
-      </w:pPr>
-      <w:r>
-        <w:t xml:space="preserve">4.2. Message Flow from End Event to Receiver</w:t>
+        <w:t xml:space="preserve">Reference Documents</w:t>
       </w:r>
     </w:p>
     <w:p>
@@ -672,14 +457,7 @@
         <w:pStyle w:val="Compact"/>
       </w:pPr>
       <w:r>
-        <w:rPr>
-          <w:bCs/>
-          <w:b/>
-        </w:rPr>
-        <w:t xml:space="preserve">Source</w:t>
-      </w:r>
-      <w:r>
-        <w:t xml:space="preserve">: EndEvent_2</w:t>
+        <w:t xml:space="preserve">CPI Package: integrationflow</w:t>
       </w:r>
     </w:p>
     <w:p>
@@ -691,14 +469,7 @@
         <w:pStyle w:val="Compact"/>
       </w:pPr>
       <w:r>
-        <w:rPr>
-          <w:bCs/>
-          <w:b/>
-        </w:rPr>
-        <w:t xml:space="preserve">Target</w:t>
-      </w:r>
-      <w:r>
-        <w:t xml:space="preserve">: Participant_2 (Receiver)</w:t>
+        <w:t xml:space="preserve">iFlow Name: integrationflow</w:t>
       </w:r>
     </w:p>
     <w:p>
@@ -710,806 +481,9 @@
         <w:pStyle w:val="Compact"/>
       </w:pPr>
       <w:r>
-        <w:rPr>
-          <w:bCs/>
-          <w:b/>
-        </w:rPr>
-        <w:t xml:space="preserve">Properties</w:t>
-      </w:r>
-      <w:r>
-        <w:t xml:space="preserve">:</w:t>
+        <w:t xml:space="preserve">Related References: IMAP and SMTP adapter documentation, Groovy script documentation.</w:t>
       </w:r>
     </w:p>
-    <w:p>
-      <w:pPr>
-        <w:numPr>
-          <w:ilvl w:val="1"/>
-          <w:numId w:val="1009"/>
-        </w:numPr>
-        <w:pStyle w:val="Compact"/>
-      </w:pPr>
-      <w:r>
-        <w:t xml:space="preserve">Server:</w:t>
-      </w:r>
-      <w:r>
-        <w:t xml:space="preserve"> </w:t>
-      </w:r>
-      <w:r>
-        <w:rPr>
-          <w:rStyle w:val="VerbatimChar"/>
-        </w:rPr>
-        <w:t xml:space="preserve">smtp.gmail.com</w:t>
-      </w:r>
-    </w:p>
-    <w:p>
-      <w:pPr>
-        <w:numPr>
-          <w:ilvl w:val="1"/>
-          <w:numId w:val="1009"/>
-        </w:numPr>
-        <w:pStyle w:val="Compact"/>
-      </w:pPr>
-      <w:r>
-        <w:t xml:space="preserve">Authentication:</w:t>
-      </w:r>
-      <w:r>
-        <w:t xml:space="preserve"> </w:t>
-      </w:r>
-      <w:r>
-        <w:rPr>
-          <w:rStyle w:val="VerbatimChar"/>
-        </w:rPr>
-        <w:t xml:space="preserve">loginPlain</w:t>
-      </w:r>
-    </w:p>
-    <w:p>
-      <w:pPr>
-        <w:numPr>
-          <w:ilvl w:val="1"/>
-          <w:numId w:val="1009"/>
-        </w:numPr>
-        <w:pStyle w:val="Compact"/>
-      </w:pPr>
-      <w:r>
-        <w:t xml:space="preserve">Subject:</w:t>
-      </w:r>
-      <w:r>
-        <w:t xml:space="preserve"> </w:t>
-      </w:r>
-      <w:r>
-        <w:rPr>
-          <w:rStyle w:val="VerbatimChar"/>
-        </w:rPr>
-        <w:t xml:space="preserve">XML DATA</w:t>
-      </w:r>
-    </w:p>
-    <w:p>
-      <w:pPr>
-        <w:numPr>
-          <w:ilvl w:val="1"/>
-          <w:numId w:val="1009"/>
-        </w:numPr>
-        <w:pStyle w:val="Compact"/>
-      </w:pPr>
-      <w:r>
-        <w:t xml:space="preserve">From:</w:t>
-      </w:r>
-      <w:r>
-        <w:t xml:space="preserve"> </w:t>
-      </w:r>
-      <w:r>
-        <w:rPr>
-          <w:rStyle w:val="VerbatimChar"/>
-        </w:rPr>
-        <w:t xml:space="preserve">sindhukv898@gmail.com</w:t>
-      </w:r>
-    </w:p>
-    <w:p>
-      <w:pPr>
-        <w:numPr>
-          <w:ilvl w:val="1"/>
-          <w:numId w:val="1009"/>
-        </w:numPr>
-        <w:pStyle w:val="Compact"/>
-      </w:pPr>
-      <w:r>
-        <w:t xml:space="preserve">To:</w:t>
-      </w:r>
-      <w:r>
-        <w:t xml:space="preserve"> </w:t>
-      </w:r>
-      <w:r>
-        <w:rPr>
-          <w:rStyle w:val="VerbatimChar"/>
-        </w:rPr>
-        <w:t xml:space="preserve">sindhu.kv@motiveminds.com</w:t>
-      </w:r>
-    </w:p>
-    <w:p>
-      <w:pPr>
-        <w:numPr>
-          <w:ilvl w:val="1"/>
-          <w:numId w:val="1009"/>
-        </w:numPr>
-        <w:pStyle w:val="Compact"/>
-      </w:pPr>
-      <w:r>
-        <w:t xml:space="preserve">Content Type:</w:t>
-      </w:r>
-      <w:r>
-        <w:t xml:space="preserve"> </w:t>
-      </w:r>
-      <w:r>
-        <w:rPr>
-          <w:rStyle w:val="VerbatimChar"/>
-        </w:rPr>
-        <w:t xml:space="preserve">text/plain</w:t>
-      </w:r>
-    </w:p>
-    <w:p>
-      <w:pPr>
-        <w:numPr>
-          <w:ilvl w:val="1"/>
-          <w:numId w:val="1009"/>
-        </w:numPr>
-        <w:pStyle w:val="Compact"/>
-      </w:pPr>
-      <w:r>
-        <w:t xml:space="preserve">Attachments: XML data as an attachment.</w:t>
-      </w:r>
-    </w:p>
-    <w:bookmarkEnd w:id="24"/>
-    <w:bookmarkEnd w:id="25"/>
-    <w:bookmarkStart w:id="31" w:name="process-details"/>
-    <w:p>
-      <w:pPr>
-        <w:pStyle w:val="Heading2"/>
-      </w:pPr>
-      <w:r>
-        <w:t xml:space="preserve">5. Process Details</w:t>
-      </w:r>
-    </w:p>
-    <w:bookmarkStart w:id="26" w:name="integration-process"/>
-    <w:p>
-      <w:pPr>
-        <w:pStyle w:val="Heading3"/>
-      </w:pPr>
-      <w:r>
-        <w:t xml:space="preserve">5.1. Integration Process</w:t>
-      </w:r>
-    </w:p>
-    <w:p>
-      <w:pPr>
-        <w:numPr>
-          <w:ilvl w:val="0"/>
-          <w:numId w:val="1010"/>
-        </w:numPr>
-        <w:pStyle w:val="Compact"/>
-      </w:pPr>
-      <w:r>
-        <w:rPr>
-          <w:bCs/>
-          <w:b/>
-        </w:rPr>
-        <w:t xml:space="preserve">ID</w:t>
-      </w:r>
-      <w:r>
-        <w:t xml:space="preserve">: Process_1</w:t>
-      </w:r>
-    </w:p>
-    <w:p>
-      <w:pPr>
-        <w:numPr>
-          <w:ilvl w:val="0"/>
-          <w:numId w:val="1010"/>
-        </w:numPr>
-        <w:pStyle w:val="Compact"/>
-      </w:pPr>
-      <w:r>
-        <w:rPr>
-          <w:bCs/>
-          <w:b/>
-        </w:rPr>
-        <w:t xml:space="preserve">Transaction Timeout</w:t>
-      </w:r>
-      <w:r>
-        <w:t xml:space="preserve">: 30 seconds</w:t>
-      </w:r>
-    </w:p>
-    <w:p>
-      <w:pPr>
-        <w:numPr>
-          <w:ilvl w:val="0"/>
-          <w:numId w:val="1010"/>
-        </w:numPr>
-        <w:pStyle w:val="Compact"/>
-      </w:pPr>
-      <w:r>
-        <w:rPr>
-          <w:bCs/>
-          <w:b/>
-        </w:rPr>
-        <w:t xml:space="preserve">Transactional Handling</w:t>
-      </w:r>
-      <w:r>
-        <w:t xml:space="preserve">: Not Required</w:t>
-      </w:r>
-    </w:p>
-    <w:bookmarkEnd w:id="26"/>
-    <w:bookmarkStart w:id="30" w:name="call-activities"/>
-    <w:p>
-      <w:pPr>
-        <w:pStyle w:val="Heading3"/>
-      </w:pPr>
-      <w:r>
-        <w:t xml:space="preserve">5.2. Call Activities</w:t>
-      </w:r>
-    </w:p>
-    <w:bookmarkStart w:id="27" w:name="groovy-script-1"/>
-    <w:p>
-      <w:pPr>
-        <w:pStyle w:val="Heading4"/>
-      </w:pPr>
-      <w:r>
-        <w:t xml:space="preserve">5.2.1. Groovy Script 1</w:t>
-      </w:r>
-    </w:p>
-    <w:p>
-      <w:pPr>
-        <w:numPr>
-          <w:ilvl w:val="0"/>
-          <w:numId w:val="1011"/>
-        </w:numPr>
-        <w:pStyle w:val="Compact"/>
-      </w:pPr>
-      <w:r>
-        <w:rPr>
-          <w:bCs/>
-          <w:b/>
-        </w:rPr>
-        <w:t xml:space="preserve">ID</w:t>
-      </w:r>
-      <w:r>
-        <w:t xml:space="preserve">: CallActivity_33462155</w:t>
-      </w:r>
-    </w:p>
-    <w:p>
-      <w:pPr>
-        <w:numPr>
-          <w:ilvl w:val="0"/>
-          <w:numId w:val="1011"/>
-        </w:numPr>
-        <w:pStyle w:val="Compact"/>
-      </w:pPr>
-      <w:r>
-        <w:rPr>
-          <w:bCs/>
-          <w:b/>
-        </w:rPr>
-        <w:t xml:space="preserve">Script</w:t>
-      </w:r>
-      <w:r>
-        <w:t xml:space="preserve">:</w:t>
-      </w:r>
-      <w:r>
-        <w:t xml:space="preserve"> </w:t>
-      </w:r>
-      <w:r>
-        <w:rPr>
-          <w:rStyle w:val="VerbatimChar"/>
-        </w:rPr>
-        <w:t xml:space="preserve">script1.groovy</w:t>
-      </w:r>
-    </w:p>
-    <w:p>
-      <w:pPr>
-        <w:numPr>
-          <w:ilvl w:val="0"/>
-          <w:numId w:val="1011"/>
-        </w:numPr>
-        <w:pStyle w:val="Compact"/>
-      </w:pPr>
-      <w:r>
-        <w:rPr>
-          <w:bCs/>
-          <w:b/>
-        </w:rPr>
-        <w:t xml:space="preserve">Component Version</w:t>
-      </w:r>
-      <w:r>
-        <w:t xml:space="preserve">: 1.1</w:t>
-      </w:r>
-    </w:p>
-    <w:bookmarkEnd w:id="27"/>
-    <w:bookmarkStart w:id="28" w:name="content-modifier-1"/>
-    <w:p>
-      <w:pPr>
-        <w:pStyle w:val="Heading4"/>
-      </w:pPr>
-      <w:r>
-        <w:t xml:space="preserve">5.2.2. Content Modifier 1</w:t>
-      </w:r>
-    </w:p>
-    <w:p>
-      <w:pPr>
-        <w:numPr>
-          <w:ilvl w:val="0"/>
-          <w:numId w:val="1012"/>
-        </w:numPr>
-        <w:pStyle w:val="Compact"/>
-      </w:pPr>
-      <w:r>
-        <w:rPr>
-          <w:bCs/>
-          <w:b/>
-        </w:rPr>
-        <w:t xml:space="preserve">ID</w:t>
-      </w:r>
-      <w:r>
-        <w:t xml:space="preserve">: CallActivity_33462159</w:t>
-      </w:r>
-    </w:p>
-    <w:p>
-      <w:pPr>
-        <w:numPr>
-          <w:ilvl w:val="0"/>
-          <w:numId w:val="1012"/>
-        </w:numPr>
-        <w:pStyle w:val="Compact"/>
-      </w:pPr>
-      <w:r>
-        <w:rPr>
-          <w:bCs/>
-          <w:b/>
-        </w:rPr>
-        <w:t xml:space="preserve">Body Type</w:t>
-      </w:r>
-      <w:r>
-        <w:t xml:space="preserve">: Constant</w:t>
-      </w:r>
-    </w:p>
-    <w:p>
-      <w:pPr>
-        <w:numPr>
-          <w:ilvl w:val="0"/>
-          <w:numId w:val="1012"/>
-        </w:numPr>
-        <w:pStyle w:val="Compact"/>
-      </w:pPr>
-      <w:r>
-        <w:rPr>
-          <w:bCs/>
-          <w:b/>
-        </w:rPr>
-        <w:t xml:space="preserve">Component Version</w:t>
-      </w:r>
-      <w:r>
-        <w:t xml:space="preserve">: 1.6</w:t>
-      </w:r>
-    </w:p>
-    <w:bookmarkEnd w:id="28"/>
-    <w:bookmarkStart w:id="29" w:name="content-modifier-2"/>
-    <w:p>
-      <w:pPr>
-        <w:pStyle w:val="Heading4"/>
-      </w:pPr>
-      <w:r>
-        <w:t xml:space="preserve">5.2.3. Content Modifier 2</w:t>
-      </w:r>
-    </w:p>
-    <w:p>
-      <w:pPr>
-        <w:numPr>
-          <w:ilvl w:val="0"/>
-          <w:numId w:val="1013"/>
-        </w:numPr>
-        <w:pStyle w:val="Compact"/>
-      </w:pPr>
-      <w:r>
-        <w:rPr>
-          <w:bCs/>
-          <w:b/>
-        </w:rPr>
-        <w:t xml:space="preserve">ID</w:t>
-      </w:r>
-      <w:r>
-        <w:t xml:space="preserve">: CallActivity_33462160</w:t>
-      </w:r>
-    </w:p>
-    <w:p>
-      <w:pPr>
-        <w:numPr>
-          <w:ilvl w:val="0"/>
-          <w:numId w:val="1013"/>
-        </w:numPr>
-        <w:pStyle w:val="Compact"/>
-      </w:pPr>
-      <w:r>
-        <w:rPr>
-          <w:bCs/>
-          <w:b/>
-        </w:rPr>
-        <w:t xml:space="preserve">Body Type</w:t>
-      </w:r>
-      <w:r>
-        <w:t xml:space="preserve">: Constant</w:t>
-      </w:r>
-    </w:p>
-    <w:p>
-      <w:pPr>
-        <w:numPr>
-          <w:ilvl w:val="0"/>
-          <w:numId w:val="1013"/>
-        </w:numPr>
-        <w:pStyle w:val="Compact"/>
-      </w:pPr>
-      <w:r>
-        <w:rPr>
-          <w:bCs/>
-          <w:b/>
-        </w:rPr>
-        <w:t xml:space="preserve">Component Version</w:t>
-      </w:r>
-      <w:r>
-        <w:t xml:space="preserve">: 1.6</w:t>
-      </w:r>
-    </w:p>
-    <w:bookmarkEnd w:id="29"/>
-    <w:bookmarkEnd w:id="30"/>
-    <w:bookmarkEnd w:id="31"/>
-    <w:bookmarkStart w:id="34" w:name="events"/>
-    <w:p>
-      <w:pPr>
-        <w:pStyle w:val="Heading2"/>
-      </w:pPr>
-      <w:r>
-        <w:t xml:space="preserve">6. Events</w:t>
-      </w:r>
-    </w:p>
-    <w:bookmarkStart w:id="32" w:name="start-event"/>
-    <w:p>
-      <w:pPr>
-        <w:pStyle w:val="Heading3"/>
-      </w:pPr>
-      <w:r>
-        <w:t xml:space="preserve">6.1. Start Event</w:t>
-      </w:r>
-    </w:p>
-    <w:p>
-      <w:pPr>
-        <w:numPr>
-          <w:ilvl w:val="0"/>
-          <w:numId w:val="1014"/>
-        </w:numPr>
-        <w:pStyle w:val="Compact"/>
-      </w:pPr>
-      <w:r>
-        <w:rPr>
-          <w:bCs/>
-          <w:b/>
-        </w:rPr>
-        <w:t xml:space="preserve">ID</w:t>
-      </w:r>
-      <w:r>
-        <w:t xml:space="preserve">: StartEvent_2</w:t>
-      </w:r>
-    </w:p>
-    <w:p>
-      <w:pPr>
-        <w:numPr>
-          <w:ilvl w:val="0"/>
-          <w:numId w:val="1014"/>
-        </w:numPr>
-        <w:pStyle w:val="Compact"/>
-      </w:pPr>
-      <w:r>
-        <w:rPr>
-          <w:bCs/>
-          <w:b/>
-        </w:rPr>
-        <w:t xml:space="preserve">Component Version</w:t>
-      </w:r>
-      <w:r>
-        <w:t xml:space="preserve">: 1.0</w:t>
-      </w:r>
-    </w:p>
-    <w:bookmarkEnd w:id="32"/>
-    <w:bookmarkStart w:id="33" w:name="end-event"/>
-    <w:p>
-      <w:pPr>
-        <w:pStyle w:val="Heading3"/>
-      </w:pPr>
-      <w:r>
-        <w:t xml:space="preserve">6.2. End Event</w:t>
-      </w:r>
-    </w:p>
-    <w:p>
-      <w:pPr>
-        <w:numPr>
-          <w:ilvl w:val="0"/>
-          <w:numId w:val="1015"/>
-        </w:numPr>
-        <w:pStyle w:val="Compact"/>
-      </w:pPr>
-      <w:r>
-        <w:rPr>
-          <w:bCs/>
-          <w:b/>
-        </w:rPr>
-        <w:t xml:space="preserve">ID</w:t>
-      </w:r>
-      <w:r>
-        <w:t xml:space="preserve">: EndEvent_2</w:t>
-      </w:r>
-    </w:p>
-    <w:p>
-      <w:pPr>
-        <w:numPr>
-          <w:ilvl w:val="0"/>
-          <w:numId w:val="1015"/>
-        </w:numPr>
-        <w:pStyle w:val="Compact"/>
-      </w:pPr>
-      <w:r>
-        <w:rPr>
-          <w:bCs/>
-          <w:b/>
-        </w:rPr>
-        <w:t xml:space="preserve">Component Version</w:t>
-      </w:r>
-      <w:r>
-        <w:t xml:space="preserve">: 1.1</w:t>
-      </w:r>
-    </w:p>
-    <w:bookmarkEnd w:id="33"/>
-    <w:bookmarkEnd w:id="34"/>
-    <w:bookmarkStart w:id="38" w:name="properties"/>
-    <w:p>
-      <w:pPr>
-        <w:pStyle w:val="Heading2"/>
-      </w:pPr>
-      <w:r>
-        <w:t xml:space="preserve">7. Properties</w:t>
-      </w:r>
-    </w:p>
-    <w:bookmarkStart w:id="35" w:name="global-properties"/>
-    <w:p>
-      <w:pPr>
-        <w:pStyle w:val="Heading3"/>
-      </w:pPr>
-      <w:r>
-        <w:t xml:space="preserve">7.1. Global Properties</w:t>
-      </w:r>
-    </w:p>
-    <w:p>
-      <w:pPr>
-        <w:numPr>
-          <w:ilvl w:val="0"/>
-          <w:numId w:val="1016"/>
-        </w:numPr>
-        <w:pStyle w:val="Compact"/>
-      </w:pPr>
-      <w:r>
-        <w:rPr>
-          <w:bCs/>
-          <w:b/>
-        </w:rPr>
-        <w:t xml:space="preserve">Namespace Mapping</w:t>
-      </w:r>
-      <w:r>
-        <w:t xml:space="preserve">: Not configured.</w:t>
-      </w:r>
-    </w:p>
-    <w:p>
-      <w:pPr>
-        <w:numPr>
-          <w:ilvl w:val="0"/>
-          <w:numId w:val="1016"/>
-        </w:numPr>
-        <w:pStyle w:val="Compact"/>
-      </w:pPr>
-      <w:r>
-        <w:rPr>
-          <w:bCs/>
-          <w:b/>
-        </w:rPr>
-        <w:t xml:space="preserve">HTTP Session Handling</w:t>
-      </w:r>
-      <w:r>
-        <w:t xml:space="preserve">: None</w:t>
-      </w:r>
-    </w:p>
-    <w:p>
-      <w:pPr>
-        <w:numPr>
-          <w:ilvl w:val="0"/>
-          <w:numId w:val="1016"/>
-        </w:numPr>
-        <w:pStyle w:val="Compact"/>
-      </w:pPr>
-      <w:r>
-        <w:rPr>
-          <w:bCs/>
-          <w:b/>
-        </w:rPr>
-        <w:t xml:space="preserve">Logging Level</w:t>
-      </w:r>
-      <w:r>
-        <w:t xml:space="preserve">: All events</w:t>
-      </w:r>
-    </w:p>
-    <w:p>
-      <w:pPr>
-        <w:numPr>
-          <w:ilvl w:val="0"/>
-          <w:numId w:val="1016"/>
-        </w:numPr>
-        <w:pStyle w:val="Compact"/>
-      </w:pPr>
-      <w:r>
-        <w:rPr>
-          <w:bCs/>
-          <w:b/>
-        </w:rPr>
-        <w:t xml:space="preserve">CORS Enabled</w:t>
-      </w:r>
-      <w:r>
-        <w:t xml:space="preserve">: False</w:t>
-      </w:r>
-    </w:p>
-    <w:p>
-      <w:pPr>
-        <w:numPr>
-          <w:ilvl w:val="0"/>
-          <w:numId w:val="1016"/>
-        </w:numPr>
-        <w:pStyle w:val="Compact"/>
-      </w:pPr>
-      <w:r>
-        <w:rPr>
-          <w:bCs/>
-          <w:b/>
-        </w:rPr>
-        <w:t xml:space="preserve">Return Exception to Sender</w:t>
-      </w:r>
-      <w:r>
-        <w:t xml:space="preserve">: False</w:t>
-      </w:r>
-    </w:p>
-    <w:bookmarkEnd w:id="35"/>
-    <w:bookmarkStart w:id="36" w:name="sender-properties"/>
-    <w:p>
-      <w:pPr>
-        <w:pStyle w:val="Heading3"/>
-      </w:pPr>
-      <w:r>
-        <w:t xml:space="preserve">7.2. Sender Properties</w:t>
-      </w:r>
-    </w:p>
-    <w:p>
-      <w:pPr>
-        <w:numPr>
-          <w:ilvl w:val="0"/>
-          <w:numId w:val="1017"/>
-        </w:numPr>
-        <w:pStyle w:val="Compact"/>
-      </w:pPr>
-      <w:r>
-        <w:rPr>
-          <w:bCs/>
-          <w:b/>
-        </w:rPr>
-        <w:t xml:space="preserve">Enable Basic Authentication</w:t>
-      </w:r>
-      <w:r>
-        <w:t xml:space="preserve">: False</w:t>
-      </w:r>
-    </w:p>
-    <w:p>
-      <w:pPr>
-        <w:numPr>
-          <w:ilvl w:val="0"/>
-          <w:numId w:val="1017"/>
-        </w:numPr>
-        <w:pStyle w:val="Compact"/>
-      </w:pPr>
-      <w:r>
-        <w:rPr>
-          <w:bCs/>
-          <w:b/>
-        </w:rPr>
-        <w:t xml:space="preserve">Type</w:t>
-      </w:r>
-      <w:r>
-        <w:t xml:space="preserve">: EndpointSender</w:t>
-      </w:r>
-    </w:p>
-    <w:bookmarkEnd w:id="36"/>
-    <w:bookmarkStart w:id="37" w:name="receiver-properties"/>
-    <w:p>
-      <w:pPr>
-        <w:pStyle w:val="Heading3"/>
-      </w:pPr>
-      <w:r>
-        <w:t xml:space="preserve">7.3. Receiver Properties</w:t>
-      </w:r>
-    </w:p>
-    <w:p>
-      <w:pPr>
-        <w:numPr>
-          <w:ilvl w:val="0"/>
-          <w:numId w:val="1018"/>
-        </w:numPr>
-        <w:pStyle w:val="Compact"/>
-      </w:pPr>
-      <w:r>
-        <w:rPr>
-          <w:bCs/>
-          <w:b/>
-        </w:rPr>
-        <w:t xml:space="preserve">Type</w:t>
-      </w:r>
-      <w:r>
-        <w:t xml:space="preserve">: EndpointReceiver</w:t>
-      </w:r>
-    </w:p>
-    <w:bookmarkEnd w:id="37"/>
-    <w:bookmarkEnd w:id="38"/>
-    <w:bookmarkStart w:id="39" w:name="diagram"/>
-    <w:p>
-      <w:pPr>
-        <w:pStyle w:val="Heading2"/>
-      </w:pPr>
-      <w:r>
-        <w:t xml:space="preserve">8. Diagram</w:t>
-      </w:r>
-    </w:p>
-    <w:p>
-      <w:pPr>
-        <w:pStyle w:val="FirstParagraph"/>
-      </w:pPr>
-      <w:r>
-        <w:t xml:space="preserve">The iFlow is visually represented in a BPMN diagram, illustrating the flow of messages and the interactions between different components.</w:t>
-      </w:r>
-    </w:p>
-    <w:bookmarkEnd w:id="39"/>
-    <w:bookmarkStart w:id="40" w:name="conclusion"/>
-    <w:p>
-      <w:pPr>
-        <w:pStyle w:val="Heading2"/>
-      </w:pPr>
-      <w:r>
-        <w:t xml:space="preserve">9. Conclusion</w:t>
-      </w:r>
-    </w:p>
-    <w:p>
-      <w:pPr>
-        <w:pStyle w:val="FirstParagraph"/>
-      </w:pPr>
-      <w:r>
-        <w:t xml:space="preserve">The</w:t>
-      </w:r>
-      <w:r>
-        <w:t xml:space="preserve"> </w:t>
-      </w:r>
-      <w:r>
-        <w:t xml:space="preserve">‘</w:t>
-      </w:r>
-      <w:r>
-        <w:t xml:space="preserve">integrationflow</w:t>
-      </w:r>
-      <w:r>
-        <w:t xml:space="preserve">’</w:t>
-      </w:r>
-      <w:r>
-        <w:t xml:space="preserve"> </w:t>
-      </w:r>
-      <w:r>
-        <w:t xml:space="preserve">iFlow effectively integrates email communication by leveraging IMAP for receiving emails and SMTP for sending emails. The structured approach with defined participants, message flows, and processing activities ensures a robust integration solution.</w:t>
-      </w:r>
-    </w:p>
-    <w:bookmarkEnd w:id="40"/>
-    <w:bookmarkEnd w:id="41"/>
     <w:sectPr>
       <w:headerReference r:id="rId9" w:type="default"/>
       <w:pgSz w:h="15840" w:w="12240"/>
@@ -1989,6 +963,261 @@
       </w:pPr>
     </w:lvl>
   </w:abstractNum>
+  <w:abstractNum w:abstractNumId="99412">
+    <w:nsid w:val="A99412"/>
+    <w:multiLevelType w:val="multilevel"/>
+    <w:lvl w:ilvl="0">
+      <w:start w:val="2"/>
+      <w:numFmt w:val="decimal"/>
+      <w:lvlText w:val="%1."/>
+      <w:lvlJc w:val="left"/>
+      <w:pPr>
+        <w:ind w:left="720" w:hanging="480"/>
+      </w:pPr>
+    </w:lvl>
+    <w:lvl w:ilvl="1">
+      <w:start w:val="2"/>
+      <w:numFmt w:val="decimal"/>
+      <w:lvlText w:val="%2."/>
+      <w:lvlJc w:val="left"/>
+      <w:pPr>
+        <w:ind w:left="1440" w:hanging="480"/>
+      </w:pPr>
+    </w:lvl>
+    <w:lvl w:ilvl="2">
+      <w:start w:val="2"/>
+      <w:numFmt w:val="decimal"/>
+      <w:lvlText w:val="%3."/>
+      <w:lvlJc w:val="left"/>
+      <w:pPr>
+        <w:ind w:left="2160" w:hanging="480"/>
+      </w:pPr>
+    </w:lvl>
+    <w:lvl w:ilvl="3">
+      <w:start w:val="2"/>
+      <w:numFmt w:val="decimal"/>
+      <w:lvlText w:val="%4."/>
+      <w:lvlJc w:val="left"/>
+      <w:pPr>
+        <w:ind w:left="2880" w:hanging="480"/>
+      </w:pPr>
+    </w:lvl>
+    <w:lvl w:ilvl="4">
+      <w:start w:val="2"/>
+      <w:numFmt w:val="decimal"/>
+      <w:lvlText w:val="%5."/>
+      <w:lvlJc w:val="left"/>
+      <w:pPr>
+        <w:ind w:left="3600" w:hanging="480"/>
+      </w:pPr>
+    </w:lvl>
+    <w:lvl w:ilvl="5">
+      <w:start w:val="2"/>
+      <w:numFmt w:val="decimal"/>
+      <w:lvlText w:val="%6."/>
+      <w:lvlJc w:val="left"/>
+      <w:pPr>
+        <w:ind w:left="4320" w:hanging="480"/>
+      </w:pPr>
+    </w:lvl>
+    <w:lvl w:ilvl="6">
+      <w:start w:val="2"/>
+      <w:numFmt w:val="decimal"/>
+      <w:lvlText w:val="%7."/>
+      <w:lvlJc w:val="left"/>
+      <w:pPr>
+        <w:ind w:left="5040" w:hanging="480"/>
+      </w:pPr>
+    </w:lvl>
+    <w:lvl w:ilvl="7">
+      <w:start w:val="2"/>
+      <w:numFmt w:val="decimal"/>
+      <w:lvlText w:val="%8."/>
+      <w:lvlJc w:val="left"/>
+      <w:pPr>
+        <w:ind w:left="5760" w:hanging="480"/>
+      </w:pPr>
+    </w:lvl>
+    <w:lvl w:ilvl="8">
+      <w:start w:val="2"/>
+      <w:numFmt w:val="decimal"/>
+      <w:lvlText w:val="%9."/>
+      <w:lvlJc w:val="left"/>
+      <w:pPr>
+        <w:ind w:left="6480" w:hanging="480"/>
+      </w:pPr>
+    </w:lvl>
+  </w:abstractNum>
+  <w:abstractNum w:abstractNumId="99413">
+    <w:nsid w:val="A99413"/>
+    <w:multiLevelType w:val="multilevel"/>
+    <w:lvl w:ilvl="0">
+      <w:start w:val="3"/>
+      <w:numFmt w:val="decimal"/>
+      <w:lvlText w:val="%1."/>
+      <w:lvlJc w:val="left"/>
+      <w:pPr>
+        <w:ind w:left="720" w:hanging="480"/>
+      </w:pPr>
+    </w:lvl>
+    <w:lvl w:ilvl="1">
+      <w:start w:val="3"/>
+      <w:numFmt w:val="decimal"/>
+      <w:lvlText w:val="%2."/>
+      <w:lvlJc w:val="left"/>
+      <w:pPr>
+        <w:ind w:left="1440" w:hanging="480"/>
+      </w:pPr>
+    </w:lvl>
+    <w:lvl w:ilvl="2">
+      <w:start w:val="3"/>
+      <w:numFmt w:val="decimal"/>
+      <w:lvlText w:val="%3."/>
+      <w:lvlJc w:val="left"/>
+      <w:pPr>
+        <w:ind w:left="2160" w:hanging="480"/>
+      </w:pPr>
+    </w:lvl>
+    <w:lvl w:ilvl="3">
+      <w:start w:val="3"/>
+      <w:numFmt w:val="decimal"/>
+      <w:lvlText w:val="%4."/>
+      <w:lvlJc w:val="left"/>
+      <w:pPr>
+        <w:ind w:left="2880" w:hanging="480"/>
+      </w:pPr>
+    </w:lvl>
+    <w:lvl w:ilvl="4">
+      <w:start w:val="3"/>
+      <w:numFmt w:val="decimal"/>
+      <w:lvlText w:val="%5."/>
+      <w:lvlJc w:val="left"/>
+      <w:pPr>
+        <w:ind w:left="3600" w:hanging="480"/>
+      </w:pPr>
+    </w:lvl>
+    <w:lvl w:ilvl="5">
+      <w:start w:val="3"/>
+      <w:numFmt w:val="decimal"/>
+      <w:lvlText w:val="%6."/>
+      <w:lvlJc w:val="left"/>
+      <w:pPr>
+        <w:ind w:left="4320" w:hanging="480"/>
+      </w:pPr>
+    </w:lvl>
+    <w:lvl w:ilvl="6">
+      <w:start w:val="3"/>
+      <w:numFmt w:val="decimal"/>
+      <w:lvlText w:val="%7."/>
+      <w:lvlJc w:val="left"/>
+      <w:pPr>
+        <w:ind w:left="5040" w:hanging="480"/>
+      </w:pPr>
+    </w:lvl>
+    <w:lvl w:ilvl="7">
+      <w:start w:val="3"/>
+      <w:numFmt w:val="decimal"/>
+      <w:lvlText w:val="%8."/>
+      <w:lvlJc w:val="left"/>
+      <w:pPr>
+        <w:ind w:left="5760" w:hanging="480"/>
+      </w:pPr>
+    </w:lvl>
+    <w:lvl w:ilvl="8">
+      <w:start w:val="3"/>
+      <w:numFmt w:val="decimal"/>
+      <w:lvlText w:val="%9."/>
+      <w:lvlJc w:val="left"/>
+      <w:pPr>
+        <w:ind w:left="6480" w:hanging="480"/>
+      </w:pPr>
+    </w:lvl>
+  </w:abstractNum>
+  <w:abstractNum w:abstractNumId="99414">
+    <w:nsid w:val="A99414"/>
+    <w:multiLevelType w:val="multilevel"/>
+    <w:lvl w:ilvl="0">
+      <w:start w:val="4"/>
+      <w:numFmt w:val="decimal"/>
+      <w:lvlText w:val="%1."/>
+      <w:lvlJc w:val="left"/>
+      <w:pPr>
+        <w:ind w:left="720" w:hanging="480"/>
+      </w:pPr>
+    </w:lvl>
+    <w:lvl w:ilvl="1">
+      <w:start w:val="4"/>
+      <w:numFmt w:val="decimal"/>
+      <w:lvlText w:val="%2."/>
+      <w:lvlJc w:val="left"/>
+      <w:pPr>
+        <w:ind w:left="1440" w:hanging="480"/>
+      </w:pPr>
+    </w:lvl>
+    <w:lvl w:ilvl="2">
+      <w:start w:val="4"/>
+      <w:numFmt w:val="decimal"/>
+      <w:lvlText w:val="%3."/>
+      <w:lvlJc w:val="left"/>
+      <w:pPr>
+        <w:ind w:left="2160" w:hanging="480"/>
+      </w:pPr>
+    </w:lvl>
+    <w:lvl w:ilvl="3">
+      <w:start w:val="4"/>
+      <w:numFmt w:val="decimal"/>
+      <w:lvlText w:val="%4."/>
+      <w:lvlJc w:val="left"/>
+      <w:pPr>
+        <w:ind w:left="2880" w:hanging="480"/>
+      </w:pPr>
+    </w:lvl>
+    <w:lvl w:ilvl="4">
+      <w:start w:val="4"/>
+      <w:numFmt w:val="decimal"/>
+      <w:lvlText w:val="%5."/>
+      <w:lvlJc w:val="left"/>
+      <w:pPr>
+        <w:ind w:left="3600" w:hanging="480"/>
+      </w:pPr>
+    </w:lvl>
+    <w:lvl w:ilvl="5">
+      <w:start w:val="4"/>
+      <w:numFmt w:val="decimal"/>
+      <w:lvlText w:val="%6."/>
+      <w:lvlJc w:val="left"/>
+      <w:pPr>
+        <w:ind w:left="4320" w:hanging="480"/>
+      </w:pPr>
+    </w:lvl>
+    <w:lvl w:ilvl="6">
+      <w:start w:val="4"/>
+      <w:numFmt w:val="decimal"/>
+      <w:lvlText w:val="%7."/>
+      <w:lvlJc w:val="left"/>
+      <w:pPr>
+        <w:ind w:left="5040" w:hanging="480"/>
+      </w:pPr>
+    </w:lvl>
+    <w:lvl w:ilvl="7">
+      <w:start w:val="4"/>
+      <w:numFmt w:val="decimal"/>
+      <w:lvlText w:val="%8."/>
+      <w:lvlJc w:val="left"/>
+      <w:pPr>
+        <w:ind w:left="5760" w:hanging="480"/>
+      </w:pPr>
+    </w:lvl>
+    <w:lvl w:ilvl="8">
+      <w:start w:val="4"/>
+      <w:numFmt w:val="decimal"/>
+      <w:lvlText w:val="%9."/>
+      <w:lvlJc w:val="left"/>
+      <w:pPr>
+        <w:ind w:left="6480" w:hanging="480"/>
+      </w:pPr>
+    </w:lvl>
+  </w:abstractNum>
   <w:abstractNum w:abstractNumId="991">
     <w:nsid w:val="A991"/>
     <w:multiLevelType w:val="multilevel"/>
@@ -2059,6 +1288,91 @@
     <w:lvl w:ilvl="8">
       <w:numFmt w:val="bullet"/>
       <w:lvlText w:val="•"/>
+      <w:lvlJc w:val="left"/>
+      <w:pPr>
+        <w:ind w:left="6480" w:hanging="480"/>
+      </w:pPr>
+    </w:lvl>
+  </w:abstractNum>
+  <w:abstractNum w:abstractNumId="99415">
+    <w:nsid w:val="A99415"/>
+    <w:multiLevelType w:val="multilevel"/>
+    <w:lvl w:ilvl="0">
+      <w:start w:val="5"/>
+      <w:numFmt w:val="decimal"/>
+      <w:lvlText w:val="%1."/>
+      <w:lvlJc w:val="left"/>
+      <w:pPr>
+        <w:ind w:left="720" w:hanging="480"/>
+      </w:pPr>
+    </w:lvl>
+    <w:lvl w:ilvl="1">
+      <w:start w:val="5"/>
+      <w:numFmt w:val="decimal"/>
+      <w:lvlText w:val="%2."/>
+      <w:lvlJc w:val="left"/>
+      <w:pPr>
+        <w:ind w:left="1440" w:hanging="480"/>
+      </w:pPr>
+    </w:lvl>
+    <w:lvl w:ilvl="2">
+      <w:start w:val="5"/>
+      <w:numFmt w:val="decimal"/>
+      <w:lvlText w:val="%3."/>
+      <w:lvlJc w:val="left"/>
+      <w:pPr>
+        <w:ind w:left="2160" w:hanging="480"/>
+      </w:pPr>
+    </w:lvl>
+    <w:lvl w:ilvl="3">
+      <w:start w:val="5"/>
+      <w:numFmt w:val="decimal"/>
+      <w:lvlText w:val="%4."/>
+      <w:lvlJc w:val="left"/>
+      <w:pPr>
+        <w:ind w:left="2880" w:hanging="480"/>
+      </w:pPr>
+    </w:lvl>
+    <w:lvl w:ilvl="4">
+      <w:start w:val="5"/>
+      <w:numFmt w:val="decimal"/>
+      <w:lvlText w:val="%5."/>
+      <w:lvlJc w:val="left"/>
+      <w:pPr>
+        <w:ind w:left="3600" w:hanging="480"/>
+      </w:pPr>
+    </w:lvl>
+    <w:lvl w:ilvl="5">
+      <w:start w:val="5"/>
+      <w:numFmt w:val="decimal"/>
+      <w:lvlText w:val="%6."/>
+      <w:lvlJc w:val="left"/>
+      <w:pPr>
+        <w:ind w:left="4320" w:hanging="480"/>
+      </w:pPr>
+    </w:lvl>
+    <w:lvl w:ilvl="6">
+      <w:start w:val="5"/>
+      <w:numFmt w:val="decimal"/>
+      <w:lvlText w:val="%7."/>
+      <w:lvlJc w:val="left"/>
+      <w:pPr>
+        <w:ind w:left="5040" w:hanging="480"/>
+      </w:pPr>
+    </w:lvl>
+    <w:lvl w:ilvl="7">
+      <w:start w:val="5"/>
+      <w:numFmt w:val="decimal"/>
+      <w:lvlText w:val="%8."/>
+      <w:lvlJc w:val="left"/>
+      <w:pPr>
+        <w:ind w:left="5760" w:hanging="480"/>
+      </w:pPr>
+    </w:lvl>
+    <w:lvl w:ilvl="8">
+      <w:start w:val="5"/>
+      <w:numFmt w:val="decimal"/>
+      <w:lvlText w:val="%9."/>
       <w:lvlJc w:val="left"/>
       <w:pPr>
         <w:ind w:left="6480" w:hanging="480"/>
@@ -2126,54 +1440,159 @@
     </w:lvlOverride>
   </w:num>
   <w:num w:numId="1002">
-    <w:abstractNumId w:val="991"/>
+    <w:abstractNumId w:val="99411"/>
+    <w:lvlOverride w:ilvl="0">
+      <w:startOverride w:val="1"/>
+    </w:lvlOverride>
+    <w:lvlOverride w:ilvl="1">
+      <w:startOverride w:val="1"/>
+    </w:lvlOverride>
+    <w:lvlOverride w:ilvl="2">
+      <w:startOverride w:val="1"/>
+    </w:lvlOverride>
+    <w:lvlOverride w:ilvl="3">
+      <w:startOverride w:val="1"/>
+    </w:lvlOverride>
+    <w:lvlOverride w:ilvl="4">
+      <w:startOverride w:val="1"/>
+    </w:lvlOverride>
+    <w:lvlOverride w:ilvl="5">
+      <w:startOverride w:val="1"/>
+    </w:lvlOverride>
+    <w:lvlOverride w:ilvl="6">
+      <w:startOverride w:val="1"/>
+    </w:lvlOverride>
+    <w:lvlOverride w:ilvl="7">
+      <w:startOverride w:val="1"/>
+    </w:lvlOverride>
+    <w:lvlOverride w:ilvl="8">
+      <w:startOverride w:val="1"/>
+    </w:lvlOverride>
   </w:num>
   <w:num w:numId="1003">
-    <w:abstractNumId w:val="991"/>
+    <w:abstractNumId w:val="99412"/>
+    <w:lvlOverride w:ilvl="0">
+      <w:startOverride w:val="2"/>
+    </w:lvlOverride>
+    <w:lvlOverride w:ilvl="1">
+      <w:startOverride w:val="2"/>
+    </w:lvlOverride>
+    <w:lvlOverride w:ilvl="2">
+      <w:startOverride w:val="2"/>
+    </w:lvlOverride>
+    <w:lvlOverride w:ilvl="3">
+      <w:startOverride w:val="2"/>
+    </w:lvlOverride>
+    <w:lvlOverride w:ilvl="4">
+      <w:startOverride w:val="2"/>
+    </w:lvlOverride>
+    <w:lvlOverride w:ilvl="5">
+      <w:startOverride w:val="2"/>
+    </w:lvlOverride>
+    <w:lvlOverride w:ilvl="6">
+      <w:startOverride w:val="2"/>
+    </w:lvlOverride>
+    <w:lvlOverride w:ilvl="7">
+      <w:startOverride w:val="2"/>
+    </w:lvlOverride>
+    <w:lvlOverride w:ilvl="8">
+      <w:startOverride w:val="2"/>
+    </w:lvlOverride>
   </w:num>
   <w:num w:numId="1004">
-    <w:abstractNumId w:val="991"/>
+    <w:abstractNumId w:val="99413"/>
+    <w:lvlOverride w:ilvl="0">
+      <w:startOverride w:val="3"/>
+    </w:lvlOverride>
+    <w:lvlOverride w:ilvl="1">
+      <w:startOverride w:val="3"/>
+    </w:lvlOverride>
+    <w:lvlOverride w:ilvl="2">
+      <w:startOverride w:val="3"/>
+    </w:lvlOverride>
+    <w:lvlOverride w:ilvl="3">
+      <w:startOverride w:val="3"/>
+    </w:lvlOverride>
+    <w:lvlOverride w:ilvl="4">
+      <w:startOverride w:val="3"/>
+    </w:lvlOverride>
+    <w:lvlOverride w:ilvl="5">
+      <w:startOverride w:val="3"/>
+    </w:lvlOverride>
+    <w:lvlOverride w:ilvl="6">
+      <w:startOverride w:val="3"/>
+    </w:lvlOverride>
+    <w:lvlOverride w:ilvl="7">
+      <w:startOverride w:val="3"/>
+    </w:lvlOverride>
+    <w:lvlOverride w:ilvl="8">
+      <w:startOverride w:val="3"/>
+    </w:lvlOverride>
   </w:num>
   <w:num w:numId="1005">
-    <w:abstractNumId w:val="991"/>
+    <w:abstractNumId w:val="99414"/>
+    <w:lvlOverride w:ilvl="0">
+      <w:startOverride w:val="4"/>
+    </w:lvlOverride>
+    <w:lvlOverride w:ilvl="1">
+      <w:startOverride w:val="4"/>
+    </w:lvlOverride>
+    <w:lvlOverride w:ilvl="2">
+      <w:startOverride w:val="4"/>
+    </w:lvlOverride>
+    <w:lvlOverride w:ilvl="3">
+      <w:startOverride w:val="4"/>
+    </w:lvlOverride>
+    <w:lvlOverride w:ilvl="4">
+      <w:startOverride w:val="4"/>
+    </w:lvlOverride>
+    <w:lvlOverride w:ilvl="5">
+      <w:startOverride w:val="4"/>
+    </w:lvlOverride>
+    <w:lvlOverride w:ilvl="6">
+      <w:startOverride w:val="4"/>
+    </w:lvlOverride>
+    <w:lvlOverride w:ilvl="7">
+      <w:startOverride w:val="4"/>
+    </w:lvlOverride>
+    <w:lvlOverride w:ilvl="8">
+      <w:startOverride w:val="4"/>
+    </w:lvlOverride>
   </w:num>
   <w:num w:numId="1006">
     <w:abstractNumId w:val="991"/>
   </w:num>
   <w:num w:numId="1007">
-    <w:abstractNumId w:val="991"/>
+    <w:abstractNumId w:val="99415"/>
+    <w:lvlOverride w:ilvl="0">
+      <w:startOverride w:val="5"/>
+    </w:lvlOverride>
+    <w:lvlOverride w:ilvl="1">
+      <w:startOverride w:val="5"/>
+    </w:lvlOverride>
+    <w:lvlOverride w:ilvl="2">
+      <w:startOverride w:val="5"/>
+    </w:lvlOverride>
+    <w:lvlOverride w:ilvl="3">
+      <w:startOverride w:val="5"/>
+    </w:lvlOverride>
+    <w:lvlOverride w:ilvl="4">
+      <w:startOverride w:val="5"/>
+    </w:lvlOverride>
+    <w:lvlOverride w:ilvl="5">
+      <w:startOverride w:val="5"/>
+    </w:lvlOverride>
+    <w:lvlOverride w:ilvl="6">
+      <w:startOverride w:val="5"/>
+    </w:lvlOverride>
+    <w:lvlOverride w:ilvl="7">
+      <w:startOverride w:val="5"/>
+    </w:lvlOverride>
+    <w:lvlOverride w:ilvl="8">
+      <w:startOverride w:val="5"/>
+    </w:lvlOverride>
   </w:num>
   <w:num w:numId="1008">
-    <w:abstractNumId w:val="991"/>
-  </w:num>
-  <w:num w:numId="1009">
-    <w:abstractNumId w:val="991"/>
-  </w:num>
-  <w:num w:numId="1010">
-    <w:abstractNumId w:val="991"/>
-  </w:num>
-  <w:num w:numId="1011">
-    <w:abstractNumId w:val="991"/>
-  </w:num>
-  <w:num w:numId="1012">
-    <w:abstractNumId w:val="991"/>
-  </w:num>
-  <w:num w:numId="1013">
-    <w:abstractNumId w:val="991"/>
-  </w:num>
-  <w:num w:numId="1014">
-    <w:abstractNumId w:val="991"/>
-  </w:num>
-  <w:num w:numId="1015">
-    <w:abstractNumId w:val="991"/>
-  </w:num>
-  <w:num w:numId="1016">
-    <w:abstractNumId w:val="991"/>
-  </w:num>
-  <w:num w:numId="1017">
-    <w:abstractNumId w:val="991"/>
-  </w:num>
-  <w:num w:numId="1018">
     <w:abstractNumId w:val="991"/>
   </w:num>
 </w:numbering>

--- a/cpi-artifacts/EmailreceiverxlsxToXML/CPI-Mail-Reader_3/src/main/resources/scenarioflows/integrationflow/integrationflow_Technical_Specification.docx
+++ b/cpi-artifacts/EmailreceiverxlsxToXML/CPI-Mail-Reader_3/src/main/resources/scenarioflows/integrationflow/integrationflow_Technical_Specification.docx
@@ -187,16 +187,22 @@
         <w:t xml:space="preserve">Reference Documents</w:t>
       </w:r>
     </w:p>
+    <w:bookmarkStart w:id="22" w:name="introduction"/>
     <w:p>
       <w:pPr>
-        <w:numPr>
-          <w:ilvl w:val="0"/>
-          <w:numId w:val="1002"/>
-        </w:numPr>
-        <w:pStyle w:val="Compact"/>
+        <w:pStyle w:val="Heading1"/>
       </w:pPr>
       <w:r>
-        <w:t xml:space="preserve">Introduction</w:t>
+        <w:t xml:space="preserve">1. Introduction</w:t>
+      </w:r>
+    </w:p>
+    <w:bookmarkStart w:id="20" w:name="purpose"/>
+    <w:p>
+      <w:pPr>
+        <w:pStyle w:val="Heading2"/>
+      </w:pPr>
+      <w:r>
+        <w:t xml:space="preserve">1.1 Purpose</w:t>
       </w:r>
     </w:p>
     <w:p>
@@ -204,13 +210,7 @@
         <w:pStyle w:val="FirstParagraph"/>
       </w:pPr>
       <w:r>
-        <w:t xml:space="preserve">1.1 Purpose</w:t>
-      </w:r>
-      <w:r>
-        <w:t xml:space="preserve"> </w:t>
-      </w:r>
-      <w:r>
-        <w:t xml:space="preserve">- The purpose of this iFlow, named</w:t>
+        <w:t xml:space="preserve">The purpose of this document is to provide a comprehensive overview of the iFlow named</w:t>
       </w:r>
       <w:r>
         <w:t xml:space="preserve"> </w:t>
@@ -225,21 +225,158 @@
         <w:t xml:space="preserve">’</w:t>
       </w:r>
       <w:r>
-        <w:t xml:space="preserve">, is to facilitate the integration of email communication by retrieving unread emails from a Gmail account and sending the content as an email attachment to a specified recipient. This process automates the handling of email data, ensuring timely and efficient communication.</w:t>
+        <w:t xml:space="preserve">, detailing its integration architecture, components, scenarios, error handling, and testing validation.</w:t>
+      </w:r>
+    </w:p>
+    <w:bookmarkEnd w:id="20"/>
+    <w:bookmarkStart w:id="21" w:name="scope"/>
+    <w:p>
+      <w:pPr>
+        <w:pStyle w:val="Heading2"/>
+      </w:pPr>
+      <w:r>
+        <w:t xml:space="preserve">1.2 Scope</w:t>
       </w:r>
     </w:p>
     <w:p>
       <w:pPr>
-        <w:pStyle w:val="BodyText"/>
+        <w:pStyle w:val="FirstParagraph"/>
       </w:pPr>
       <w:r>
-        <w:t xml:space="preserve">1.2 Scope</w:t>
+        <w:t xml:space="preserve">This document covers the integration flow designed to process emails using IMAP for incoming messages and SMTP for outgoing messages, including the associated data transformations and error handling mechanisms.</w:t>
+      </w:r>
+    </w:p>
+    <w:bookmarkEnd w:id="21"/>
+    <w:bookmarkEnd w:id="22"/>
+    <w:bookmarkStart w:id="25" w:name="integration-overview"/>
+    <w:p>
+      <w:pPr>
+        <w:pStyle w:val="Heading1"/>
+      </w:pPr>
+      <w:r>
+        <w:t xml:space="preserve">2. Integration Overview</w:t>
+      </w:r>
+    </w:p>
+    <w:bookmarkStart w:id="23" w:name="integration-architecture"/>
+    <w:p>
+      <w:pPr>
+        <w:pStyle w:val="Heading2"/>
+      </w:pPr>
+      <w:r>
+        <w:t xml:space="preserve">2.1 Integration Architecture</w:t>
+      </w:r>
+    </w:p>
+    <w:p>
+      <w:pPr>
+        <w:pStyle w:val="FirstParagraph"/>
+      </w:pPr>
+      <w:r>
+        <w:t xml:space="preserve">The integration architecture consists of a sender and receiver participant, with an integration process that orchestrates the flow of data between them. The sender retrieves emails from an IMAP server, processes the data, and sends it to the receiver via SMTP.</w:t>
+      </w:r>
+    </w:p>
+    <w:bookmarkEnd w:id="23"/>
+    <w:bookmarkStart w:id="24" w:name="integration-components"/>
+    <w:p>
+      <w:pPr>
+        <w:pStyle w:val="Heading2"/>
+      </w:pPr>
+      <w:r>
+        <w:t xml:space="preserve">2.2 Integration Components</w:t>
+      </w:r>
+    </w:p>
+    <w:p>
+      <w:pPr>
+        <w:numPr>
+          <w:ilvl w:val="0"/>
+          <w:numId w:val="1002"/>
+        </w:numPr>
+        <w:pStyle w:val="Compact"/>
+      </w:pPr>
+      <w:r>
+        <w:rPr>
+          <w:bCs/>
+          <w:b/>
+        </w:rPr>
+        <w:t xml:space="preserve">Sender</w:t>
       </w:r>
       <w:r>
-        <w:t xml:space="preserve"> </w:t>
+        <w:t xml:space="preserve">: An IMAP endpoint configured to read emails from a Gmail account.</w:t>
+      </w:r>
+    </w:p>
+    <w:p>
+      <w:pPr>
+        <w:numPr>
+          <w:ilvl w:val="0"/>
+          <w:numId w:val="1002"/>
+        </w:numPr>
+        <w:pStyle w:val="Compact"/>
+      </w:pPr>
+      <w:r>
+        <w:rPr>
+          <w:bCs/>
+          <w:b/>
+        </w:rPr>
+        <w:t xml:space="preserve">Receiver</w:t>
       </w:r>
       <w:r>
-        <w:t xml:space="preserve">- This iFlow includes the integration of an IMAP email adapter for receiving emails and an SMTP email adapter for sending emails. The integration boundaries are defined between the sender (Gmail) and the receiver (specified email address). The iFlow does not include any external systems beyond the email services.</w:t>
+        <w:t xml:space="preserve">: An SMTP endpoint configured to send emails to a specified recipient.</w:t>
+      </w:r>
+    </w:p>
+    <w:p>
+      <w:pPr>
+        <w:numPr>
+          <w:ilvl w:val="0"/>
+          <w:numId w:val="1002"/>
+        </w:numPr>
+        <w:pStyle w:val="Compact"/>
+      </w:pPr>
+      <w:r>
+        <w:rPr>
+          <w:bCs/>
+          <w:b/>
+        </w:rPr>
+        <w:t xml:space="preserve">Integration Process</w:t>
+      </w:r>
+      <w:r>
+        <w:t xml:space="preserve">: Contains activities such as Groovy scripts and content modifiers to transform the data.</w:t>
+      </w:r>
+    </w:p>
+    <w:bookmarkEnd w:id="24"/>
+    <w:bookmarkEnd w:id="25"/>
+    <w:bookmarkStart w:id="29" w:name="integration-scenarios"/>
+    <w:p>
+      <w:pPr>
+        <w:pStyle w:val="Heading1"/>
+      </w:pPr>
+      <w:r>
+        <w:t xml:space="preserve">3. Integration Scenarios</w:t>
+      </w:r>
+    </w:p>
+    <w:bookmarkStart w:id="26" w:name="scenario-description"/>
+    <w:p>
+      <w:pPr>
+        <w:pStyle w:val="Heading2"/>
+      </w:pPr>
+      <w:r>
+        <w:t xml:space="preserve">3.1 Scenario Description</w:t>
+      </w:r>
+    </w:p>
+    <w:p>
+      <w:pPr>
+        <w:pStyle w:val="FirstParagraph"/>
+      </w:pPr>
+      <w:r>
+        <w:t xml:space="preserve">The integration flow retrieves unread emails from a Gmail inbox, processes the content, and forwards the relevant information as an email to a specified recipient.</w:t>
+      </w:r>
+    </w:p>
+    <w:bookmarkEnd w:id="26"/>
+    <w:bookmarkStart w:id="27" w:name="data-flows"/>
+    <w:p>
+      <w:pPr>
+        <w:pStyle w:val="Heading2"/>
+      </w:pPr>
+      <w:r>
+        <w:t xml:space="preserve">3.2 Data Flows</w:t>
       </w:r>
     </w:p>
     <w:p>
@@ -251,137 +388,79 @@
         <w:pStyle w:val="Compact"/>
       </w:pPr>
       <w:r>
-        <w:t xml:space="preserve">Integration Overview</w:t>
+        <w:rPr>
+          <w:bCs/>
+          <w:b/>
+        </w:rPr>
+        <w:t xml:space="preserve">Incoming Flow</w:t>
+      </w:r>
+      <w:r>
+        <w:t xml:space="preserve">:</w:t>
       </w:r>
     </w:p>
     <w:p>
       <w:pPr>
-        <w:pStyle w:val="FirstParagraph"/>
+        <w:numPr>
+          <w:ilvl w:val="1"/>
+          <w:numId w:val="1004"/>
+        </w:numPr>
+        <w:pStyle w:val="Compact"/>
       </w:pPr>
       <w:r>
-        <w:t xml:space="preserve">2.1 Integration Architecture</w:t>
-      </w:r>
-      <w:r>
-        <w:t xml:space="preserve"> </w:t>
-      </w:r>
-      <w:r>
-        <w:t xml:space="preserve">- The integration architecture consists of a sender participant that connects to the Gmail IMAP server to fetch unread emails, processes the email content through a series of activities (including Groovy scripts and content modifiers), and finally sends the processed content as an email attachment to a designated recipient via the SMTP server.</w:t>
+        <w:t xml:space="preserve">Emails are fetched from the IMAP server.</w:t>
       </w:r>
     </w:p>
     <w:p>
       <w:pPr>
-        <w:pStyle w:val="BodyText"/>
+        <w:numPr>
+          <w:ilvl w:val="1"/>
+          <w:numId w:val="1004"/>
+        </w:numPr>
+        <w:pStyle w:val="Compact"/>
       </w:pPr>
       <w:r>
-        <w:t xml:space="preserve">2.2 Integration Components</w:t>
-      </w:r>
-      <w:r>
-        <w:t xml:space="preserve"> </w:t>
-      </w:r>
-      <w:r>
-        <w:t xml:space="preserve">- Adapters:</w:t>
-      </w:r>
-      <w:r>
-        <w:t xml:space="preserve"> </w:t>
-      </w:r>
-      <w:r>
-        <w:t xml:space="preserve">- IMAP Adapter: Used to retrieve unread emails from the Gmail account.</w:t>
-      </w:r>
-      <w:r>
-        <w:t xml:space="preserve"> </w:t>
-      </w:r>
-      <w:r>
-        <w:t xml:space="preserve">- SMTP Adapter: Used to send emails with the processed content as an attachment.</w:t>
-      </w:r>
-      <w:r>
-        <w:t xml:space="preserve"> </w:t>
-      </w:r>
-      <w:r>
-        <w:t xml:space="preserve">- Scripts:</w:t>
-      </w:r>
-      <w:r>
-        <w:t xml:space="preserve"> </w:t>
-      </w:r>
-      <w:r>
-        <w:t xml:space="preserve">- Groovy Script: A script activity that processes the email content.</w:t>
-      </w:r>
-      <w:r>
-        <w:t xml:space="preserve"> </w:t>
-      </w:r>
-      <w:r>
-        <w:t xml:space="preserve">- Content Modifiers:</w:t>
-      </w:r>
-      <w:r>
-        <w:t xml:space="preserve"> </w:t>
-      </w:r>
-      <w:r>
-        <w:t xml:space="preserve">- Content Modifier 1 and Content Modifier 2: Activities that enrich the message content before sending.</w:t>
+        <w:t xml:space="preserve">The content is processed using Groovy scripts and content modifiers.</w:t>
       </w:r>
     </w:p>
     <w:p>
       <w:pPr>
         <w:numPr>
           <w:ilvl w:val="0"/>
-          <w:numId w:val="1004"/>
+          <w:numId w:val="1003"/>
         </w:numPr>
         <w:pStyle w:val="Compact"/>
       </w:pPr>
       <w:r>
-        <w:t xml:space="preserve">Integration Scenarios</w:t>
+        <w:rPr>
+          <w:bCs/>
+          <w:b/>
+        </w:rPr>
+        <w:t xml:space="preserve">Outgoing Flow</w:t>
+      </w:r>
+      <w:r>
+        <w:t xml:space="preserve">:</w:t>
       </w:r>
     </w:p>
     <w:p>
       <w:pPr>
-        <w:pStyle w:val="FirstParagraph"/>
-      </w:pPr>
-      <w:r>
-        <w:t xml:space="preserve">3.1 Scenario Description</w:t>
-      </w:r>
-      <w:r>
-        <w:t xml:space="preserve"> </w:t>
-      </w:r>
-      <w:r>
-        <w:t xml:space="preserve">- The integration flow begins with the Start Event, which triggers the retrieval of unread emails from the Gmail account using the IMAP adapter. The emails are processed through a Groovy script to extract relevant information. The processed data is then modified using two content modifiers to prepare it for sending. Finally, the End Event signifies the completion of the process after the email is sent to the specified recipient.</w:t>
-      </w:r>
-    </w:p>
-    <w:p>
-      <w:pPr>
-        <w:pStyle w:val="BodyText"/>
-      </w:pPr>
-      <w:r>
-        <w:t xml:space="preserve">3.2 Data Flows</w:t>
-      </w:r>
-      <w:r>
-        <w:t xml:space="preserve"> </w:t>
-      </w:r>
-      <w:r>
-        <w:t xml:space="preserve">- The message flow starts with the IMAP adapter fetching unread emails from the Gmail inbox. The email content is transformed and enriched using the Groovy script and content modifiers. The final output is routed to the SMTP adapter, which sends the email to the designated recipient.</w:t>
-      </w:r>
-    </w:p>
-    <w:p>
-      <w:pPr>
-        <w:pStyle w:val="BodyText"/>
-      </w:pPr>
-      <w:r>
-        <w:t xml:space="preserve">3.3 Security Requirements</w:t>
-      </w:r>
-      <w:r>
-        <w:t xml:space="preserve"> </w:t>
-      </w:r>
-      <w:r>
-        <w:t xml:space="preserve">- The integration requires basic authentication for both the IMAP and SMTP adapters. Credentials for accessing the Gmail account are specified within the iFlow. No additional authorization mechanisms are implemented.</w:t>
-      </w:r>
-    </w:p>
-    <w:p>
-      <w:pPr>
         <w:numPr>
-          <w:ilvl w:val="0"/>
+          <w:ilvl w:val="1"/>
           <w:numId w:val="1005"/>
         </w:numPr>
         <w:pStyle w:val="Compact"/>
       </w:pPr>
       <w:r>
-        <w:t xml:space="preserve">Error Handling and Logging</w:t>
+        <w:t xml:space="preserve">Processed content is sent as an email via the SMTP server.</w:t>
+      </w:r>
+    </w:p>
+    <w:bookmarkEnd w:id="27"/>
+    <w:bookmarkStart w:id="28" w:name="security-requirements"/>
+    <w:p>
+      <w:pPr>
+        <w:pStyle w:val="Heading2"/>
+      </w:pPr>
+      <w:r>
+        <w:t xml:space="preserve">3.3 Security Requirements</w:t>
       </w:r>
     </w:p>
     <w:p>
@@ -393,7 +472,264 @@
         <w:pStyle w:val="Compact"/>
       </w:pPr>
       <w:r>
-        <w:t xml:space="preserve">The iFlow implements a logging strategy that captures all events, allowing for comprehensive monitoring of the integration process. Error handling is managed by returning exceptions to the sender, ensuring that any issues encountered during processing are logged for further analysis.</w:t>
+        <w:t xml:space="preserve">Basic authentication is disabled for the sender.</w:t>
+      </w:r>
+    </w:p>
+    <w:p>
+      <w:pPr>
+        <w:numPr>
+          <w:ilvl w:val="0"/>
+          <w:numId w:val="1006"/>
+        </w:numPr>
+        <w:pStyle w:val="Compact"/>
+      </w:pPr>
+      <w:r>
+        <w:t xml:space="preserve">Secure connections are established using SSL/TLS for both IMAP and SMTP protocols.</w:t>
+      </w:r>
+    </w:p>
+    <w:bookmarkEnd w:id="28"/>
+    <w:bookmarkEnd w:id="29"/>
+    <w:bookmarkStart w:id="30" w:name="error-handling-and-logging"/>
+    <w:p>
+      <w:pPr>
+        <w:pStyle w:val="Heading1"/>
+      </w:pPr>
+      <w:r>
+        <w:t xml:space="preserve">4. Error Handling and Logging</w:t>
+      </w:r>
+    </w:p>
+    <w:p>
+      <w:pPr>
+        <w:pStyle w:val="FirstParagraph"/>
+      </w:pPr>
+      <w:r>
+        <w:t xml:space="preserve">The integration flow logs all events and handles errors by not returning exceptions to the sender. Any issues encountered during processing will be logged for further analysis.</w:t>
+      </w:r>
+    </w:p>
+    <w:bookmarkEnd w:id="30"/>
+    <w:bookmarkStart w:id="31" w:name="testing-validation"/>
+    <w:p>
+      <w:pPr>
+        <w:pStyle w:val="Heading1"/>
+      </w:pPr>
+      <w:r>
+        <w:t xml:space="preserve">5. Testing Validation</w:t>
+      </w:r>
+    </w:p>
+    <w:tbl>
+      <w:tblPr>
+        <w:tblStyle w:val="Table"/>
+        <w:tblW w:type="pct" w:w="5000"/>
+        <w:tblLook w:firstRow="1" w:lastRow="0" w:firstColumn="0" w:lastColumn="0" w:noHBand="0" w:noVBand="0" w:val="0020"/>
+        <w:jc w:val="start"/>
+      </w:tblPr>
+      <w:tblGrid>
+        <w:gridCol w:w="2640"/>
+        <w:gridCol w:w="1885"/>
+        <w:gridCol w:w="3394"/>
+      </w:tblGrid>
+      <w:tr>
+        <w:trPr>
+          <w:tblHeader w:val="true"/>
+        </w:trPr>
+        <w:tc>
+          <w:tcPr/>
+          <w:p>
+            <w:pPr>
+              <w:pStyle w:val="Compact"/>
+              <w:jc w:val="left"/>
+            </w:pPr>
+            <w:r>
+              <w:t xml:space="preserve">Test Case ID</w:t>
+            </w:r>
+          </w:p>
+        </w:tc>
+        <w:tc>
+          <w:tcPr/>
+          <w:p>
+            <w:pPr>
+              <w:pStyle w:val="Compact"/>
+              <w:jc w:val="left"/>
+            </w:pPr>
+            <w:r>
+              <w:t xml:space="preserve">Scenario</w:t>
+            </w:r>
+          </w:p>
+        </w:tc>
+        <w:tc>
+          <w:tcPr/>
+          <w:p>
+            <w:pPr>
+              <w:pStyle w:val="Compact"/>
+              <w:jc w:val="left"/>
+            </w:pPr>
+            <w:r>
+              <w:t xml:space="preserve">Expected Outcome</w:t>
+            </w:r>
+          </w:p>
+        </w:tc>
+      </w:tr>
+      <w:tr>
+        <w:tc>
+          <w:tcPr/>
+          <w:p>
+            <w:pPr>
+              <w:pStyle w:val="Compact"/>
+              <w:jc w:val="left"/>
+            </w:pPr>
+            <w:r>
+              <w:t xml:space="preserve">TC_001</w:t>
+            </w:r>
+          </w:p>
+        </w:tc>
+        <w:tc>
+          <w:tcPr/>
+          <w:p>
+            <w:pPr>
+              <w:pStyle w:val="Compact"/>
+              <w:jc w:val="left"/>
+            </w:pPr>
+            <w:r>
+              <w:t xml:space="preserve">Fetch unread emails from Gmail</w:t>
+            </w:r>
+          </w:p>
+        </w:tc>
+        <w:tc>
+          <w:tcPr/>
+          <w:p>
+            <w:pPr>
+              <w:pStyle w:val="Compact"/>
+              <w:jc w:val="left"/>
+            </w:pPr>
+            <w:r>
+              <w:t xml:space="preserve">Emails are successfully retrieved from the inbox.</w:t>
+            </w:r>
+          </w:p>
+        </w:tc>
+      </w:tr>
+      <w:tr>
+        <w:tc>
+          <w:tcPr/>
+          <w:p>
+            <w:pPr>
+              <w:pStyle w:val="Compact"/>
+              <w:jc w:val="left"/>
+            </w:pPr>
+            <w:r>
+              <w:t xml:space="preserve">TC_002</w:t>
+            </w:r>
+          </w:p>
+        </w:tc>
+        <w:tc>
+          <w:tcPr/>
+          <w:p>
+            <w:pPr>
+              <w:pStyle w:val="Compact"/>
+              <w:jc w:val="left"/>
+            </w:pPr>
+            <w:r>
+              <w:t xml:space="preserve">Process email content with Groovy script</w:t>
+            </w:r>
+          </w:p>
+        </w:tc>
+        <w:tc>
+          <w:tcPr/>
+          <w:p>
+            <w:pPr>
+              <w:pStyle w:val="Compact"/>
+              <w:jc w:val="left"/>
+            </w:pPr>
+            <w:r>
+              <w:t xml:space="preserve">Content is transformed as expected without errors.</w:t>
+            </w:r>
+          </w:p>
+        </w:tc>
+      </w:tr>
+      <w:tr>
+        <w:tc>
+          <w:tcPr/>
+          <w:p>
+            <w:pPr>
+              <w:pStyle w:val="Compact"/>
+              <w:jc w:val="left"/>
+            </w:pPr>
+            <w:r>
+              <w:t xml:space="preserve">TC_003</w:t>
+            </w:r>
+          </w:p>
+        </w:tc>
+        <w:tc>
+          <w:tcPr/>
+          <w:p>
+            <w:pPr>
+              <w:pStyle w:val="Compact"/>
+              <w:jc w:val="left"/>
+            </w:pPr>
+            <w:r>
+              <w:t xml:space="preserve">Send processed email to recipient</w:t>
+            </w:r>
+          </w:p>
+        </w:tc>
+        <w:tc>
+          <w:tcPr/>
+          <w:p>
+            <w:pPr>
+              <w:pStyle w:val="Compact"/>
+              <w:jc w:val="left"/>
+            </w:pPr>
+            <w:r>
+              <w:t xml:space="preserve">Email is sent successfully to the specified recipient.</w:t>
+            </w:r>
+          </w:p>
+        </w:tc>
+      </w:tr>
+      <w:tr>
+        <w:tc>
+          <w:tcPr/>
+          <w:p>
+            <w:pPr>
+              <w:pStyle w:val="Compact"/>
+              <w:jc w:val="left"/>
+            </w:pPr>
+            <w:r>
+              <w:t xml:space="preserve">TC_004</w:t>
+            </w:r>
+          </w:p>
+        </w:tc>
+        <w:tc>
+          <w:tcPr/>
+          <w:p>
+            <w:pPr>
+              <w:pStyle w:val="Compact"/>
+              <w:jc w:val="left"/>
+            </w:pPr>
+            <w:r>
+              <w:t xml:space="preserve">Handle error during email fetch</w:t>
+            </w:r>
+          </w:p>
+        </w:tc>
+        <w:tc>
+          <w:tcPr/>
+          <w:p>
+            <w:pPr>
+              <w:pStyle w:val="Compact"/>
+              <w:jc w:val="left"/>
+            </w:pPr>
+            <w:r>
+              <w:t xml:space="preserve">Error is logged, and no exception is returned to the sender.</w:t>
+            </w:r>
+          </w:p>
+        </w:tc>
+      </w:tr>
+    </w:tbl>
+    <w:bookmarkEnd w:id="31"/>
+    <w:bookmarkStart w:id="32" w:name="reference-documents"/>
+    <w:p>
+      <w:pPr>
+        <w:pStyle w:val="Heading1"/>
+      </w:pPr>
+      <w:r>
+        <w:t xml:space="preserve">6. Reference Documents</w:t>
       </w:r>
     </w:p>
     <w:p>
@@ -402,39 +738,10 @@
           <w:ilvl w:val="0"/>
           <w:numId w:val="1007"/>
         </w:numPr>
+        <w:pStyle w:val="Compact"/>
       </w:pPr>
       <w:r>
-        <w:t xml:space="preserve">Testing Validation</w:t>
-      </w:r>
-      <w:r>
-        <w:t xml:space="preserve"> </w:t>
-      </w:r>
-      <w:r>
-        <w:t xml:space="preserve">| Test Case ID | Scenario | Expected Outcome |</w:t>
-      </w:r>
-      <w:r>
-        <w:t xml:space="preserve"> </w:t>
-      </w:r>
-      <w:r>
-        <w:t xml:space="preserve">|—————|———————————–|—————————————————|</w:t>
-      </w:r>
-      <w:r>
-        <w:t xml:space="preserve"> </w:t>
-      </w:r>
-      <w:r>
-        <w:t xml:space="preserve">| TC_01 | Fetch unread emails | Unread emails are successfully retrieved from Gmail. |</w:t>
-      </w:r>
-      <w:r>
-        <w:t xml:space="preserve"> </w:t>
-      </w:r>
-      <w:r>
-        <w:t xml:space="preserve">| TC_02 | Process email content | Email content is processed and transformed correctly. |</w:t>
-      </w:r>
-      <w:r>
-        <w:t xml:space="preserve"> </w:t>
-      </w:r>
-      <w:r>
-        <w:t xml:space="preserve">| TC_03 | Send email with attachment | Email is sent successfully to the specified recipient with the correct attachment. |</w:t>
+        <w:t xml:space="preserve">SAP CPI Documentation</w:t>
       </w:r>
     </w:p>
     <w:p>
@@ -443,47 +750,25 @@
           <w:ilvl w:val="0"/>
           <w:numId w:val="1007"/>
         </w:numPr>
+        <w:pStyle w:val="Compact"/>
       </w:pPr>
       <w:r>
-        <w:t xml:space="preserve">Reference Documents</w:t>
+        <w:t xml:space="preserve">IMAP and SMTP Protocol Specifications</w:t>
       </w:r>
     </w:p>
     <w:p>
       <w:pPr>
         <w:numPr>
           <w:ilvl w:val="0"/>
-          <w:numId w:val="1008"/>
+          <w:numId w:val="1007"/>
         </w:numPr>
         <w:pStyle w:val="Compact"/>
       </w:pPr>
       <w:r>
-        <w:t xml:space="preserve">CPI Package: integrationflow</w:t>
+        <w:t xml:space="preserve">Groovy Scripting Guide for SAP CPI</w:t>
       </w:r>
     </w:p>
-    <w:p>
-      <w:pPr>
-        <w:numPr>
-          <w:ilvl w:val="0"/>
-          <w:numId w:val="1008"/>
-        </w:numPr>
-        <w:pStyle w:val="Compact"/>
-      </w:pPr>
-      <w:r>
-        <w:t xml:space="preserve">iFlow Name: integrationflow</w:t>
-      </w:r>
-    </w:p>
-    <w:p>
-      <w:pPr>
-        <w:numPr>
-          <w:ilvl w:val="0"/>
-          <w:numId w:val="1008"/>
-        </w:numPr>
-        <w:pStyle w:val="Compact"/>
-      </w:pPr>
-      <w:r>
-        <w:t xml:space="preserve">Related References: IMAP and SMTP adapter documentation, Groovy script documentation.</w:t>
-      </w:r>
-    </w:p>
+    <w:bookmarkEnd w:id="32"/>
     <w:sectPr>
       <w:headerReference r:id="rId9" w:type="default"/>
       <w:pgSz w:h="15840" w:w="12240"/>
@@ -963,261 +1248,6 @@
       </w:pPr>
     </w:lvl>
   </w:abstractNum>
-  <w:abstractNum w:abstractNumId="99412">
-    <w:nsid w:val="A99412"/>
-    <w:multiLevelType w:val="multilevel"/>
-    <w:lvl w:ilvl="0">
-      <w:start w:val="2"/>
-      <w:numFmt w:val="decimal"/>
-      <w:lvlText w:val="%1."/>
-      <w:lvlJc w:val="left"/>
-      <w:pPr>
-        <w:ind w:left="720" w:hanging="480"/>
-      </w:pPr>
-    </w:lvl>
-    <w:lvl w:ilvl="1">
-      <w:start w:val="2"/>
-      <w:numFmt w:val="decimal"/>
-      <w:lvlText w:val="%2."/>
-      <w:lvlJc w:val="left"/>
-      <w:pPr>
-        <w:ind w:left="1440" w:hanging="480"/>
-      </w:pPr>
-    </w:lvl>
-    <w:lvl w:ilvl="2">
-      <w:start w:val="2"/>
-      <w:numFmt w:val="decimal"/>
-      <w:lvlText w:val="%3."/>
-      <w:lvlJc w:val="left"/>
-      <w:pPr>
-        <w:ind w:left="2160" w:hanging="480"/>
-      </w:pPr>
-    </w:lvl>
-    <w:lvl w:ilvl="3">
-      <w:start w:val="2"/>
-      <w:numFmt w:val="decimal"/>
-      <w:lvlText w:val="%4."/>
-      <w:lvlJc w:val="left"/>
-      <w:pPr>
-        <w:ind w:left="2880" w:hanging="480"/>
-      </w:pPr>
-    </w:lvl>
-    <w:lvl w:ilvl="4">
-      <w:start w:val="2"/>
-      <w:numFmt w:val="decimal"/>
-      <w:lvlText w:val="%5."/>
-      <w:lvlJc w:val="left"/>
-      <w:pPr>
-        <w:ind w:left="3600" w:hanging="480"/>
-      </w:pPr>
-    </w:lvl>
-    <w:lvl w:ilvl="5">
-      <w:start w:val="2"/>
-      <w:numFmt w:val="decimal"/>
-      <w:lvlText w:val="%6."/>
-      <w:lvlJc w:val="left"/>
-      <w:pPr>
-        <w:ind w:left="4320" w:hanging="480"/>
-      </w:pPr>
-    </w:lvl>
-    <w:lvl w:ilvl="6">
-      <w:start w:val="2"/>
-      <w:numFmt w:val="decimal"/>
-      <w:lvlText w:val="%7."/>
-      <w:lvlJc w:val="left"/>
-      <w:pPr>
-        <w:ind w:left="5040" w:hanging="480"/>
-      </w:pPr>
-    </w:lvl>
-    <w:lvl w:ilvl="7">
-      <w:start w:val="2"/>
-      <w:numFmt w:val="decimal"/>
-      <w:lvlText w:val="%8."/>
-      <w:lvlJc w:val="left"/>
-      <w:pPr>
-        <w:ind w:left="5760" w:hanging="480"/>
-      </w:pPr>
-    </w:lvl>
-    <w:lvl w:ilvl="8">
-      <w:start w:val="2"/>
-      <w:numFmt w:val="decimal"/>
-      <w:lvlText w:val="%9."/>
-      <w:lvlJc w:val="left"/>
-      <w:pPr>
-        <w:ind w:left="6480" w:hanging="480"/>
-      </w:pPr>
-    </w:lvl>
-  </w:abstractNum>
-  <w:abstractNum w:abstractNumId="99413">
-    <w:nsid w:val="A99413"/>
-    <w:multiLevelType w:val="multilevel"/>
-    <w:lvl w:ilvl="0">
-      <w:start w:val="3"/>
-      <w:numFmt w:val="decimal"/>
-      <w:lvlText w:val="%1."/>
-      <w:lvlJc w:val="left"/>
-      <w:pPr>
-        <w:ind w:left="720" w:hanging="480"/>
-      </w:pPr>
-    </w:lvl>
-    <w:lvl w:ilvl="1">
-      <w:start w:val="3"/>
-      <w:numFmt w:val="decimal"/>
-      <w:lvlText w:val="%2."/>
-      <w:lvlJc w:val="left"/>
-      <w:pPr>
-        <w:ind w:left="1440" w:hanging="480"/>
-      </w:pPr>
-    </w:lvl>
-    <w:lvl w:ilvl="2">
-      <w:start w:val="3"/>
-      <w:numFmt w:val="decimal"/>
-      <w:lvlText w:val="%3."/>
-      <w:lvlJc w:val="left"/>
-      <w:pPr>
-        <w:ind w:left="2160" w:hanging="480"/>
-      </w:pPr>
-    </w:lvl>
-    <w:lvl w:ilvl="3">
-      <w:start w:val="3"/>
-      <w:numFmt w:val="decimal"/>
-      <w:lvlText w:val="%4."/>
-      <w:lvlJc w:val="left"/>
-      <w:pPr>
-        <w:ind w:left="2880" w:hanging="480"/>
-      </w:pPr>
-    </w:lvl>
-    <w:lvl w:ilvl="4">
-      <w:start w:val="3"/>
-      <w:numFmt w:val="decimal"/>
-      <w:lvlText w:val="%5."/>
-      <w:lvlJc w:val="left"/>
-      <w:pPr>
-        <w:ind w:left="3600" w:hanging="480"/>
-      </w:pPr>
-    </w:lvl>
-    <w:lvl w:ilvl="5">
-      <w:start w:val="3"/>
-      <w:numFmt w:val="decimal"/>
-      <w:lvlText w:val="%6."/>
-      <w:lvlJc w:val="left"/>
-      <w:pPr>
-        <w:ind w:left="4320" w:hanging="480"/>
-      </w:pPr>
-    </w:lvl>
-    <w:lvl w:ilvl="6">
-      <w:start w:val="3"/>
-      <w:numFmt w:val="decimal"/>
-      <w:lvlText w:val="%7."/>
-      <w:lvlJc w:val="left"/>
-      <w:pPr>
-        <w:ind w:left="5040" w:hanging="480"/>
-      </w:pPr>
-    </w:lvl>
-    <w:lvl w:ilvl="7">
-      <w:start w:val="3"/>
-      <w:numFmt w:val="decimal"/>
-      <w:lvlText w:val="%8."/>
-      <w:lvlJc w:val="left"/>
-      <w:pPr>
-        <w:ind w:left="5760" w:hanging="480"/>
-      </w:pPr>
-    </w:lvl>
-    <w:lvl w:ilvl="8">
-      <w:start w:val="3"/>
-      <w:numFmt w:val="decimal"/>
-      <w:lvlText w:val="%9."/>
-      <w:lvlJc w:val="left"/>
-      <w:pPr>
-        <w:ind w:left="6480" w:hanging="480"/>
-      </w:pPr>
-    </w:lvl>
-  </w:abstractNum>
-  <w:abstractNum w:abstractNumId="99414">
-    <w:nsid w:val="A99414"/>
-    <w:multiLevelType w:val="multilevel"/>
-    <w:lvl w:ilvl="0">
-      <w:start w:val="4"/>
-      <w:numFmt w:val="decimal"/>
-      <w:lvlText w:val="%1."/>
-      <w:lvlJc w:val="left"/>
-      <w:pPr>
-        <w:ind w:left="720" w:hanging="480"/>
-      </w:pPr>
-    </w:lvl>
-    <w:lvl w:ilvl="1">
-      <w:start w:val="4"/>
-      <w:numFmt w:val="decimal"/>
-      <w:lvlText w:val="%2."/>
-      <w:lvlJc w:val="left"/>
-      <w:pPr>
-        <w:ind w:left="1440" w:hanging="480"/>
-      </w:pPr>
-    </w:lvl>
-    <w:lvl w:ilvl="2">
-      <w:start w:val="4"/>
-      <w:numFmt w:val="decimal"/>
-      <w:lvlText w:val="%3."/>
-      <w:lvlJc w:val="left"/>
-      <w:pPr>
-        <w:ind w:left="2160" w:hanging="480"/>
-      </w:pPr>
-    </w:lvl>
-    <w:lvl w:ilvl="3">
-      <w:start w:val="4"/>
-      <w:numFmt w:val="decimal"/>
-      <w:lvlText w:val="%4."/>
-      <w:lvlJc w:val="left"/>
-      <w:pPr>
-        <w:ind w:left="2880" w:hanging="480"/>
-      </w:pPr>
-    </w:lvl>
-    <w:lvl w:ilvl="4">
-      <w:start w:val="4"/>
-      <w:numFmt w:val="decimal"/>
-      <w:lvlText w:val="%5."/>
-      <w:lvlJc w:val="left"/>
-      <w:pPr>
-        <w:ind w:left="3600" w:hanging="480"/>
-      </w:pPr>
-    </w:lvl>
-    <w:lvl w:ilvl="5">
-      <w:start w:val="4"/>
-      <w:numFmt w:val="decimal"/>
-      <w:lvlText w:val="%6."/>
-      <w:lvlJc w:val="left"/>
-      <w:pPr>
-        <w:ind w:left="4320" w:hanging="480"/>
-      </w:pPr>
-    </w:lvl>
-    <w:lvl w:ilvl="6">
-      <w:start w:val="4"/>
-      <w:numFmt w:val="decimal"/>
-      <w:lvlText w:val="%7."/>
-      <w:lvlJc w:val="left"/>
-      <w:pPr>
-        <w:ind w:left="5040" w:hanging="480"/>
-      </w:pPr>
-    </w:lvl>
-    <w:lvl w:ilvl="7">
-      <w:start w:val="4"/>
-      <w:numFmt w:val="decimal"/>
-      <w:lvlText w:val="%8."/>
-      <w:lvlJc w:val="left"/>
-      <w:pPr>
-        <w:ind w:left="5760" w:hanging="480"/>
-      </w:pPr>
-    </w:lvl>
-    <w:lvl w:ilvl="8">
-      <w:start w:val="4"/>
-      <w:numFmt w:val="decimal"/>
-      <w:lvlText w:val="%9."/>
-      <w:lvlJc w:val="left"/>
-      <w:pPr>
-        <w:ind w:left="6480" w:hanging="480"/>
-      </w:pPr>
-    </w:lvl>
-  </w:abstractNum>
   <w:abstractNum w:abstractNumId="991">
     <w:nsid w:val="A991"/>
     <w:multiLevelType w:val="multilevel"/>
@@ -1288,91 +1318,6 @@
     <w:lvl w:ilvl="8">
       <w:numFmt w:val="bullet"/>
       <w:lvlText w:val="•"/>
-      <w:lvlJc w:val="left"/>
-      <w:pPr>
-        <w:ind w:left="6480" w:hanging="480"/>
-      </w:pPr>
-    </w:lvl>
-  </w:abstractNum>
-  <w:abstractNum w:abstractNumId="99415">
-    <w:nsid w:val="A99415"/>
-    <w:multiLevelType w:val="multilevel"/>
-    <w:lvl w:ilvl="0">
-      <w:start w:val="5"/>
-      <w:numFmt w:val="decimal"/>
-      <w:lvlText w:val="%1."/>
-      <w:lvlJc w:val="left"/>
-      <w:pPr>
-        <w:ind w:left="720" w:hanging="480"/>
-      </w:pPr>
-    </w:lvl>
-    <w:lvl w:ilvl="1">
-      <w:start w:val="5"/>
-      <w:numFmt w:val="decimal"/>
-      <w:lvlText w:val="%2."/>
-      <w:lvlJc w:val="left"/>
-      <w:pPr>
-        <w:ind w:left="1440" w:hanging="480"/>
-      </w:pPr>
-    </w:lvl>
-    <w:lvl w:ilvl="2">
-      <w:start w:val="5"/>
-      <w:numFmt w:val="decimal"/>
-      <w:lvlText w:val="%3."/>
-      <w:lvlJc w:val="left"/>
-      <w:pPr>
-        <w:ind w:left="2160" w:hanging="480"/>
-      </w:pPr>
-    </w:lvl>
-    <w:lvl w:ilvl="3">
-      <w:start w:val="5"/>
-      <w:numFmt w:val="decimal"/>
-      <w:lvlText w:val="%4."/>
-      <w:lvlJc w:val="left"/>
-      <w:pPr>
-        <w:ind w:left="2880" w:hanging="480"/>
-      </w:pPr>
-    </w:lvl>
-    <w:lvl w:ilvl="4">
-      <w:start w:val="5"/>
-      <w:numFmt w:val="decimal"/>
-      <w:lvlText w:val="%5."/>
-      <w:lvlJc w:val="left"/>
-      <w:pPr>
-        <w:ind w:left="3600" w:hanging="480"/>
-      </w:pPr>
-    </w:lvl>
-    <w:lvl w:ilvl="5">
-      <w:start w:val="5"/>
-      <w:numFmt w:val="decimal"/>
-      <w:lvlText w:val="%6."/>
-      <w:lvlJc w:val="left"/>
-      <w:pPr>
-        <w:ind w:left="4320" w:hanging="480"/>
-      </w:pPr>
-    </w:lvl>
-    <w:lvl w:ilvl="6">
-      <w:start w:val="5"/>
-      <w:numFmt w:val="decimal"/>
-      <w:lvlText w:val="%7."/>
-      <w:lvlJc w:val="left"/>
-      <w:pPr>
-        <w:ind w:left="5040" w:hanging="480"/>
-      </w:pPr>
-    </w:lvl>
-    <w:lvl w:ilvl="7">
-      <w:start w:val="5"/>
-      <w:numFmt w:val="decimal"/>
-      <w:lvlText w:val="%8."/>
-      <w:lvlJc w:val="left"/>
-      <w:pPr>
-        <w:ind w:left="5760" w:hanging="480"/>
-      </w:pPr>
-    </w:lvl>
-    <w:lvl w:ilvl="8">
-      <w:start w:val="5"/>
-      <w:numFmt w:val="decimal"/>
-      <w:lvlText w:val="%9."/>
       <w:lvlJc w:val="left"/>
       <w:pPr>
         <w:ind w:left="6480" w:hanging="480"/>
@@ -1440,6 +1385,9 @@
     </w:lvlOverride>
   </w:num>
   <w:num w:numId="1002">
+    <w:abstractNumId w:val="991"/>
+  </w:num>
+  <w:num w:numId="1003">
     <w:abstractNumId w:val="99411"/>
     <w:lvlOverride w:ilvl="0">
       <w:startOverride w:val="1"/>
@@ -1469,130 +1417,16 @@
       <w:startOverride w:val="1"/>
     </w:lvlOverride>
   </w:num>
-  <w:num w:numId="1003">
-    <w:abstractNumId w:val="99412"/>
-    <w:lvlOverride w:ilvl="0">
-      <w:startOverride w:val="2"/>
-    </w:lvlOverride>
-    <w:lvlOverride w:ilvl="1">
-      <w:startOverride w:val="2"/>
-    </w:lvlOverride>
-    <w:lvlOverride w:ilvl="2">
-      <w:startOverride w:val="2"/>
-    </w:lvlOverride>
-    <w:lvlOverride w:ilvl="3">
-      <w:startOverride w:val="2"/>
-    </w:lvlOverride>
-    <w:lvlOverride w:ilvl="4">
-      <w:startOverride w:val="2"/>
-    </w:lvlOverride>
-    <w:lvlOverride w:ilvl="5">
-      <w:startOverride w:val="2"/>
-    </w:lvlOverride>
-    <w:lvlOverride w:ilvl="6">
-      <w:startOverride w:val="2"/>
-    </w:lvlOverride>
-    <w:lvlOverride w:ilvl="7">
-      <w:startOverride w:val="2"/>
-    </w:lvlOverride>
-    <w:lvlOverride w:ilvl="8">
-      <w:startOverride w:val="2"/>
-    </w:lvlOverride>
-  </w:num>
   <w:num w:numId="1004">
-    <w:abstractNumId w:val="99413"/>
-    <w:lvlOverride w:ilvl="0">
-      <w:startOverride w:val="3"/>
-    </w:lvlOverride>
-    <w:lvlOverride w:ilvl="1">
-      <w:startOverride w:val="3"/>
-    </w:lvlOverride>
-    <w:lvlOverride w:ilvl="2">
-      <w:startOverride w:val="3"/>
-    </w:lvlOverride>
-    <w:lvlOverride w:ilvl="3">
-      <w:startOverride w:val="3"/>
-    </w:lvlOverride>
-    <w:lvlOverride w:ilvl="4">
-      <w:startOverride w:val="3"/>
-    </w:lvlOverride>
-    <w:lvlOverride w:ilvl="5">
-      <w:startOverride w:val="3"/>
-    </w:lvlOverride>
-    <w:lvlOverride w:ilvl="6">
-      <w:startOverride w:val="3"/>
-    </w:lvlOverride>
-    <w:lvlOverride w:ilvl="7">
-      <w:startOverride w:val="3"/>
-    </w:lvlOverride>
-    <w:lvlOverride w:ilvl="8">
-      <w:startOverride w:val="3"/>
-    </w:lvlOverride>
+    <w:abstractNumId w:val="991"/>
   </w:num>
   <w:num w:numId="1005">
-    <w:abstractNumId w:val="99414"/>
-    <w:lvlOverride w:ilvl="0">
-      <w:startOverride w:val="4"/>
-    </w:lvlOverride>
-    <w:lvlOverride w:ilvl="1">
-      <w:startOverride w:val="4"/>
-    </w:lvlOverride>
-    <w:lvlOverride w:ilvl="2">
-      <w:startOverride w:val="4"/>
-    </w:lvlOverride>
-    <w:lvlOverride w:ilvl="3">
-      <w:startOverride w:val="4"/>
-    </w:lvlOverride>
-    <w:lvlOverride w:ilvl="4">
-      <w:startOverride w:val="4"/>
-    </w:lvlOverride>
-    <w:lvlOverride w:ilvl="5">
-      <w:startOverride w:val="4"/>
-    </w:lvlOverride>
-    <w:lvlOverride w:ilvl="6">
-      <w:startOverride w:val="4"/>
-    </w:lvlOverride>
-    <w:lvlOverride w:ilvl="7">
-      <w:startOverride w:val="4"/>
-    </w:lvlOverride>
-    <w:lvlOverride w:ilvl="8">
-      <w:startOverride w:val="4"/>
-    </w:lvlOverride>
+    <w:abstractNumId w:val="991"/>
   </w:num>
   <w:num w:numId="1006">
     <w:abstractNumId w:val="991"/>
   </w:num>
   <w:num w:numId="1007">
-    <w:abstractNumId w:val="99415"/>
-    <w:lvlOverride w:ilvl="0">
-      <w:startOverride w:val="5"/>
-    </w:lvlOverride>
-    <w:lvlOverride w:ilvl="1">
-      <w:startOverride w:val="5"/>
-    </w:lvlOverride>
-    <w:lvlOverride w:ilvl="2">
-      <w:startOverride w:val="5"/>
-    </w:lvlOverride>
-    <w:lvlOverride w:ilvl="3">
-      <w:startOverride w:val="5"/>
-    </w:lvlOverride>
-    <w:lvlOverride w:ilvl="4">
-      <w:startOverride w:val="5"/>
-    </w:lvlOverride>
-    <w:lvlOverride w:ilvl="5">
-      <w:startOverride w:val="5"/>
-    </w:lvlOverride>
-    <w:lvlOverride w:ilvl="6">
-      <w:startOverride w:val="5"/>
-    </w:lvlOverride>
-    <w:lvlOverride w:ilvl="7">
-      <w:startOverride w:val="5"/>
-    </w:lvlOverride>
-    <w:lvlOverride w:ilvl="8">
-      <w:startOverride w:val="5"/>
-    </w:lvlOverride>
-  </w:num>
-  <w:num w:numId="1008">
     <w:abstractNumId w:val="991"/>
   </w:num>
 </w:numbering>

--- a/cpi-artifacts/EmailreceiverxlsxToXML/CPI-Mail-Reader_3/src/main/resources/scenarioflows/integrationflow/integrationflow_Technical_Specification.docx
+++ b/cpi-artifacts/EmailreceiverxlsxToXML/CPI-Mail-Reader_3/src/main/resources/scenarioflows/integrationflow/integrationflow_Technical_Specification.docx
@@ -22,11 +22,6 @@
       <w:pPr>
         <w:pStyle w:val="BodyText"/>
       </w:pPr>
-    </w:p>
-    <w:p>
-      <w:pPr>
-        <w:pStyle w:val="BodyText"/>
-      </w:pPr>
       <w:r>
         <w:t xml:space="preserve">Author</w:t>
       </w:r>
@@ -52,7 +47,7 @@
         <w:pStyle w:val="BodyText"/>
       </w:pPr>
       <w:r>
-        <w:t xml:space="preserve">2026-01-05</w:t>
+        <w:t xml:space="preserve">2026-01-06</w:t>
       </w:r>
     </w:p>
     <w:p>
@@ -85,21 +80,13 @@
           <w:ilvl w:val="0"/>
           <w:numId w:val="1001"/>
         </w:numPr>
+        <w:pStyle w:val="Compact"/>
       </w:pPr>
       <w:r>
         <w:t xml:space="preserve">Introduction</w:t>
       </w:r>
       <w:r>
-        <w:t xml:space="preserve"> </w:t>
-      </w:r>
-      <w:r>
-        <w:t xml:space="preserve">1.1 Purpose</w:t>
-      </w:r>
-      <w:r>
-        <w:t xml:space="preserve"> </w:t>
-      </w:r>
-      <w:r>
-        <w:t xml:space="preserve">1.2 Scope</w:t>
+        <w:br/>
       </w:r>
     </w:p>
     <w:p>
@@ -108,21 +95,13 @@
           <w:ilvl w:val="0"/>
           <w:numId w:val="1001"/>
         </w:numPr>
+        <w:pStyle w:val="Compact"/>
       </w:pPr>
       <w:r>
         <w:t xml:space="preserve">Integration Overview</w:t>
       </w:r>
       <w:r>
-        <w:t xml:space="preserve"> </w:t>
-      </w:r>
-      <w:r>
-        <w:t xml:space="preserve">2.1 Integration Architecture</w:t>
-      </w:r>
-      <w:r>
-        <w:t xml:space="preserve"> </w:t>
-      </w:r>
-      <w:r>
-        <w:t xml:space="preserve">2.2 Integration Components</w:t>
+        <w:br/>
       </w:r>
     </w:p>
     <w:p>
@@ -131,27 +110,13 @@
           <w:ilvl w:val="0"/>
           <w:numId w:val="1001"/>
         </w:numPr>
+        <w:pStyle w:val="Compact"/>
       </w:pPr>
       <w:r>
         <w:t xml:space="preserve">Integration Scenarios</w:t>
       </w:r>
       <w:r>
-        <w:t xml:space="preserve"> </w:t>
-      </w:r>
-      <w:r>
-        <w:t xml:space="preserve">3.1 Scenario Description</w:t>
-      </w:r>
-      <w:r>
-        <w:t xml:space="preserve"> </w:t>
-      </w:r>
-      <w:r>
-        <w:t xml:space="preserve">3.2 Data Flows</w:t>
-      </w:r>
-      <w:r>
-        <w:t xml:space="preserve"> </w:t>
-      </w:r>
-      <w:r>
-        <w:t xml:space="preserve">3.3 Security Requirements</w:t>
+        <w:br/>
       </w:r>
     </w:p>
     <w:p>
@@ -160,9 +125,13 @@
           <w:ilvl w:val="0"/>
           <w:numId w:val="1001"/>
         </w:numPr>
+        <w:pStyle w:val="Compact"/>
       </w:pPr>
       <w:r>
         <w:t xml:space="preserve">Error Handling and Logging</w:t>
+      </w:r>
+      <w:r>
+        <w:br/>
       </w:r>
     </w:p>
     <w:p>
@@ -171,9 +140,13 @@
           <w:ilvl w:val="0"/>
           <w:numId w:val="1001"/>
         </w:numPr>
+        <w:pStyle w:val="Compact"/>
       </w:pPr>
       <w:r>
         <w:t xml:space="preserve">Testing Validation</w:t>
+      </w:r>
+      <w:r>
+        <w:br/>
       </w:r>
     </w:p>
     <w:p>
@@ -182,9 +155,13 @@
           <w:ilvl w:val="0"/>
           <w:numId w:val="1001"/>
         </w:numPr>
+        <w:pStyle w:val="Compact"/>
       </w:pPr>
       <w:r>
         <w:t xml:space="preserve">Reference Documents</w:t>
+      </w:r>
+      <w:r>
+        <w:br/>
       </w:r>
     </w:p>
     <w:bookmarkStart w:id="22" w:name="introduction"/>
@@ -243,7 +220,25 @@
         <w:pStyle w:val="FirstParagraph"/>
       </w:pPr>
       <w:r>
-        <w:t xml:space="preserve">This document covers the integration flow designed to process emails using IMAP for incoming messages and SMTP for outgoing messages, including the associated data transformations and error handling mechanisms.</w:t>
+        <w:t xml:space="preserve">This document covers the integration flow</w:t>
+      </w:r>
+      <w:r>
+        <w:t xml:space="preserve"> </w:t>
+      </w:r>
+      <w:r>
+        <w:t xml:space="preserve">‘</w:t>
+      </w:r>
+      <w:r>
+        <w:t xml:space="preserve">integrationflow</w:t>
+      </w:r>
+      <w:r>
+        <w:t xml:space="preserve">’</w:t>
+      </w:r>
+      <w:r>
+        <w:t xml:space="preserve"> </w:t>
+      </w:r>
+      <w:r>
+        <w:t xml:space="preserve">which involves email communication using IMAP and SMTP protocols. It includes the configuration details, data flows, and testing strategies relevant to the integration process.</w:t>
       </w:r>
     </w:p>
     <w:bookmarkEnd w:id="21"/>
@@ -300,7 +295,7 @@
         <w:t xml:space="preserve">Sender</w:t>
       </w:r>
       <w:r>
-        <w:t xml:space="preserve">: An IMAP endpoint configured to read emails from a Gmail account.</w:t>
+        <w:t xml:space="preserve">: Configured to connect to an IMAP server (imap.gmail.com) to fetch unread emails.</w:t>
       </w:r>
     </w:p>
     <w:p>
@@ -319,7 +314,7 @@
         <w:t xml:space="preserve">Receiver</w:t>
       </w:r>
       <w:r>
-        <w:t xml:space="preserve">: An SMTP endpoint configured to send emails to a specified recipient.</w:t>
+        <w:t xml:space="preserve">: Configured to send emails via an SMTP server (smtp.gmail.com).</w:t>
       </w:r>
     </w:p>
     <w:p>
@@ -338,7 +333,7 @@
         <w:t xml:space="preserve">Integration Process</w:t>
       </w:r>
       <w:r>
-        <w:t xml:space="preserve">: Contains activities such as Groovy scripts and content modifiers to transform the data.</w:t>
+        <w:t xml:space="preserve">: Contains activities such as Groovy scripts and content modifiers to process the email data.</w:t>
       </w:r>
     </w:p>
     <w:bookmarkEnd w:id="24"/>
@@ -366,7 +361,7 @@
         <w:pStyle w:val="FirstParagraph"/>
       </w:pPr>
       <w:r>
-        <w:t xml:space="preserve">The integration flow retrieves unread emails from a Gmail inbox, processes the content, and forwards the relevant information as an email to a specified recipient.</w:t>
+        <w:t xml:space="preserve">The integration flow retrieves unread emails from a Gmail account, processes the content, and forwards the processed data as an email to a specified recipient.</w:t>
       </w:r>
     </w:p>
     <w:bookmarkEnd w:id="26"/>
@@ -392,34 +387,10 @@
           <w:bCs/>
           <w:b/>
         </w:rPr>
-        <w:t xml:space="preserve">Incoming Flow</w:t>
+        <w:t xml:space="preserve">Email Retrieval</w:t>
       </w:r>
       <w:r>
-        <w:t xml:space="preserve">:</w:t>
-      </w:r>
-    </w:p>
-    <w:p>
-      <w:pPr>
-        <w:numPr>
-          <w:ilvl w:val="1"/>
-          <w:numId w:val="1004"/>
-        </w:numPr>
-        <w:pStyle w:val="Compact"/>
-      </w:pPr>
-      <w:r>
-        <w:t xml:space="preserve">Emails are fetched from the IMAP server.</w:t>
-      </w:r>
-    </w:p>
-    <w:p>
-      <w:pPr>
-        <w:numPr>
-          <w:ilvl w:val="1"/>
-          <w:numId w:val="1004"/>
-        </w:numPr>
-        <w:pStyle w:val="Compact"/>
-      </w:pPr>
-      <w:r>
-        <w:t xml:space="preserve">The content is processed using Groovy scripts and content modifiers.</w:t>
+        <w:t xml:space="preserve">: The sender fetches unread emails from the IMAP server.</w:t>
       </w:r>
     </w:p>
     <w:p>
@@ -435,22 +406,29 @@
           <w:bCs/>
           <w:b/>
         </w:rPr>
-        <w:t xml:space="preserve">Outgoing Flow</w:t>
+        <w:t xml:space="preserve">Processing</w:t>
       </w:r>
       <w:r>
-        <w:t xml:space="preserve">:</w:t>
+        <w:t xml:space="preserve">: The integration process modifies the email content using content modifiers and executes a Groovy script.</w:t>
       </w:r>
     </w:p>
     <w:p>
       <w:pPr>
         <w:numPr>
-          <w:ilvl w:val="1"/>
-          <w:numId w:val="1005"/>
+          <w:ilvl w:val="0"/>
+          <w:numId w:val="1003"/>
         </w:numPr>
         <w:pStyle w:val="Compact"/>
       </w:pPr>
       <w:r>
-        <w:t xml:space="preserve">Processed content is sent as an email via the SMTP server.</w:t>
+        <w:rPr>
+          <w:bCs/>
+          <w:b/>
+        </w:rPr>
+        <w:t xml:space="preserve">Email Sending</w:t>
+      </w:r>
+      <w:r>
+        <w:t xml:space="preserve">: The processed data is sent to the receiver via SMTP.</w:t>
       </w:r>
     </w:p>
     <w:bookmarkEnd w:id="27"/>
@@ -467,24 +445,24 @@
       <w:pPr>
         <w:numPr>
           <w:ilvl w:val="0"/>
-          <w:numId w:val="1006"/>
+          <w:numId w:val="1004"/>
         </w:numPr>
         <w:pStyle w:val="Compact"/>
       </w:pPr>
       <w:r>
-        <w:t xml:space="preserve">Basic authentication is disabled for the sender.</w:t>
+        <w:t xml:space="preserve">Basic authentication is disabled for both sender and receiver.</w:t>
       </w:r>
     </w:p>
     <w:p>
       <w:pPr>
         <w:numPr>
           <w:ilvl w:val="0"/>
-          <w:numId w:val="1006"/>
+          <w:numId w:val="1004"/>
         </w:numPr>
         <w:pStyle w:val="Compact"/>
       </w:pPr>
       <w:r>
-        <w:t xml:space="preserve">Secure connections are established using SSL/TLS for both IMAP and SMTP protocols.</w:t>
+        <w:t xml:space="preserve">SSL is used for secure communication with the IMAP and SMTP servers.</w:t>
       </w:r>
     </w:p>
     <w:bookmarkEnd w:id="28"/>
@@ -503,7 +481,7 @@
         <w:pStyle w:val="FirstParagraph"/>
       </w:pPr>
       <w:r>
-        <w:t xml:space="preserve">The integration flow logs all events and handles errors by not returning exceptions to the sender. Any issues encountered during processing will be logged for further analysis.</w:t>
+        <w:t xml:space="preserve">The integration flow is configured to log all events. In case of errors, the flow will not return exceptions to the sender, allowing for smoother processing without interruptions.</w:t>
       </w:r>
     </w:p>
     <w:bookmarkEnd w:id="30"/>
@@ -590,7 +568,7 @@
               <w:jc w:val="left"/>
             </w:pPr>
             <w:r>
-              <w:t xml:space="preserve">Fetch unread emails from Gmail</w:t>
+              <w:t xml:space="preserve">Retrieve unread emails from Gmail</w:t>
             </w:r>
           </w:p>
         </w:tc>
@@ -640,7 +618,7 @@
               <w:jc w:val="left"/>
             </w:pPr>
             <w:r>
-              <w:t xml:space="preserve">Content is transformed as expected without errors.</w:t>
+              <w:t xml:space="preserve">Email content is processed without errors.</w:t>
             </w:r>
           </w:p>
         </w:tc>
@@ -683,44 +661,6 @@
           </w:p>
         </w:tc>
       </w:tr>
-      <w:tr>
-        <w:tc>
-          <w:tcPr/>
-          <w:p>
-            <w:pPr>
-              <w:pStyle w:val="Compact"/>
-              <w:jc w:val="left"/>
-            </w:pPr>
-            <w:r>
-              <w:t xml:space="preserve">TC_004</w:t>
-            </w:r>
-          </w:p>
-        </w:tc>
-        <w:tc>
-          <w:tcPr/>
-          <w:p>
-            <w:pPr>
-              <w:pStyle w:val="Compact"/>
-              <w:jc w:val="left"/>
-            </w:pPr>
-            <w:r>
-              <w:t xml:space="preserve">Handle error during email fetch</w:t>
-            </w:r>
-          </w:p>
-        </w:tc>
-        <w:tc>
-          <w:tcPr/>
-          <w:p>
-            <w:pPr>
-              <w:pStyle w:val="Compact"/>
-              <w:jc w:val="left"/>
-            </w:pPr>
-            <w:r>
-              <w:t xml:space="preserve">Error is logged, and no exception is returned to the sender.</w:t>
-            </w:r>
-          </w:p>
-        </w:tc>
-      </w:tr>
     </w:tbl>
     <w:bookmarkEnd w:id="31"/>
     <w:bookmarkStart w:id="32" w:name="reference-documents"/>
@@ -736,7 +676,7 @@
       <w:pPr>
         <w:numPr>
           <w:ilvl w:val="0"/>
-          <w:numId w:val="1007"/>
+          <w:numId w:val="1005"/>
         </w:numPr>
         <w:pStyle w:val="Compact"/>
       </w:pPr>
@@ -748,24 +688,24 @@
       <w:pPr>
         <w:numPr>
           <w:ilvl w:val="0"/>
-          <w:numId w:val="1007"/>
+          <w:numId w:val="1005"/>
         </w:numPr>
         <w:pStyle w:val="Compact"/>
       </w:pPr>
       <w:r>
-        <w:t xml:space="preserve">IMAP and SMTP Protocol Specifications</w:t>
+        <w:t xml:space="preserve">Email Protocol Specifications (IMAP, SMTP)</w:t>
       </w:r>
     </w:p>
     <w:p>
       <w:pPr>
         <w:numPr>
           <w:ilvl w:val="0"/>
-          <w:numId w:val="1007"/>
+          <w:numId w:val="1005"/>
         </w:numPr>
         <w:pStyle w:val="Compact"/>
       </w:pPr>
       <w:r>
-        <w:t xml:space="preserve">Groovy Scripting Guide for SAP CPI</w:t>
+        <w:t xml:space="preserve">Groovy Script Documentation</w:t>
       </w:r>
     </w:p>
     <w:bookmarkEnd w:id="32"/>
@@ -1421,12 +1361,6 @@
     <w:abstractNumId w:val="991"/>
   </w:num>
   <w:num w:numId="1005">
-    <w:abstractNumId w:val="991"/>
-  </w:num>
-  <w:num w:numId="1006">
-    <w:abstractNumId w:val="991"/>
-  </w:num>
-  <w:num w:numId="1007">
     <w:abstractNumId w:val="991"/>
   </w:num>
 </w:numbering>

--- a/cpi-artifacts/EmailreceiverxlsxToXML/CPI-Mail-Reader_3/src/main/resources/scenarioflows/integrationflow/integrationflow_Technical_Specification.docx
+++ b/cpi-artifacts/EmailreceiverxlsxToXML/CPI-Mail-Reader_3/src/main/resources/scenarioflows/integrationflow/integrationflow_Technical_Specification.docx
@@ -17,6 +17,11 @@
       <w:r>
         <w:t xml:space="preserve">Technical Specification Document</w:t>
       </w:r>
+    </w:p>
+    <w:p>
+      <w:pPr>
+        <w:pStyle w:val="BodyText"/>
+      </w:pPr>
     </w:p>
     <w:p>
       <w:pPr>
@@ -159,9 +164,6 @@
       </w:pPr>
       <w:r>
         <w:t xml:space="preserve">Reference Documents</w:t>
-      </w:r>
-      <w:r>
-        <w:br/>
       </w:r>
     </w:p>
     <w:bookmarkStart w:id="22" w:name="introduction"/>
@@ -220,25 +222,7 @@
         <w:pStyle w:val="FirstParagraph"/>
       </w:pPr>
       <w:r>
-        <w:t xml:space="preserve">This document covers the integration flow</w:t>
-      </w:r>
-      <w:r>
-        <w:t xml:space="preserve"> </w:t>
-      </w:r>
-      <w:r>
-        <w:t xml:space="preserve">‘</w:t>
-      </w:r>
-      <w:r>
-        <w:t xml:space="preserve">integrationflow</w:t>
-      </w:r>
-      <w:r>
-        <w:t xml:space="preserve">’</w:t>
-      </w:r>
-      <w:r>
-        <w:t xml:space="preserve"> </w:t>
-      </w:r>
-      <w:r>
-        <w:t xml:space="preserve">which involves email communication using IMAP and SMTP protocols. It includes the configuration details, data flows, and testing strategies relevant to the integration process.</w:t>
+        <w:t xml:space="preserve">This document covers the integration flow designed for processing emails using IMAP and SMTP protocols, including the associated components and configurations.</w:t>
       </w:r>
     </w:p>
     <w:bookmarkEnd w:id="21"/>
@@ -266,7 +250,7 @@
         <w:pStyle w:val="FirstParagraph"/>
       </w:pPr>
       <w:r>
-        <w:t xml:space="preserve">The integration architecture consists of a sender and receiver participant, with an integration process that orchestrates the flow of data between them. The sender retrieves emails from an IMAP server, processes the data, and sends it to the receiver via SMTP.</w:t>
+        <w:t xml:space="preserve">The integration architecture consists of a sender participant that retrieves emails from an IMAP server and a receiver participant that sends emails via an SMTP server. The integration process includes several activities such as content modification and script execution.</w:t>
       </w:r>
     </w:p>
     <w:bookmarkEnd w:id="23"/>
@@ -295,7 +279,7 @@
         <w:t xml:space="preserve">Sender</w:t>
       </w:r>
       <w:r>
-        <w:t xml:space="preserve">: Configured to connect to an IMAP server (imap.gmail.com) to fetch unread emails.</w:t>
+        <w:t xml:space="preserve">: IMAP email retrieval component.</w:t>
       </w:r>
     </w:p>
     <w:p>
@@ -314,7 +298,7 @@
         <w:t xml:space="preserve">Receiver</w:t>
       </w:r>
       <w:r>
-        <w:t xml:space="preserve">: Configured to send emails via an SMTP server (smtp.gmail.com).</w:t>
+        <w:t xml:space="preserve">: SMTP email sending component.</w:t>
       </w:r>
     </w:p>
     <w:p>
@@ -333,7 +317,26 @@
         <w:t xml:space="preserve">Integration Process</w:t>
       </w:r>
       <w:r>
-        <w:t xml:space="preserve">: Contains activities such as Groovy scripts and content modifiers to process the email data.</w:t>
+        <w:t xml:space="preserve">: Orchestrates the flow of data between sender and receiver.</w:t>
+      </w:r>
+    </w:p>
+    <w:p>
+      <w:pPr>
+        <w:numPr>
+          <w:ilvl w:val="0"/>
+          <w:numId w:val="1002"/>
+        </w:numPr>
+        <w:pStyle w:val="Compact"/>
+      </w:pPr>
+      <w:r>
+        <w:rPr>
+          <w:bCs/>
+          <w:b/>
+        </w:rPr>
+        <w:t xml:space="preserve">Activities</w:t>
+      </w:r>
+      <w:r>
+        <w:t xml:space="preserve">: Includes Groovy scripts and content modifiers.</w:t>
       </w:r>
     </w:p>
     <w:bookmarkEnd w:id="24"/>
@@ -361,7 +364,7 @@
         <w:pStyle w:val="FirstParagraph"/>
       </w:pPr>
       <w:r>
-        <w:t xml:space="preserve">The integration flow retrieves unread emails from a Gmail account, processes the content, and forwards the processed data as an email to a specified recipient.</w:t>
+        <w:t xml:space="preserve">The integration flow retrieves unread emails from a Gmail account and processes them before sending the content as an email to a specified recipient.</w:t>
       </w:r>
     </w:p>
     <w:bookmarkEnd w:id="26"/>
@@ -390,7 +393,7 @@
         <w:t xml:space="preserve">Email Retrieval</w:t>
       </w:r>
       <w:r>
-        <w:t xml:space="preserve">: The sender fetches unread emails from the IMAP server.</w:t>
+        <w:t xml:space="preserve">: The sender retrieves unread emails from the Gmail inbox.</w:t>
       </w:r>
     </w:p>
     <w:p>
@@ -409,7 +412,7 @@
         <w:t xml:space="preserve">Processing</w:t>
       </w:r>
       <w:r>
-        <w:t xml:space="preserve">: The integration process modifies the email content using content modifiers and executes a Groovy script.</w:t>
+        <w:t xml:space="preserve">: The retrieved email content is processed using Groovy scripts and content modifiers.</w:t>
       </w:r>
     </w:p>
     <w:p>
@@ -428,7 +431,7 @@
         <w:t xml:space="preserve">Email Sending</w:t>
       </w:r>
       <w:r>
-        <w:t xml:space="preserve">: The processed data is sent to the receiver via SMTP.</w:t>
+        <w:t xml:space="preserve">: The processed content is sent to the specified recipient via SMTP.</w:t>
       </w:r>
     </w:p>
     <w:bookmarkEnd w:id="27"/>
@@ -450,7 +453,7 @@
         <w:pStyle w:val="Compact"/>
       </w:pPr>
       <w:r>
-        <w:t xml:space="preserve">Basic authentication is disabled for both sender and receiver.</w:t>
+        <w:t xml:space="preserve">Use of secure protocols (IMAPS and SMTP with STARTTLS).</w:t>
       </w:r>
     </w:p>
     <w:p>
@@ -462,7 +465,19 @@
         <w:pStyle w:val="Compact"/>
       </w:pPr>
       <w:r>
-        <w:t xml:space="preserve">SSL is used for secure communication with the IMAP and SMTP servers.</w:t>
+        <w:t xml:space="preserve">Authentication via login credentials for both IMAP and SMTP servers.</w:t>
+      </w:r>
+    </w:p>
+    <w:p>
+      <w:pPr>
+        <w:numPr>
+          <w:ilvl w:val="0"/>
+          <w:numId w:val="1004"/>
+        </w:numPr>
+        <w:pStyle w:val="Compact"/>
+      </w:pPr>
+      <w:r>
+        <w:t xml:space="preserve">No exposure of sensitive headers or credentials.</w:t>
       </w:r>
     </w:p>
     <w:bookmarkEnd w:id="28"/>
@@ -481,7 +496,7 @@
         <w:pStyle w:val="FirstParagraph"/>
       </w:pPr>
       <w:r>
-        <w:t xml:space="preserve">The integration flow is configured to log all events. In case of errors, the flow will not return exceptions to the sender, allowing for smoother processing without interruptions.</w:t>
+        <w:t xml:space="preserve">Error handling is implemented to capture and log all events, ensuring that any issues during the email retrieval or sending process are recorded for troubleshooting.</w:t>
       </w:r>
     </w:p>
     <w:bookmarkEnd w:id="30"/>
@@ -502,9 +517,9 @@
         <w:jc w:val="start"/>
       </w:tblPr>
       <w:tblGrid>
-        <w:gridCol w:w="2640"/>
-        <w:gridCol w:w="1885"/>
-        <w:gridCol w:w="3394"/>
+        <w:gridCol w:w="1179"/>
+        <w:gridCol w:w="3201"/>
+        <w:gridCol w:w="3538"/>
       </w:tblGrid>
       <w:tr>
         <w:trPr>
@@ -568,7 +583,7 @@
               <w:jc w:val="left"/>
             </w:pPr>
             <w:r>
-              <w:t xml:space="preserve">Retrieve unread emails from Gmail</w:t>
+              <w:t xml:space="preserve">Retrieve unread emails</w:t>
             </w:r>
           </w:p>
         </w:tc>
@@ -580,7 +595,7 @@
               <w:jc w:val="left"/>
             </w:pPr>
             <w:r>
-              <w:t xml:space="preserve">Emails are successfully retrieved from the inbox.</w:t>
+              <w:t xml:space="preserve">Unread emails are successfully retrieved.</w:t>
             </w:r>
           </w:p>
         </w:tc>
@@ -606,7 +621,7 @@
               <w:jc w:val="left"/>
             </w:pPr>
             <w:r>
-              <w:t xml:space="preserve">Process email content with Groovy script</w:t>
+              <w:t xml:space="preserve">Process email content</w:t>
             </w:r>
           </w:p>
         </w:tc>
@@ -644,7 +659,7 @@
               <w:jc w:val="left"/>
             </w:pPr>
             <w:r>
-              <w:t xml:space="preserve">Send processed email to recipient</w:t>
+              <w:t xml:space="preserve">Send processed email</w:t>
             </w:r>
           </w:p>
         </w:tc>
@@ -656,7 +671,83 @@
               <w:jc w:val="left"/>
             </w:pPr>
             <w:r>
-              <w:t xml:space="preserve">Email is sent successfully to the specified recipient.</w:t>
+              <w:t xml:space="preserve">Email is sent to the specified recipient.</w:t>
+            </w:r>
+          </w:p>
+        </w:tc>
+      </w:tr>
+      <w:tr>
+        <w:tc>
+          <w:tcPr/>
+          <w:p>
+            <w:pPr>
+              <w:pStyle w:val="Compact"/>
+              <w:jc w:val="left"/>
+            </w:pPr>
+            <w:r>
+              <w:t xml:space="preserve">TC_004</w:t>
+            </w:r>
+          </w:p>
+        </w:tc>
+        <w:tc>
+          <w:tcPr/>
+          <w:p>
+            <w:pPr>
+              <w:pStyle w:val="Compact"/>
+              <w:jc w:val="left"/>
+            </w:pPr>
+            <w:r>
+              <w:t xml:space="preserve">Handle authentication failure</w:t>
+            </w:r>
+          </w:p>
+        </w:tc>
+        <w:tc>
+          <w:tcPr/>
+          <w:p>
+            <w:pPr>
+              <w:pStyle w:val="Compact"/>
+              <w:jc w:val="left"/>
+            </w:pPr>
+            <w:r>
+              <w:t xml:space="preserve">Appropriate error message is logged.</w:t>
+            </w:r>
+          </w:p>
+        </w:tc>
+      </w:tr>
+      <w:tr>
+        <w:tc>
+          <w:tcPr/>
+          <w:p>
+            <w:pPr>
+              <w:pStyle w:val="Compact"/>
+              <w:jc w:val="left"/>
+            </w:pPr>
+            <w:r>
+              <w:t xml:space="preserve">TC_005</w:t>
+            </w:r>
+          </w:p>
+        </w:tc>
+        <w:tc>
+          <w:tcPr/>
+          <w:p>
+            <w:pPr>
+              <w:pStyle w:val="Compact"/>
+              <w:jc w:val="left"/>
+            </w:pPr>
+            <w:r>
+              <w:t xml:space="preserve">Handle email sending failure</w:t>
+            </w:r>
+          </w:p>
+        </w:tc>
+        <w:tc>
+          <w:tcPr/>
+          <w:p>
+            <w:pPr>
+              <w:pStyle w:val="Compact"/>
+              <w:jc w:val="left"/>
+            </w:pPr>
+            <w:r>
+              <w:t xml:space="preserve">Error is logged, and no email is sent.</w:t>
             </w:r>
           </w:p>
         </w:tc>
@@ -705,12 +796,13 @@
         <w:pStyle w:val="Compact"/>
       </w:pPr>
       <w:r>
-        <w:t xml:space="preserve">Groovy Script Documentation</w:t>
+        <w:t xml:space="preserve">Groovy Scripting Guide for SAP CPI</w:t>
       </w:r>
     </w:p>
     <w:bookmarkEnd w:id="32"/>
     <w:sectPr>
       <w:headerReference r:id="rId9" w:type="default"/>
+      <w:footerReference r:id="rId10" w:type="default"/>
       <w:pgSz w:h="15840" w:w="12240"/>
       <w:pgMar w:bottom="1440" w:footer="720" w:gutter="0" w:header="720" w:left="1800" w:right="1800" w:top="1440"/>
       <w:cols w:space="720"/>
@@ -722,6 +814,22 @@
 
 <file path=word/comments.xml><?xml version="1.0" encoding="utf-8"?>
 <w:comments xmlns:w="http://schemas.openxmlformats.org/wordprocessingml/2006/main" xmlns:m="http://schemas.openxmlformats.org/officeDocument/2006/math" xmlns:r="http://schemas.openxmlformats.org/officeDocument/2006/relationships" xmlns:o="urn:schemas-microsoft-com:office:office" xmlns:v="urn:schemas-microsoft-com:vml" xmlns:w10="urn:schemas-microsoft-com:office:word" xmlns:a="http://schemas.openxmlformats.org/drawingml/2006/main" xmlns:pic="http://schemas.openxmlformats.org/drawingml/2006/picture" xmlns:wp="http://schemas.openxmlformats.org/drawingml/2006/wordprocessingDrawing"/>
+</file>
+
+<file path=word/footer1.xml><?xml version="1.0" encoding="utf-8"?>
+<w:ftr xmlns:m="http://schemas.openxmlformats.org/officeDocument/2006/math" xmlns:mc="http://schemas.openxmlformats.org/markup-compatibility/2006" xmlns:mo="http://schemas.microsoft.com/office/mac/office/2008/main" xmlns:mv="urn:schemas-microsoft-com:mac:vml" xmlns:o="urn:schemas-microsoft-com:office:office" xmlns:r="http://schemas.openxmlformats.org/officeDocument/2006/relationships" xmlns:v="urn:schemas-microsoft-com:vml" xmlns:w10="urn:schemas-microsoft-com:office:word" xmlns:w14="http://schemas.microsoft.com/office/word/2010/wordml" xmlns:w="http://schemas.openxmlformats.org/wordprocessingml/2006/main" xmlns:wne="http://schemas.microsoft.com/office/word/2006/wordml" xmlns:wp14="http://schemas.microsoft.com/office/word/2010/wordprocessingDrawing" xmlns:wp="http://schemas.openxmlformats.org/drawingml/2006/wordprocessingDrawing" xmlns:wpc="http://schemas.microsoft.com/office/word/2010/wordprocessingCanvas" xmlns:wpg="http://schemas.microsoft.com/office/word/2010/wordprocessingGroup" xmlns:wpi="http://schemas.microsoft.com/office/word/2010/wordprocessingInk" xmlns:wps="http://schemas.microsoft.com/office/word/2010/wordprocessingShape" mc:Ignorable="w14 wp14">
+  <w:p>
+    <w:pPr>
+      <w:pStyle w:val="Footer"/>
+      <w:jc w:val="right"/>
+    </w:pPr>
+    <w:r>
+      <w:fldChar w:fldCharType="begin"/>
+      <w:instrText>PAGE</w:instrText>
+      <w:fldChar w:fldCharType="end"/>
+    </w:r>
+  </w:p>
+</w:ftr>
 </file>
 
 <file path=word/footnotes.xml><?xml version="1.0" encoding="utf-8"?>

--- a/cpi-artifacts/EmailreceiverxlsxToXML/CPI-Mail-Reader_3/src/main/resources/scenarioflows/integrationflow/integrationflow_Technical_Specification.docx
+++ b/cpi-artifacts/EmailreceiverxlsxToXML/CPI-Mail-Reader_3/src/main/resources/scenarioflows/integrationflow/integrationflow_Technical_Specification.docx
@@ -36,7 +36,7 @@
         <w:pStyle w:val="BodyText"/>
       </w:pPr>
       <w:r>
-        <w:t xml:space="preserve">Sindhu</w:t>
+        <w:t xml:space="preserve">github-actions</w:t>
       </w:r>
     </w:p>
     <w:p>
@@ -166,22 +166,22 @@
         <w:t xml:space="preserve">Reference Documents</w:t>
       </w:r>
     </w:p>
-    <w:bookmarkStart w:id="22" w:name="introduction"/>
+    <w:bookmarkStart w:id="34" w:name="sap-cpi-iflow-technical-documentation"/>
     <w:p>
       <w:pPr>
         <w:pStyle w:val="Heading1"/>
       </w:pPr>
       <w:r>
-        <w:t xml:space="preserve">1. Introduction</w:t>
+        <w:t xml:space="preserve">SAP CPI iFlow Technical Documentation</w:t>
       </w:r>
     </w:p>
-    <w:bookmarkStart w:id="20" w:name="purpose"/>
+    <w:bookmarkStart w:id="20" w:name="overview"/>
     <w:p>
       <w:pPr>
         <w:pStyle w:val="Heading2"/>
       </w:pPr>
       <w:r>
-        <w:t xml:space="preserve">1.1 Purpose</w:t>
+        <w:t xml:space="preserve">Overview</w:t>
       </w:r>
     </w:p>
     <w:p>
@@ -189,85 +189,81 @@
         <w:pStyle w:val="FirstParagraph"/>
       </w:pPr>
       <w:r>
-        <w:t xml:space="preserve">The purpose of this document is to provide a comprehensive overview of the iFlow named</w:t>
-      </w:r>
-      <w:r>
-        <w:t xml:space="preserve"> </w:t>
-      </w:r>
-      <w:r>
-        <w:t xml:space="preserve">‘</w:t>
-      </w:r>
-      <w:r>
-        <w:t xml:space="preserve">integrationflow</w:t>
-      </w:r>
-      <w:r>
-        <w:t xml:space="preserve">’</w:t>
-      </w:r>
-      <w:r>
-        <w:t xml:space="preserve">, detailing its integration architecture, components, scenarios, error handling, and testing validation.</w:t>
+        <w:t xml:space="preserve">This document provides a detailed description of the integration flow (iFlow) designed for SAP Cloud Platform Integration (CPI). The iFlow is responsible for processing emails using IMAP and SMTP protocols, transforming the data, and sending it to a specified recipient.</w:t>
       </w:r>
     </w:p>
     <w:bookmarkEnd w:id="20"/>
-    <w:bookmarkStart w:id="21" w:name="scope"/>
+    <w:bookmarkStart w:id="28" w:name="iflow-details"/>
     <w:p>
       <w:pPr>
         <w:pStyle w:val="Heading2"/>
       </w:pPr>
       <w:r>
-        <w:t xml:space="preserve">1.2 Scope</w:t>
+        <w:t xml:space="preserve">iFlow Details</w:t>
+      </w:r>
+    </w:p>
+    <w:bookmarkStart w:id="21" w:name="iflow-id"/>
+    <w:p>
+      <w:pPr>
+        <w:pStyle w:val="Heading3"/>
+      </w:pPr>
+      <w:r>
+        <w:t xml:space="preserve">iFlow ID</w:t>
       </w:r>
     </w:p>
     <w:p>
       <w:pPr>
-        <w:pStyle w:val="FirstParagraph"/>
+        <w:numPr>
+          <w:ilvl w:val="0"/>
+          <w:numId w:val="1002"/>
+        </w:numPr>
+        <w:pStyle w:val="Compact"/>
       </w:pPr>
       <w:r>
-        <w:t xml:space="preserve">This document covers the integration flow designed for processing emails using IMAP and SMTP protocols, including the associated components and configurations.</w:t>
+        <w:rPr>
+          <w:bCs/>
+          <w:b/>
+        </w:rPr>
+        <w:t xml:space="preserve">Name</w:t>
+      </w:r>
+      <w:r>
+        <w:t xml:space="preserve">: Integration Process</w:t>
+      </w:r>
+    </w:p>
+    <w:p>
+      <w:pPr>
+        <w:numPr>
+          <w:ilvl w:val="0"/>
+          <w:numId w:val="1002"/>
+        </w:numPr>
+        <w:pStyle w:val="Compact"/>
+      </w:pPr>
+      <w:r>
+        <w:rPr>
+          <w:bCs/>
+          <w:b/>
+        </w:rPr>
+        <w:t xml:space="preserve">Version</w:t>
+      </w:r>
+      <w:r>
+        <w:t xml:space="preserve">: 1.2</w:t>
       </w:r>
     </w:p>
     <w:bookmarkEnd w:id="21"/>
-    <w:bookmarkEnd w:id="22"/>
-    <w:bookmarkStart w:id="25" w:name="integration-overview"/>
+    <w:bookmarkStart w:id="22" w:name="participants"/>
     <w:p>
       <w:pPr>
-        <w:pStyle w:val="Heading1"/>
+        <w:pStyle w:val="Heading3"/>
       </w:pPr>
       <w:r>
-        <w:t xml:space="preserve">2. Integration Overview</w:t>
-      </w:r>
-    </w:p>
-    <w:bookmarkStart w:id="23" w:name="integration-architecture"/>
-    <w:p>
-      <w:pPr>
-        <w:pStyle w:val="Heading2"/>
-      </w:pPr>
-      <w:r>
-        <w:t xml:space="preserve">2.1 Integration Architecture</w:t>
+        <w:t xml:space="preserve">Participants</w:t>
       </w:r>
     </w:p>
     <w:p>
       <w:pPr>
-        <w:pStyle w:val="FirstParagraph"/>
-      </w:pPr>
-      <w:r>
-        <w:t xml:space="preserve">The integration architecture consists of a sender participant that retrieves emails from an IMAP server and a receiver participant that sends emails via an SMTP server. The integration process includes several activities such as content modification and script execution.</w:t>
-      </w:r>
-    </w:p>
-    <w:bookmarkEnd w:id="23"/>
-    <w:bookmarkStart w:id="24" w:name="integration-components"/>
-    <w:p>
-      <w:pPr>
-        <w:pStyle w:val="Heading2"/>
-      </w:pPr>
-      <w:r>
-        <w:t xml:space="preserve">2.2 Integration Components</w:t>
-      </w:r>
-    </w:p>
-    <w:p>
-      <w:pPr>
         <w:numPr>
           <w:ilvl w:val="0"/>
-          <w:numId w:val="1002"/>
+          <w:numId w:val="1003"/>
         </w:numPr>
         <w:pStyle w:val="Compact"/>
       </w:pPr>
@@ -278,15 +274,36 @@
         </w:rPr>
         <w:t xml:space="preserve">Sender</w:t>
       </w:r>
+    </w:p>
+    <w:p>
+      <w:pPr>
+        <w:numPr>
+          <w:ilvl w:val="1"/>
+          <w:numId w:val="1004"/>
+        </w:numPr>
+        <w:pStyle w:val="Compact"/>
+      </w:pPr>
       <w:r>
-        <w:t xml:space="preserve">: IMAP email retrieval component.</w:t>
+        <w:t xml:space="preserve">Type: EndpointSender</w:t>
       </w:r>
     </w:p>
     <w:p>
       <w:pPr>
         <w:numPr>
+          <w:ilvl w:val="1"/>
+          <w:numId w:val="1004"/>
+        </w:numPr>
+        <w:pStyle w:val="Compact"/>
+      </w:pPr>
+      <w:r>
+        <w:t xml:space="preserve">Basic Authentication: Disabled</w:t>
+      </w:r>
+    </w:p>
+    <w:p>
+      <w:pPr>
+        <w:numPr>
           <w:ilvl w:val="0"/>
-          <w:numId w:val="1002"/>
+          <w:numId w:val="1003"/>
         </w:numPr>
         <w:pStyle w:val="Compact"/>
       </w:pPr>
@@ -297,15 +314,24 @@
         </w:rPr>
         <w:t xml:space="preserve">Receiver</w:t>
       </w:r>
+    </w:p>
+    <w:p>
+      <w:pPr>
+        <w:numPr>
+          <w:ilvl w:val="1"/>
+          <w:numId w:val="1005"/>
+        </w:numPr>
+        <w:pStyle w:val="Compact"/>
+      </w:pPr>
       <w:r>
-        <w:t xml:space="preserve">: SMTP email sending component.</w:t>
+        <w:t xml:space="preserve">Type: EndpointReceiver</w:t>
       </w:r>
     </w:p>
     <w:p>
       <w:pPr>
         <w:numPr>
           <w:ilvl w:val="0"/>
-          <w:numId w:val="1002"/>
+          <w:numId w:val="1003"/>
         </w:numPr>
         <w:pStyle w:val="Compact"/>
       </w:pPr>
@@ -316,15 +342,34 @@
         </w:rPr>
         <w:t xml:space="preserve">Integration Process</w:t>
       </w:r>
+    </w:p>
+    <w:p>
+      <w:pPr>
+        <w:numPr>
+          <w:ilvl w:val="1"/>
+          <w:numId w:val="1006"/>
+        </w:numPr>
+        <w:pStyle w:val="Compact"/>
+      </w:pPr>
       <w:r>
-        <w:t xml:space="preserve">: Orchestrates the flow of data between sender and receiver.</w:t>
+        <w:t xml:space="preserve">Type: IntegrationProcess</w:t>
+      </w:r>
+    </w:p>
+    <w:bookmarkEnd w:id="22"/>
+    <w:bookmarkStart w:id="23" w:name="message-flows"/>
+    <w:p>
+      <w:pPr>
+        <w:pStyle w:val="Heading3"/>
+      </w:pPr>
+      <w:r>
+        <w:t xml:space="preserve">Message Flows</w:t>
       </w:r>
     </w:p>
     <w:p>
       <w:pPr>
         <w:numPr>
           <w:ilvl w:val="0"/>
-          <w:numId w:val="1002"/>
+          <w:numId w:val="1007"/>
         </w:numPr>
         <w:pStyle w:val="Compact"/>
       </w:pPr>
@@ -333,55 +378,14 @@
           <w:bCs/>
           <w:b/>
         </w:rPr>
-        <w:t xml:space="preserve">Activities</w:t>
-      </w:r>
-      <w:r>
-        <w:t xml:space="preserve">: Includes Groovy scripts and content modifiers.</w:t>
-      </w:r>
-    </w:p>
-    <w:bookmarkEnd w:id="24"/>
-    <w:bookmarkEnd w:id="25"/>
-    <w:bookmarkStart w:id="29" w:name="integration-scenarios"/>
-    <w:p>
-      <w:pPr>
-        <w:pStyle w:val="Heading1"/>
-      </w:pPr>
-      <w:r>
-        <w:t xml:space="preserve">3. Integration Scenarios</w:t>
-      </w:r>
-    </w:p>
-    <w:bookmarkStart w:id="26" w:name="scenario-description"/>
-    <w:p>
-      <w:pPr>
-        <w:pStyle w:val="Heading2"/>
-      </w:pPr>
-      <w:r>
-        <w:t xml:space="preserve">3.1 Scenario Description</w:t>
+        <w:t xml:space="preserve">Message Flow from Sender to Start Event</w:t>
       </w:r>
     </w:p>
     <w:p>
       <w:pPr>
-        <w:pStyle w:val="FirstParagraph"/>
-      </w:pPr>
-      <w:r>
-        <w:t xml:space="preserve">The integration flow retrieves unread emails from a Gmail account and processes them before sending the content as an email to a specified recipient.</w:t>
-      </w:r>
-    </w:p>
-    <w:bookmarkEnd w:id="26"/>
-    <w:bookmarkStart w:id="27" w:name="data-flows"/>
-    <w:p>
-      <w:pPr>
-        <w:pStyle w:val="Heading2"/>
-      </w:pPr>
-      <w:r>
-        <w:t xml:space="preserve">3.2 Data Flows</w:t>
-      </w:r>
-    </w:p>
-    <w:p>
-      <w:pPr>
         <w:numPr>
-          <w:ilvl w:val="0"/>
-          <w:numId w:val="1003"/>
+          <w:ilvl w:val="1"/>
+          <w:numId w:val="1008"/>
         </w:numPr>
         <w:pStyle w:val="Compact"/>
       </w:pPr>
@@ -390,17 +394,17 @@
           <w:bCs/>
           <w:b/>
         </w:rPr>
-        <w:t xml:space="preserve">Email Retrieval</w:t>
+        <w:t xml:space="preserve">Source</w:t>
       </w:r>
       <w:r>
-        <w:t xml:space="preserve">: The sender retrieves unread emails from the Gmail inbox.</w:t>
+        <w:t xml:space="preserve">: Sender</w:t>
       </w:r>
     </w:p>
     <w:p>
       <w:pPr>
         <w:numPr>
-          <w:ilvl w:val="0"/>
-          <w:numId w:val="1003"/>
+          <w:ilvl w:val="1"/>
+          <w:numId w:val="1008"/>
         </w:numPr>
         <w:pStyle w:val="Compact"/>
       </w:pPr>
@@ -409,17 +413,17 @@
           <w:bCs/>
           <w:b/>
         </w:rPr>
-        <w:t xml:space="preserve">Processing</w:t>
+        <w:t xml:space="preserve">Target</w:t>
       </w:r>
       <w:r>
-        <w:t xml:space="preserve">: The retrieved email content is processed using Groovy scripts and content modifiers.</w:t>
+        <w:t xml:space="preserve">: Start Event</w:t>
       </w:r>
     </w:p>
     <w:p>
       <w:pPr>
         <w:numPr>
-          <w:ilvl w:val="0"/>
-          <w:numId w:val="1003"/>
+          <w:ilvl w:val="1"/>
+          <w:numId w:val="1008"/>
         </w:numPr>
         <w:pStyle w:val="Compact"/>
       </w:pPr>
@@ -428,378 +432,764 @@
           <w:bCs/>
           <w:b/>
         </w:rPr>
-        <w:t xml:space="preserve">Email Sending</w:t>
+        <w:t xml:space="preserve">Protocol</w:t>
       </w:r>
       <w:r>
-        <w:t xml:space="preserve">: The processed content is sent to the specified recipient via SMTP.</w:t>
+        <w:t xml:space="preserve">: IMAP</w:t>
+      </w:r>
+    </w:p>
+    <w:p>
+      <w:pPr>
+        <w:numPr>
+          <w:ilvl w:val="1"/>
+          <w:numId w:val="1008"/>
+        </w:numPr>
+        <w:pStyle w:val="Compact"/>
+      </w:pPr>
+      <w:r>
+        <w:rPr>
+          <w:bCs/>
+          <w:b/>
+        </w:rPr>
+        <w:t xml:space="preserve">Server</w:t>
+      </w:r>
+      <w:r>
+        <w:t xml:space="preserve">: imap.gmail.com:993</w:t>
+      </w:r>
+    </w:p>
+    <w:p>
+      <w:pPr>
+        <w:numPr>
+          <w:ilvl w:val="1"/>
+          <w:numId w:val="1008"/>
+        </w:numPr>
+        <w:pStyle w:val="Compact"/>
+      </w:pPr>
+      <w:r>
+        <w:rPr>
+          <w:bCs/>
+          <w:b/>
+        </w:rPr>
+        <w:t xml:space="preserve">Max Messages Per Poll</w:t>
+      </w:r>
+      <w:r>
+        <w:t xml:space="preserve">: 20</w:t>
+      </w:r>
+    </w:p>
+    <w:p>
+      <w:pPr>
+        <w:numPr>
+          <w:ilvl w:val="1"/>
+          <w:numId w:val="1008"/>
+        </w:numPr>
+        <w:pStyle w:val="Compact"/>
+      </w:pPr>
+      <w:r>
+        <w:rPr>
+          <w:bCs/>
+          <w:b/>
+        </w:rPr>
+        <w:t xml:space="preserve">Timeout</w:t>
+      </w:r>
+      <w:r>
+        <w:t xml:space="preserve">: 3000 ms</w:t>
+      </w:r>
+    </w:p>
+    <w:p>
+      <w:pPr>
+        <w:numPr>
+          <w:ilvl w:val="1"/>
+          <w:numId w:val="1008"/>
+        </w:numPr>
+        <w:pStyle w:val="Compact"/>
+      </w:pPr>
+      <w:r>
+        <w:rPr>
+          <w:bCs/>
+          <w:b/>
+        </w:rPr>
+        <w:t xml:space="preserve">SSL</w:t>
+      </w:r>
+      <w:r>
+        <w:t xml:space="preserve">: imaps</w:t>
+      </w:r>
+    </w:p>
+    <w:p>
+      <w:pPr>
+        <w:numPr>
+          <w:ilvl w:val="1"/>
+          <w:numId w:val="1008"/>
+        </w:numPr>
+        <w:pStyle w:val="Compact"/>
+      </w:pPr>
+      <w:r>
+        <w:rPr>
+          <w:bCs/>
+          <w:b/>
+        </w:rPr>
+        <w:t xml:space="preserve">User</w:t>
+      </w:r>
+      <w:r>
+        <w:t xml:space="preserve">: GMAIL_SINDHU</w:t>
+      </w:r>
+    </w:p>
+    <w:p>
+      <w:pPr>
+        <w:numPr>
+          <w:ilvl w:val="1"/>
+          <w:numId w:val="1008"/>
+        </w:numPr>
+        <w:pStyle w:val="Compact"/>
+      </w:pPr>
+      <w:r>
+        <w:rPr>
+          <w:bCs/>
+          <w:b/>
+        </w:rPr>
+        <w:t xml:space="preserve">Folder</w:t>
+      </w:r>
+      <w:r>
+        <w:t xml:space="preserve">: INBOX</w:t>
+      </w:r>
+    </w:p>
+    <w:p>
+      <w:pPr>
+        <w:numPr>
+          <w:ilvl w:val="0"/>
+          <w:numId w:val="1007"/>
+        </w:numPr>
+        <w:pStyle w:val="Compact"/>
+      </w:pPr>
+      <w:r>
+        <w:rPr>
+          <w:bCs/>
+          <w:b/>
+        </w:rPr>
+        <w:t xml:space="preserve">Message Flow from End Event to Receiver</w:t>
+      </w:r>
+    </w:p>
+    <w:p>
+      <w:pPr>
+        <w:numPr>
+          <w:ilvl w:val="1"/>
+          <w:numId w:val="1009"/>
+        </w:numPr>
+        <w:pStyle w:val="Compact"/>
+      </w:pPr>
+      <w:r>
+        <w:rPr>
+          <w:bCs/>
+          <w:b/>
+        </w:rPr>
+        <w:t xml:space="preserve">Source</w:t>
+      </w:r>
+      <w:r>
+        <w:t xml:space="preserve">: End Event</w:t>
+      </w:r>
+    </w:p>
+    <w:p>
+      <w:pPr>
+        <w:numPr>
+          <w:ilvl w:val="1"/>
+          <w:numId w:val="1009"/>
+        </w:numPr>
+        <w:pStyle w:val="Compact"/>
+      </w:pPr>
+      <w:r>
+        <w:rPr>
+          <w:bCs/>
+          <w:b/>
+        </w:rPr>
+        <w:t xml:space="preserve">Target</w:t>
+      </w:r>
+      <w:r>
+        <w:t xml:space="preserve">: Receiver</w:t>
+      </w:r>
+    </w:p>
+    <w:p>
+      <w:pPr>
+        <w:numPr>
+          <w:ilvl w:val="1"/>
+          <w:numId w:val="1009"/>
+        </w:numPr>
+        <w:pStyle w:val="Compact"/>
+      </w:pPr>
+      <w:r>
+        <w:rPr>
+          <w:bCs/>
+          <w:b/>
+        </w:rPr>
+        <w:t xml:space="preserve">Protocol</w:t>
+      </w:r>
+      <w:r>
+        <w:t xml:space="preserve">: SMTP</w:t>
+      </w:r>
+    </w:p>
+    <w:p>
+      <w:pPr>
+        <w:numPr>
+          <w:ilvl w:val="1"/>
+          <w:numId w:val="1009"/>
+        </w:numPr>
+        <w:pStyle w:val="Compact"/>
+      </w:pPr>
+      <w:r>
+        <w:rPr>
+          <w:bCs/>
+          <w:b/>
+        </w:rPr>
+        <w:t xml:space="preserve">Server</w:t>
+      </w:r>
+      <w:r>
+        <w:t xml:space="preserve">: smtp.gmail.com</w:t>
+      </w:r>
+    </w:p>
+    <w:p>
+      <w:pPr>
+        <w:numPr>
+          <w:ilvl w:val="1"/>
+          <w:numId w:val="1009"/>
+        </w:numPr>
+        <w:pStyle w:val="Compact"/>
+      </w:pPr>
+      <w:r>
+        <w:rPr>
+          <w:bCs/>
+          <w:b/>
+        </w:rPr>
+        <w:t xml:space="preserve">From</w:t>
+      </w:r>
+      <w:r>
+        <w:t xml:space="preserve">: sindhukv898@gmail.com</w:t>
+      </w:r>
+    </w:p>
+    <w:p>
+      <w:pPr>
+        <w:numPr>
+          <w:ilvl w:val="1"/>
+          <w:numId w:val="1009"/>
+        </w:numPr>
+        <w:pStyle w:val="Compact"/>
+      </w:pPr>
+      <w:r>
+        <w:rPr>
+          <w:bCs/>
+          <w:b/>
+        </w:rPr>
+        <w:t xml:space="preserve">To</w:t>
+      </w:r>
+      <w:r>
+        <w:t xml:space="preserve">: sindhu.kv@motiveminds.com</w:t>
+      </w:r>
+    </w:p>
+    <w:p>
+      <w:pPr>
+        <w:numPr>
+          <w:ilvl w:val="1"/>
+          <w:numId w:val="1009"/>
+        </w:numPr>
+        <w:pStyle w:val="Compact"/>
+      </w:pPr>
+      <w:r>
+        <w:rPr>
+          <w:bCs/>
+          <w:b/>
+        </w:rPr>
+        <w:t xml:space="preserve">Subject</w:t>
+      </w:r>
+      <w:r>
+        <w:t xml:space="preserve">: XML DATA</w:t>
+      </w:r>
+    </w:p>
+    <w:p>
+      <w:pPr>
+        <w:numPr>
+          <w:ilvl w:val="1"/>
+          <w:numId w:val="1009"/>
+        </w:numPr>
+        <w:pStyle w:val="Compact"/>
+      </w:pPr>
+      <w:r>
+        <w:rPr>
+          <w:bCs/>
+          <w:b/>
+        </w:rPr>
+        <w:t xml:space="preserve">Body</w:t>
+      </w:r>
+      <w:r>
+        <w:t xml:space="preserve">: Find attachment</w:t>
+      </w:r>
+    </w:p>
+    <w:p>
+      <w:pPr>
+        <w:numPr>
+          <w:ilvl w:val="1"/>
+          <w:numId w:val="1009"/>
+        </w:numPr>
+        <w:pStyle w:val="Compact"/>
+      </w:pPr>
+      <w:r>
+        <w:rPr>
+          <w:bCs/>
+          <w:b/>
+        </w:rPr>
+        <w:t xml:space="preserve">Content Type</w:t>
+      </w:r>
+      <w:r>
+        <w:t xml:space="preserve">: text/plain</w:t>
+      </w:r>
+    </w:p>
+    <w:p>
+      <w:pPr>
+        <w:numPr>
+          <w:ilvl w:val="1"/>
+          <w:numId w:val="1009"/>
+        </w:numPr>
+        <w:pStyle w:val="Compact"/>
+      </w:pPr>
+      <w:r>
+        <w:rPr>
+          <w:bCs/>
+          <w:b/>
+        </w:rPr>
+        <w:t xml:space="preserve">Timeout</w:t>
+      </w:r>
+      <w:r>
+        <w:t xml:space="preserve">: 30000 ms</w:t>
+      </w:r>
+    </w:p>
+    <w:bookmarkEnd w:id="23"/>
+    <w:bookmarkStart w:id="24" w:name="process-flow"/>
+    <w:p>
+      <w:pPr>
+        <w:pStyle w:val="Heading3"/>
+      </w:pPr>
+      <w:r>
+        <w:t xml:space="preserve">Process Flow</w:t>
+      </w:r>
+    </w:p>
+    <w:p>
+      <w:pPr>
+        <w:numPr>
+          <w:ilvl w:val="0"/>
+          <w:numId w:val="1010"/>
+        </w:numPr>
+        <w:pStyle w:val="Compact"/>
+      </w:pPr>
+      <w:r>
+        <w:rPr>
+          <w:bCs/>
+          <w:b/>
+        </w:rPr>
+        <w:t xml:space="preserve">Start Event</w:t>
+      </w:r>
+    </w:p>
+    <w:p>
+      <w:pPr>
+        <w:numPr>
+          <w:ilvl w:val="1"/>
+          <w:numId w:val="1011"/>
+        </w:numPr>
+        <w:pStyle w:val="Compact"/>
+      </w:pPr>
+      <w:r>
+        <w:t xml:space="preserve">Triggers the integration process.</w:t>
+      </w:r>
+    </w:p>
+    <w:p>
+      <w:pPr>
+        <w:numPr>
+          <w:ilvl w:val="0"/>
+          <w:numId w:val="1010"/>
+        </w:numPr>
+        <w:pStyle w:val="Compact"/>
+      </w:pPr>
+      <w:r>
+        <w:rPr>
+          <w:bCs/>
+          <w:b/>
+        </w:rPr>
+        <w:t xml:space="preserve">Call Activity: Groovy Script 1</w:t>
+      </w:r>
+    </w:p>
+    <w:p>
+      <w:pPr>
+        <w:numPr>
+          <w:ilvl w:val="1"/>
+          <w:numId w:val="1012"/>
+        </w:numPr>
+        <w:pStyle w:val="Compact"/>
+      </w:pPr>
+      <w:r>
+        <w:t xml:space="preserve">Executes a Groovy script for processing.</w:t>
+      </w:r>
+    </w:p>
+    <w:p>
+      <w:pPr>
+        <w:numPr>
+          <w:ilvl w:val="0"/>
+          <w:numId w:val="1010"/>
+        </w:numPr>
+        <w:pStyle w:val="Compact"/>
+      </w:pPr>
+      <w:r>
+        <w:rPr>
+          <w:bCs/>
+          <w:b/>
+        </w:rPr>
+        <w:t xml:space="preserve">Call Activity: Content Modifier 1</w:t>
+      </w:r>
+    </w:p>
+    <w:p>
+      <w:pPr>
+        <w:numPr>
+          <w:ilvl w:val="1"/>
+          <w:numId w:val="1013"/>
+        </w:numPr>
+        <w:pStyle w:val="Compact"/>
+      </w:pPr>
+      <w:r>
+        <w:t xml:space="preserve">Modifies the message content.</w:t>
+      </w:r>
+    </w:p>
+    <w:p>
+      <w:pPr>
+        <w:numPr>
+          <w:ilvl w:val="0"/>
+          <w:numId w:val="1010"/>
+        </w:numPr>
+        <w:pStyle w:val="Compact"/>
+      </w:pPr>
+      <w:r>
+        <w:rPr>
+          <w:bCs/>
+          <w:b/>
+        </w:rPr>
+        <w:t xml:space="preserve">Call Activity: Content Modifier 2</w:t>
+      </w:r>
+    </w:p>
+    <w:p>
+      <w:pPr>
+        <w:numPr>
+          <w:ilvl w:val="1"/>
+          <w:numId w:val="1014"/>
+        </w:numPr>
+        <w:pStyle w:val="Compact"/>
+      </w:pPr>
+      <w:r>
+        <w:t xml:space="preserve">Further modifies the message content.</w:t>
+      </w:r>
+    </w:p>
+    <w:p>
+      <w:pPr>
+        <w:numPr>
+          <w:ilvl w:val="0"/>
+          <w:numId w:val="1010"/>
+        </w:numPr>
+        <w:pStyle w:val="Compact"/>
+      </w:pPr>
+      <w:r>
+        <w:rPr>
+          <w:bCs/>
+          <w:b/>
+        </w:rPr>
+        <w:t xml:space="preserve">End Event</w:t>
+      </w:r>
+    </w:p>
+    <w:p>
+      <w:pPr>
+        <w:numPr>
+          <w:ilvl w:val="1"/>
+          <w:numId w:val="1015"/>
+        </w:numPr>
+        <w:pStyle w:val="Compact"/>
+      </w:pPr>
+      <w:r>
+        <w:t xml:space="preserve">Marks the end of the integration process.</w:t>
+      </w:r>
+    </w:p>
+    <w:bookmarkEnd w:id="24"/>
+    <w:bookmarkStart w:id="25" w:name="properties"/>
+    <w:p>
+      <w:pPr>
+        <w:pStyle w:val="Heading3"/>
+      </w:pPr>
+      <w:r>
+        <w:t xml:space="preserve">Properties</w:t>
+      </w:r>
+    </w:p>
+    <w:p>
+      <w:pPr>
+        <w:numPr>
+          <w:ilvl w:val="0"/>
+          <w:numId w:val="1016"/>
+        </w:numPr>
+        <w:pStyle w:val="Compact"/>
+      </w:pPr>
+      <w:r>
+        <w:rPr>
+          <w:bCs/>
+          <w:b/>
+        </w:rPr>
+        <w:t xml:space="preserve">Logging</w:t>
+      </w:r>
+      <w:r>
+        <w:t xml:space="preserve">: All events</w:t>
+      </w:r>
+    </w:p>
+    <w:p>
+      <w:pPr>
+        <w:numPr>
+          <w:ilvl w:val="0"/>
+          <w:numId w:val="1016"/>
+        </w:numPr>
+        <w:pStyle w:val="Compact"/>
+      </w:pPr>
+      <w:r>
+        <w:rPr>
+          <w:bCs/>
+          <w:b/>
+        </w:rPr>
+        <w:t xml:space="preserve">CORS Enabled</w:t>
+      </w:r>
+      <w:r>
+        <w:t xml:space="preserve">: False</w:t>
+      </w:r>
+    </w:p>
+    <w:p>
+      <w:pPr>
+        <w:numPr>
+          <w:ilvl w:val="0"/>
+          <w:numId w:val="1016"/>
+        </w:numPr>
+        <w:pStyle w:val="Compact"/>
+      </w:pPr>
+      <w:r>
+        <w:rPr>
+          <w:bCs/>
+          <w:b/>
+        </w:rPr>
+        <w:t xml:space="preserve">Return Exception to Sender</w:t>
+      </w:r>
+      <w:r>
+        <w:t xml:space="preserve">: False</w:t>
+      </w:r>
+    </w:p>
+    <w:p>
+      <w:pPr>
+        <w:numPr>
+          <w:ilvl w:val="0"/>
+          <w:numId w:val="1016"/>
+        </w:numPr>
+        <w:pStyle w:val="Compact"/>
+      </w:pPr>
+      <w:r>
+        <w:rPr>
+          <w:bCs/>
+          <w:b/>
+        </w:rPr>
+        <w:t xml:space="preserve">Transaction Timeout</w:t>
+      </w:r>
+      <w:r>
+        <w:t xml:space="preserve">: 30 seconds</w:t>
+      </w:r>
+    </w:p>
+    <w:p>
+      <w:pPr>
+        <w:numPr>
+          <w:ilvl w:val="0"/>
+          <w:numId w:val="1016"/>
+        </w:numPr>
+        <w:pStyle w:val="Compact"/>
+      </w:pPr>
+      <w:r>
+        <w:rPr>
+          <w:bCs/>
+          <w:b/>
+        </w:rPr>
+        <w:t xml:space="preserve">Transactional Handling</w:t>
+      </w:r>
+      <w:r>
+        <w:t xml:space="preserve">: Not Required</w:t>
+      </w:r>
+    </w:p>
+    <w:bookmarkEnd w:id="25"/>
+    <w:bookmarkStart w:id="26" w:name="scheduling"/>
+    <w:p>
+      <w:pPr>
+        <w:pStyle w:val="Heading3"/>
+      </w:pPr>
+      <w:r>
+        <w:t xml:space="preserve">Scheduling</w:t>
+      </w:r>
+    </w:p>
+    <w:p>
+      <w:pPr>
+        <w:numPr>
+          <w:ilvl w:val="0"/>
+          <w:numId w:val="1017"/>
+        </w:numPr>
+        <w:pStyle w:val="Compact"/>
+      </w:pPr>
+      <w:r>
+        <w:rPr>
+          <w:bCs/>
+          <w:b/>
+        </w:rPr>
+        <w:t xml:space="preserve">Schedule Key</w:t>
+      </w:r>
+      <w:r>
+        <w:t xml:space="preserve">: Configured for daily execution.</w:t>
+      </w:r>
+    </w:p>
+    <w:p>
+      <w:pPr>
+        <w:numPr>
+          <w:ilvl w:val="0"/>
+          <w:numId w:val="1017"/>
+        </w:numPr>
+        <w:pStyle w:val="Compact"/>
+      </w:pPr>
+      <w:r>
+        <w:rPr>
+          <w:bCs/>
+          <w:b/>
+        </w:rPr>
+        <w:t xml:space="preserve">Trigger Type</w:t>
+      </w:r>
+      <w:r>
+        <w:t xml:space="preserve">: Cron</w:t>
+      </w:r>
+    </w:p>
+    <w:bookmarkEnd w:id="26"/>
+    <w:bookmarkStart w:id="27" w:name="security"/>
+    <w:p>
+      <w:pPr>
+        <w:pStyle w:val="Heading3"/>
+      </w:pPr>
+      <w:r>
+        <w:t xml:space="preserve">Security</w:t>
+      </w:r>
+    </w:p>
+    <w:p>
+      <w:pPr>
+        <w:numPr>
+          <w:ilvl w:val="0"/>
+          <w:numId w:val="1018"/>
+        </w:numPr>
+        <w:pStyle w:val="Compact"/>
+      </w:pPr>
+      <w:r>
+        <w:rPr>
+          <w:bCs/>
+          <w:b/>
+        </w:rPr>
+        <w:t xml:space="preserve">Authentication</w:t>
+      </w:r>
+      <w:r>
+        <w:t xml:space="preserve">: LoginPlain for both IMAP and SMTP.</w:t>
+      </w:r>
+    </w:p>
+    <w:p>
+      <w:pPr>
+        <w:numPr>
+          <w:ilvl w:val="0"/>
+          <w:numId w:val="1018"/>
+        </w:numPr>
+        <w:pStyle w:val="Compact"/>
+      </w:pPr>
+      <w:r>
+        <w:rPr>
+          <w:bCs/>
+          <w:b/>
+        </w:rPr>
+        <w:t xml:space="preserve">SSL</w:t>
+      </w:r>
+      <w:r>
+        <w:t xml:space="preserve">: StartTLS optional for SMTP.</w:t>
       </w:r>
     </w:p>
     <w:bookmarkEnd w:id="27"/>
-    <w:bookmarkStart w:id="28" w:name="security-requirements"/>
+    <w:bookmarkEnd w:id="28"/>
+    <w:bookmarkStart w:id="32" w:name="diagram"/>
     <w:p>
       <w:pPr>
         <w:pStyle w:val="Heading2"/>
       </w:pPr>
       <w:r>
-        <w:t xml:space="preserve">3.3 Security Requirements</w:t>
+        <w:t xml:space="preserve">Diagram</w:t>
       </w:r>
     </w:p>
     <w:p>
       <w:pPr>
-        <w:numPr>
-          <w:ilvl w:val="0"/>
-          <w:numId w:val="1004"/>
-        </w:numPr>
-        <w:pStyle w:val="Compact"/>
+        <w:pStyle w:val="FirstParagraph"/>
       </w:pPr>
       <w:r>
-        <w:t xml:space="preserve">Use of secure protocols (IMAPS and SMTP with STARTTLS).</w:t>
+        <w:drawing>
+          <wp:inline>
+            <wp:extent cx="3810000" cy="2540000"/>
+            <wp:effectExtent b="0" l="0" r="0" t="0"/>
+            <wp:docPr descr="iFlow Diagram" title="" id="30" name="Picture"/>
+            <a:graphic>
+              <a:graphicData uri="http://schemas.openxmlformats.org/drawingml/2006/picture">
+                <pic:pic>
+                  <pic:nvPicPr>
+                    <pic:cNvPr descr="https://example.com/iflow-diagram.png" id="31" name="Picture"/>
+                    <pic:cNvPicPr>
+                      <a:picLocks noChangeArrowheads="1" noChangeAspect="1"/>
+                    </pic:cNvPicPr>
+                  </pic:nvPicPr>
+                  <pic:blipFill>
+                    <a:blip r:embed="rId29"/>
+                    <a:stretch>
+                      <a:fillRect/>
+                    </a:stretch>
+                  </pic:blipFill>
+                  <pic:spPr bwMode="auto">
+                    <a:xfrm>
+                      <a:off x="0" y="0"/>
+                      <a:ext cx="3810000" cy="2540000"/>
+                    </a:xfrm>
+                    <a:prstGeom prst="rect">
+                      <a:avLst/>
+                    </a:prstGeom>
+                    <a:noFill/>
+                    <a:ln w="9525">
+                      <a:noFill/>
+                      <a:headEnd/>
+                      <a:tailEnd/>
+                    </a:ln>
+                  </pic:spPr>
+                </pic:pic>
+              </a:graphicData>
+            </a:graphic>
+          </wp:inline>
+        </w:drawing>
+      </w:r>
+      <w:r>
+        <w:t xml:space="preserve"> </w:t>
+      </w:r>
+    </w:p>
+    <w:bookmarkEnd w:id="32"/>
+    <w:bookmarkStart w:id="33" w:name="conclusion"/>
+    <w:p>
+      <w:pPr>
+        <w:pStyle w:val="Heading2"/>
+      </w:pPr>
+      <w:r>
+        <w:t xml:space="preserve">Conclusion</w:t>
       </w:r>
     </w:p>
     <w:p>
       <w:pPr>
-        <w:numPr>
-          <w:ilvl w:val="0"/>
-          <w:numId w:val="1004"/>
-        </w:numPr>
-        <w:pStyle w:val="Compact"/>
+        <w:pStyle w:val="FirstParagraph"/>
       </w:pPr>
       <w:r>
-        <w:t xml:space="preserve">Authentication via login credentials for both IMAP and SMTP servers.</w:t>
+        <w:t xml:space="preserve">This iFlow is designed to efficiently process emails, transform the data as required, and send it to the specified recipient. The configuration ensures secure communication and proper handling of messages. For any further modifications or enhancements, please refer to the detailed properties and configurations outlined above.</w:t>
       </w:r>
     </w:p>
-    <w:p>
-      <w:pPr>
-        <w:numPr>
-          <w:ilvl w:val="0"/>
-          <w:numId w:val="1004"/>
-        </w:numPr>
-        <w:pStyle w:val="Compact"/>
-      </w:pPr>
-      <w:r>
-        <w:t xml:space="preserve">No exposure of sensitive headers or credentials.</w:t>
-      </w:r>
-    </w:p>
-    <w:bookmarkEnd w:id="28"/>
-    <w:bookmarkEnd w:id="29"/>
-    <w:bookmarkStart w:id="30" w:name="error-handling-and-logging"/>
-    <w:p>
-      <w:pPr>
-        <w:pStyle w:val="Heading1"/>
-      </w:pPr>
-      <w:r>
-        <w:t xml:space="preserve">4. Error Handling and Logging</w:t>
-      </w:r>
-    </w:p>
-    <w:p>
-      <w:pPr>
-        <w:pStyle w:val="FirstParagraph"/>
-      </w:pPr>
-      <w:r>
-        <w:t xml:space="preserve">Error handling is implemented to capture and log all events, ensuring that any issues during the email retrieval or sending process are recorded for troubleshooting.</w:t>
-      </w:r>
-    </w:p>
-    <w:bookmarkEnd w:id="30"/>
-    <w:bookmarkStart w:id="31" w:name="testing-validation"/>
-    <w:p>
-      <w:pPr>
-        <w:pStyle w:val="Heading1"/>
-      </w:pPr>
-      <w:r>
-        <w:t xml:space="preserve">5. Testing Validation</w:t>
-      </w:r>
-    </w:p>
-    <w:tbl>
-      <w:tblPr>
-        <w:tblStyle w:val="Table"/>
-        <w:tblW w:type="pct" w:w="5000"/>
-        <w:tblLook w:firstRow="1" w:lastRow="0" w:firstColumn="0" w:lastColumn="0" w:noHBand="0" w:noVBand="0" w:val="0020"/>
-        <w:jc w:val="start"/>
-      </w:tblPr>
-      <w:tblGrid>
-        <w:gridCol w:w="1179"/>
-        <w:gridCol w:w="3201"/>
-        <w:gridCol w:w="3538"/>
-      </w:tblGrid>
-      <w:tr>
-        <w:trPr>
-          <w:tblHeader w:val="true"/>
-        </w:trPr>
-        <w:tc>
-          <w:tcPr/>
-          <w:p>
-            <w:pPr>
-              <w:pStyle w:val="Compact"/>
-              <w:jc w:val="left"/>
-            </w:pPr>
-            <w:r>
-              <w:t xml:space="preserve">Test Case ID</w:t>
-            </w:r>
-          </w:p>
-        </w:tc>
-        <w:tc>
-          <w:tcPr/>
-          <w:p>
-            <w:pPr>
-              <w:pStyle w:val="Compact"/>
-              <w:jc w:val="left"/>
-            </w:pPr>
-            <w:r>
-              <w:t xml:space="preserve">Scenario</w:t>
-            </w:r>
-          </w:p>
-        </w:tc>
-        <w:tc>
-          <w:tcPr/>
-          <w:p>
-            <w:pPr>
-              <w:pStyle w:val="Compact"/>
-              <w:jc w:val="left"/>
-            </w:pPr>
-            <w:r>
-              <w:t xml:space="preserve">Expected Outcome</w:t>
-            </w:r>
-          </w:p>
-        </w:tc>
-      </w:tr>
-      <w:tr>
-        <w:tc>
-          <w:tcPr/>
-          <w:p>
-            <w:pPr>
-              <w:pStyle w:val="Compact"/>
-              <w:jc w:val="left"/>
-            </w:pPr>
-            <w:r>
-              <w:t xml:space="preserve">TC_001</w:t>
-            </w:r>
-          </w:p>
-        </w:tc>
-        <w:tc>
-          <w:tcPr/>
-          <w:p>
-            <w:pPr>
-              <w:pStyle w:val="Compact"/>
-              <w:jc w:val="left"/>
-            </w:pPr>
-            <w:r>
-              <w:t xml:space="preserve">Retrieve unread emails</w:t>
-            </w:r>
-          </w:p>
-        </w:tc>
-        <w:tc>
-          <w:tcPr/>
-          <w:p>
-            <w:pPr>
-              <w:pStyle w:val="Compact"/>
-              <w:jc w:val="left"/>
-            </w:pPr>
-            <w:r>
-              <w:t xml:space="preserve">Unread emails are successfully retrieved.</w:t>
-            </w:r>
-          </w:p>
-        </w:tc>
-      </w:tr>
-      <w:tr>
-        <w:tc>
-          <w:tcPr/>
-          <w:p>
-            <w:pPr>
-              <w:pStyle w:val="Compact"/>
-              <w:jc w:val="left"/>
-            </w:pPr>
-            <w:r>
-              <w:t xml:space="preserve">TC_002</w:t>
-            </w:r>
-          </w:p>
-        </w:tc>
-        <w:tc>
-          <w:tcPr/>
-          <w:p>
-            <w:pPr>
-              <w:pStyle w:val="Compact"/>
-              <w:jc w:val="left"/>
-            </w:pPr>
-            <w:r>
-              <w:t xml:space="preserve">Process email content</w:t>
-            </w:r>
-          </w:p>
-        </w:tc>
-        <w:tc>
-          <w:tcPr/>
-          <w:p>
-            <w:pPr>
-              <w:pStyle w:val="Compact"/>
-              <w:jc w:val="left"/>
-            </w:pPr>
-            <w:r>
-              <w:t xml:space="preserve">Email content is processed without errors.</w:t>
-            </w:r>
-          </w:p>
-        </w:tc>
-      </w:tr>
-      <w:tr>
-        <w:tc>
-          <w:tcPr/>
-          <w:p>
-            <w:pPr>
-              <w:pStyle w:val="Compact"/>
-              <w:jc w:val="left"/>
-            </w:pPr>
-            <w:r>
-              <w:t xml:space="preserve">TC_003</w:t>
-            </w:r>
-          </w:p>
-        </w:tc>
-        <w:tc>
-          <w:tcPr/>
-          <w:p>
-            <w:pPr>
-              <w:pStyle w:val="Compact"/>
-              <w:jc w:val="left"/>
-            </w:pPr>
-            <w:r>
-              <w:t xml:space="preserve">Send processed email</w:t>
-            </w:r>
-          </w:p>
-        </w:tc>
-        <w:tc>
-          <w:tcPr/>
-          <w:p>
-            <w:pPr>
-              <w:pStyle w:val="Compact"/>
-              <w:jc w:val="left"/>
-            </w:pPr>
-            <w:r>
-              <w:t xml:space="preserve">Email is sent to the specified recipient.</w:t>
-            </w:r>
-          </w:p>
-        </w:tc>
-      </w:tr>
-      <w:tr>
-        <w:tc>
-          <w:tcPr/>
-          <w:p>
-            <w:pPr>
-              <w:pStyle w:val="Compact"/>
-              <w:jc w:val="left"/>
-            </w:pPr>
-            <w:r>
-              <w:t xml:space="preserve">TC_004</w:t>
-            </w:r>
-          </w:p>
-        </w:tc>
-        <w:tc>
-          <w:tcPr/>
-          <w:p>
-            <w:pPr>
-              <w:pStyle w:val="Compact"/>
-              <w:jc w:val="left"/>
-            </w:pPr>
-            <w:r>
-              <w:t xml:space="preserve">Handle authentication failure</w:t>
-            </w:r>
-          </w:p>
-        </w:tc>
-        <w:tc>
-          <w:tcPr/>
-          <w:p>
-            <w:pPr>
-              <w:pStyle w:val="Compact"/>
-              <w:jc w:val="left"/>
-            </w:pPr>
-            <w:r>
-              <w:t xml:space="preserve">Appropriate error message is logged.</w:t>
-            </w:r>
-          </w:p>
-        </w:tc>
-      </w:tr>
-      <w:tr>
-        <w:tc>
-          <w:tcPr/>
-          <w:p>
-            <w:pPr>
-              <w:pStyle w:val="Compact"/>
-              <w:jc w:val="left"/>
-            </w:pPr>
-            <w:r>
-              <w:t xml:space="preserve">TC_005</w:t>
-            </w:r>
-          </w:p>
-        </w:tc>
-        <w:tc>
-          <w:tcPr/>
-          <w:p>
-            <w:pPr>
-              <w:pStyle w:val="Compact"/>
-              <w:jc w:val="left"/>
-            </w:pPr>
-            <w:r>
-              <w:t xml:space="preserve">Handle email sending failure</w:t>
-            </w:r>
-          </w:p>
-        </w:tc>
-        <w:tc>
-          <w:tcPr/>
-          <w:p>
-            <w:pPr>
-              <w:pStyle w:val="Compact"/>
-              <w:jc w:val="left"/>
-            </w:pPr>
-            <w:r>
-              <w:t xml:space="preserve">Error is logged, and no email is sent.</w:t>
-            </w:r>
-          </w:p>
-        </w:tc>
-      </w:tr>
-    </w:tbl>
-    <w:bookmarkEnd w:id="31"/>
-    <w:bookmarkStart w:id="32" w:name="reference-documents"/>
-    <w:p>
-      <w:pPr>
-        <w:pStyle w:val="Heading1"/>
-      </w:pPr>
-      <w:r>
-        <w:t xml:space="preserve">6. Reference Documents</w:t>
-      </w:r>
-    </w:p>
-    <w:p>
-      <w:pPr>
-        <w:numPr>
-          <w:ilvl w:val="0"/>
-          <w:numId w:val="1005"/>
-        </w:numPr>
-        <w:pStyle w:val="Compact"/>
-      </w:pPr>
-      <w:r>
-        <w:t xml:space="preserve">SAP CPI Documentation</w:t>
-      </w:r>
-    </w:p>
-    <w:p>
-      <w:pPr>
-        <w:numPr>
-          <w:ilvl w:val="0"/>
-          <w:numId w:val="1005"/>
-        </w:numPr>
-        <w:pStyle w:val="Compact"/>
-      </w:pPr>
-      <w:r>
-        <w:t xml:space="preserve">Email Protocol Specifications (IMAP, SMTP)</w:t>
-      </w:r>
-    </w:p>
-    <w:p>
-      <w:pPr>
-        <w:numPr>
-          <w:ilvl w:val="0"/>
-          <w:numId w:val="1005"/>
-        </w:numPr>
-        <w:pStyle w:val="Compact"/>
-      </w:pPr>
-      <w:r>
-        <w:t xml:space="preserve">Groovy Scripting Guide for SAP CPI</w:t>
-      </w:r>
-    </w:p>
-    <w:bookmarkEnd w:id="32"/>
+    <w:bookmarkEnd w:id="33"/>
+    <w:bookmarkEnd w:id="34"/>
     <w:sectPr>
       <w:headerReference r:id="rId9" w:type="default"/>
       <w:footerReference r:id="rId10" w:type="default"/>
@@ -874,9 +1264,6 @@
           <w:tcW w:type="dxa" w:w="4535"/>
         </w:tcPr>
         <w:p>
-          <w:pPr>
-            <w:jc w:val="left"/>
-          </w:pPr>
           <w:r>
             <w:drawing>
               <wp:inline xmlns:a="http://schemas.openxmlformats.org/drawingml/2006/main" xmlns:pic="http://schemas.openxmlformats.org/drawingml/2006/picture">
@@ -918,9 +1305,6 @@
           <w:tcW w:type="dxa" w:w="4535"/>
         </w:tcPr>
         <w:p>
-          <w:pPr>
-            <w:jc w:val="right"/>
-          </w:pPr>
           <w:r>
             <w:drawing>
               <wp:inline xmlns:a="http://schemas.openxmlformats.org/drawingml/2006/main" xmlns:pic="http://schemas.openxmlformats.org/drawingml/2006/picture">
@@ -1469,6 +1853,99 @@
     <w:abstractNumId w:val="991"/>
   </w:num>
   <w:num w:numId="1005">
+    <w:abstractNumId w:val="991"/>
+  </w:num>
+  <w:num w:numId="1006">
+    <w:abstractNumId w:val="991"/>
+  </w:num>
+  <w:num w:numId="1007">
+    <w:abstractNumId w:val="99411"/>
+    <w:lvlOverride w:ilvl="0">
+      <w:startOverride w:val="1"/>
+    </w:lvlOverride>
+    <w:lvlOverride w:ilvl="1">
+      <w:startOverride w:val="1"/>
+    </w:lvlOverride>
+    <w:lvlOverride w:ilvl="2">
+      <w:startOverride w:val="1"/>
+    </w:lvlOverride>
+    <w:lvlOverride w:ilvl="3">
+      <w:startOverride w:val="1"/>
+    </w:lvlOverride>
+    <w:lvlOverride w:ilvl="4">
+      <w:startOverride w:val="1"/>
+    </w:lvlOverride>
+    <w:lvlOverride w:ilvl="5">
+      <w:startOverride w:val="1"/>
+    </w:lvlOverride>
+    <w:lvlOverride w:ilvl="6">
+      <w:startOverride w:val="1"/>
+    </w:lvlOverride>
+    <w:lvlOverride w:ilvl="7">
+      <w:startOverride w:val="1"/>
+    </w:lvlOverride>
+    <w:lvlOverride w:ilvl="8">
+      <w:startOverride w:val="1"/>
+    </w:lvlOverride>
+  </w:num>
+  <w:num w:numId="1008">
+    <w:abstractNumId w:val="991"/>
+  </w:num>
+  <w:num w:numId="1009">
+    <w:abstractNumId w:val="991"/>
+  </w:num>
+  <w:num w:numId="1010">
+    <w:abstractNumId w:val="99411"/>
+    <w:lvlOverride w:ilvl="0">
+      <w:startOverride w:val="1"/>
+    </w:lvlOverride>
+    <w:lvlOverride w:ilvl="1">
+      <w:startOverride w:val="1"/>
+    </w:lvlOverride>
+    <w:lvlOverride w:ilvl="2">
+      <w:startOverride w:val="1"/>
+    </w:lvlOverride>
+    <w:lvlOverride w:ilvl="3">
+      <w:startOverride w:val="1"/>
+    </w:lvlOverride>
+    <w:lvlOverride w:ilvl="4">
+      <w:startOverride w:val="1"/>
+    </w:lvlOverride>
+    <w:lvlOverride w:ilvl="5">
+      <w:startOverride w:val="1"/>
+    </w:lvlOverride>
+    <w:lvlOverride w:ilvl="6">
+      <w:startOverride w:val="1"/>
+    </w:lvlOverride>
+    <w:lvlOverride w:ilvl="7">
+      <w:startOverride w:val="1"/>
+    </w:lvlOverride>
+    <w:lvlOverride w:ilvl="8">
+      <w:startOverride w:val="1"/>
+    </w:lvlOverride>
+  </w:num>
+  <w:num w:numId="1011">
+    <w:abstractNumId w:val="991"/>
+  </w:num>
+  <w:num w:numId="1012">
+    <w:abstractNumId w:val="991"/>
+  </w:num>
+  <w:num w:numId="1013">
+    <w:abstractNumId w:val="991"/>
+  </w:num>
+  <w:num w:numId="1014">
+    <w:abstractNumId w:val="991"/>
+  </w:num>
+  <w:num w:numId="1015">
+    <w:abstractNumId w:val="991"/>
+  </w:num>
+  <w:num w:numId="1016">
+    <w:abstractNumId w:val="991"/>
+  </w:num>
+  <w:num w:numId="1017">
+    <w:abstractNumId w:val="991"/>
+  </w:num>
+  <w:num w:numId="1018">
     <w:abstractNumId w:val="991"/>
   </w:num>
 </w:numbering>
